--- a/cloud_course_design_report.docx
+++ b/cloud_course_design_report.docx
@@ -4,75 +4,372 @@
   <w:body>
     <w:p>
       <w:pPr>
+        <w:spacing w:before="520"/>
+        <w:jc w:val="left"/>
+      </w:pPr>
+      <w:r>
+        <w:rPr>
+          <w:rFonts w:ascii="宋体" w:hAnsi="宋体" w:eastAsia="宋体"/>
+          <w:b/>
+          <w:color w:val="1F77B4"/>
+          <w:sz w:val="48"/>
+        </w:rPr>
+        <w:t>西南交通大学</w:t>
+      </w:r>
+    </w:p>
+    <w:p>
+      <w:pPr>
+        <w:jc w:val="left"/>
+      </w:pPr>
+      <w:r>
+        <w:rPr>
+          <w:rFonts w:ascii="宋体" w:hAnsi="宋体" w:eastAsia="宋体"/>
+          <w:b/>
+          <w:color w:val="1F77B4"/>
+          <w:sz w:val="20"/>
+        </w:rPr>
+        <w:t>Southwest Jiaotong University</w:t>
+      </w:r>
+    </w:p>
+    <w:p>
+      <w:pPr>
+        <w:jc w:val="left"/>
+      </w:pPr>
+      <w:r>
+        <w:rPr>
+          <w:rFonts w:ascii="宋体" w:hAnsi="宋体" w:eastAsia="宋体"/>
+          <w:b w:val="0"/>
+          <w:sz w:val="21"/>
+        </w:rPr>
+      </w:r>
+    </w:p>
+    <w:p>
+      <w:pPr>
+        <w:spacing w:before="960" w:after="920"/>
+        <w:jc w:val="left"/>
+      </w:pPr>
+      <w:r>
+        <w:rPr>
+          <w:rFonts w:ascii="宋体" w:hAnsi="宋体" w:eastAsia="宋体"/>
+          <w:b w:val="0"/>
+          <w:sz w:val="40"/>
+        </w:rPr>
+        <w:t>《云计算》课程设计报告</w:t>
+      </w:r>
+    </w:p>
+    <w:p>
+      <w:pPr>
+        <w:jc w:val="left"/>
+      </w:pPr>
+      <w:r>
+        <w:rPr>
+          <w:rFonts w:ascii="宋体" w:hAnsi="宋体" w:eastAsia="宋体"/>
+          <w:b w:val="0"/>
+          <w:sz w:val="21"/>
+        </w:rPr>
+      </w:r>
+    </w:p>
+    <w:p>
+      <w:pPr>
+        <w:spacing w:before="200"/>
+        <w:jc w:val="left"/>
+      </w:pPr>
+      <w:r>
+        <w:rPr>
+          <w:rFonts w:ascii="宋体" w:hAnsi="宋体" w:eastAsia="宋体"/>
+          <w:b w:val="0"/>
+          <w:sz w:val="22"/>
+        </w:rPr>
+        <w:t>设计题目：__________云计算技术课程设计实验报告__________</w:t>
+      </w:r>
+    </w:p>
+    <w:p>
+      <w:pPr>
+        <w:spacing w:before="200"/>
+        <w:jc w:val="left"/>
+      </w:pPr>
+      <w:r>
+        <w:rPr>
+          <w:rFonts w:ascii="宋体" w:hAnsi="宋体" w:eastAsia="宋体"/>
+          <w:b w:val="0"/>
+          <w:sz w:val="22"/>
+        </w:rPr>
+        <w:t>组    号：________________课程设计小组________________</w:t>
+      </w:r>
+    </w:p>
+    <w:p>
+      <w:pPr>
+        <w:spacing w:before="200"/>
+        <w:jc w:val="left"/>
+      </w:pPr>
+      <w:r>
+        <w:rPr>
+          <w:rFonts w:ascii="宋体" w:hAnsi="宋体" w:eastAsia="宋体"/>
+          <w:b w:val="0"/>
+          <w:sz w:val="22"/>
+        </w:rPr>
+        <w:t>成员信息：____吉昌兆（20233112439）、张志峰（2023112441）____</w:t>
+      </w:r>
+    </w:p>
+    <w:p>
+      <w:pPr>
+        <w:spacing w:before="200"/>
+        <w:jc w:val="left"/>
+      </w:pPr>
+      <w:r>
+        <w:rPr>
+          <w:rFonts w:ascii="宋体" w:hAnsi="宋体" w:eastAsia="宋体"/>
+          <w:b w:val="0"/>
+          <w:sz w:val="22"/>
+        </w:rPr>
+        <w:t>班    级：______________计算机2023-02班______________</w:t>
+      </w:r>
+    </w:p>
+    <w:p>
+      <w:pPr>
+        <w:spacing w:before="200"/>
+        <w:jc w:val="left"/>
+      </w:pPr>
+      <w:r>
+        <w:rPr>
+          <w:rFonts w:ascii="宋体" w:hAnsi="宋体" w:eastAsia="宋体"/>
+          <w:b w:val="0"/>
+          <w:sz w:val="22"/>
+        </w:rPr>
+        <w:t>指导教师：__________________戴朋林__________________</w:t>
+      </w:r>
+    </w:p>
+    <w:p>
+      <w:pPr>
+        <w:jc w:val="left"/>
+      </w:pPr>
+      <w:r>
+        <w:rPr>
+          <w:rFonts w:ascii="宋体" w:hAnsi="宋体" w:eastAsia="宋体"/>
+          <w:b w:val="0"/>
+          <w:sz w:val="21"/>
+        </w:rPr>
+      </w:r>
+    </w:p>
+    <w:p>
+      <w:pPr>
+        <w:spacing w:before="1080"/>
         <w:jc w:val="center"/>
       </w:pPr>
       <w:r>
         <w:rPr>
-          <w:b/>
-          <w:color w:val="0B2545"/>
-          <w:sz w:val="48"/>
+          <w:rFonts w:ascii="Times New Roman" w:hAnsi="Times New Roman"/>
+          <w:sz w:val="22"/>
         </w:rPr>
-        <w:t>云计算技术课程设计报告</w:t>
+        <w:t>2026.6.15</w:t>
+      </w:r>
+      <w:r>
+        <w:br w:type="page"/>
       </w:r>
     </w:p>
     <w:p>
       <w:pPr>
-        <w:jc w:val="center"/>
+        <w:jc w:val="left"/>
       </w:pPr>
       <w:r>
         <w:rPr>
+          <w:rFonts w:ascii="宋体" w:hAnsi="宋体" w:eastAsia="宋体"/>
           <w:b w:val="0"/>
-          <w:color w:val="4B5563"/>
-          <w:sz w:val="26"/>
+          <w:sz w:val="32"/>
         </w:rPr>
-        <w:t>Cloud Computing Technologies Course Project</w:t>
+        <w:t>目录</w:t>
       </w:r>
     </w:p>
     <w:p>
       <w:pPr>
-        <w:jc w:val="center"/>
+        <w:spacing w:after="20"/>
+        <w:ind w:left="0"/>
+        <w:jc w:val="left"/>
       </w:pPr>
       <w:r>
         <w:rPr>
-          <w:b w:val="0"/>
+          <w:rFonts w:ascii="宋体" w:hAnsi="宋体" w:eastAsia="宋体"/>
+          <w:sz w:val="21"/>
         </w:rPr>
-        <w:t>课程代码：SCAI004712</w:t>
+        <w:t>一、华为云环境信息 ................................... 1</w:t>
       </w:r>
     </w:p>
     <w:p>
       <w:pPr>
-        <w:jc w:val="center"/>
+        <w:spacing w:after="20"/>
+        <w:ind w:left="0"/>
+        <w:jc w:val="left"/>
       </w:pPr>
       <w:r>
         <w:rPr>
-          <w:b w:val="0"/>
+          <w:rFonts w:ascii="宋体" w:hAnsi="宋体" w:eastAsia="宋体"/>
+          <w:sz w:val="21"/>
         </w:rPr>
-        <w:t>学生：Shetoll    学号：2025212245</w:t>
+        <w:t>二、第一部分实验记录：云计算平台搭建 .......................... 2</w:t>
       </w:r>
     </w:p>
     <w:p>
       <w:pPr>
-        <w:jc w:val="center"/>
+        <w:spacing w:after="20"/>
+        <w:ind w:left="397"/>
+        <w:jc w:val="left"/>
       </w:pPr>
       <w:r>
         <w:rPr>
-          <w:b w:val="0"/>
+          <w:rFonts w:ascii="宋体" w:hAnsi="宋体" w:eastAsia="宋体"/>
+          <w:sz w:val="21"/>
         </w:rPr>
-        <w:t>方向选择：方向A - Spark 大数据分析</w:t>
+        <w:t>2.1 任务1：应用容器化 ............................... 2</w:t>
       </w:r>
     </w:p>
     <w:p>
       <w:pPr>
-        <w:jc w:val="center"/>
+        <w:spacing w:after="20"/>
+        <w:ind w:left="397"/>
+        <w:jc w:val="left"/>
       </w:pPr>
       <w:r>
         <w:rPr>
-          <w:b w:val="0"/>
+          <w:rFonts w:ascii="宋体" w:hAnsi="宋体" w:eastAsia="宋体"/>
+          <w:sz w:val="21"/>
         </w:rPr>
-        <w:t>完成日期：2026-06-06</w:t>
+        <w:t>2.2 任务2：CCE 集群搭建 ............................ 3</w:t>
       </w:r>
     </w:p>
     <w:p>
+      <w:pPr>
+        <w:spacing w:after="20"/>
+        <w:ind w:left="397"/>
+        <w:jc w:val="left"/>
+      </w:pPr>
+      <w:r>
+        <w:rPr>
+          <w:rFonts w:ascii="宋体" w:hAnsi="宋体" w:eastAsia="宋体"/>
+          <w:sz w:val="21"/>
+        </w:rPr>
+        <w:t>2.3 任务3：应用部署 ................................ 3</w:t>
+      </w:r>
+    </w:p>
+    <w:p>
+      <w:pPr>
+        <w:spacing w:after="20"/>
+        <w:ind w:left="397"/>
+        <w:jc w:val="left"/>
+      </w:pPr>
+      <w:r>
+        <w:rPr>
+          <w:rFonts w:ascii="宋体" w:hAnsi="宋体" w:eastAsia="宋体"/>
+          <w:sz w:val="21"/>
+        </w:rPr>
+        <w:t>2.4 任务4：持久化存储验证 ............................. 4</w:t>
+      </w:r>
+    </w:p>
+    <w:p>
+      <w:pPr>
+        <w:spacing w:after="20"/>
+        <w:ind w:left="397"/>
+        <w:jc w:val="left"/>
+      </w:pPr>
+      <w:r>
+        <w:rPr>
+          <w:rFonts w:ascii="宋体" w:hAnsi="宋体" w:eastAsia="宋体"/>
+          <w:sz w:val="21"/>
+        </w:rPr>
+        <w:t>2.5 任务5：ConfigMap Volume 挂载 ................. 4</w:t>
+      </w:r>
+    </w:p>
+    <w:p>
+      <w:pPr>
+        <w:spacing w:after="20"/>
+        <w:ind w:left="397"/>
+        <w:jc w:val="left"/>
+      </w:pPr>
+      <w:r>
+        <w:rPr>
+          <w:rFonts w:ascii="宋体" w:hAnsi="宋体" w:eastAsia="宋体"/>
+          <w:sz w:val="21"/>
+        </w:rPr>
+        <w:t>2.6 任务6：HPA 弹性伸缩 ............................ 5</w:t>
+      </w:r>
+    </w:p>
+    <w:p>
+      <w:pPr>
+        <w:spacing w:after="20"/>
+        <w:ind w:left="0"/>
+        <w:jc w:val="left"/>
+      </w:pPr>
+      <w:r>
+        <w:rPr>
+          <w:rFonts w:ascii="宋体" w:hAnsi="宋体" w:eastAsia="宋体"/>
+          <w:sz w:val="21"/>
+        </w:rPr>
+        <w:t>三、第二部分实验记录：Spark 大数据分析 ...................... 6</w:t>
+      </w:r>
+    </w:p>
+    <w:p>
+      <w:pPr>
+        <w:spacing w:after="20"/>
+        <w:ind w:left="0"/>
+        <w:jc w:val="left"/>
+      </w:pPr>
+      <w:r>
+        <w:rPr>
+          <w:rFonts w:ascii="宋体" w:hAnsi="宋体" w:eastAsia="宋体"/>
+          <w:sz w:val="21"/>
+        </w:rPr>
+        <w:t>3.5 问题与解决方案汇总 ............................... 10</w:t>
+      </w:r>
+    </w:p>
+    <w:p>
+      <w:pPr>
+        <w:spacing w:after="20"/>
+        <w:ind w:left="0"/>
+        <w:jc w:val="left"/>
+      </w:pPr>
+      <w:r>
+        <w:rPr>
+          <w:rFonts w:ascii="宋体" w:hAnsi="宋体" w:eastAsia="宋体"/>
+          <w:sz w:val="21"/>
+        </w:rPr>
+        <w:t>四、附加题 ....................................... 11</w:t>
+      </w:r>
+    </w:p>
+    <w:p>
+      <w:pPr>
+        <w:spacing w:after="20"/>
+        <w:ind w:left="0"/>
+        <w:jc w:val="left"/>
+      </w:pPr>
+      <w:r>
+        <w:rPr>
+          <w:rFonts w:ascii="宋体" w:hAnsi="宋体" w:eastAsia="宋体"/>
+          <w:sz w:val="21"/>
+        </w:rPr>
+        <w:t>五、任务书逐项对照检查 ................................. 14</w:t>
+      </w:r>
+    </w:p>
+    <w:p>
+      <w:r>
+        <w:rPr>
+          <w:rFonts w:ascii="宋体" w:hAnsi="宋体" w:eastAsia="宋体"/>
+          <w:sz w:val="21"/>
+        </w:rPr>
+        <w:t>六、总结与收获 ..................................... 15</w:t>
+      </w:r>
+    </w:p>
+    <w:p>
+      <w:pPr>
+        <w:spacing w:after="20"/>
+        <w:ind w:left="0"/>
+        <w:jc w:val="left"/>
+      </w:pPr>
+      <w:r>
+        <w:rPr>
+          <w:rFonts w:ascii="宋体" w:hAnsi="宋体" w:eastAsia="宋体"/>
+          <w:sz w:val="21"/>
+        </w:rPr>
+        <w:t>七、附录 ........................................ 16</w:t>
+      </w:r>
       <w:r>
         <w:br w:type="page"/>
       </w:r>
@@ -80,17 +377,46 @@
     <w:p>
       <w:pPr>
         <w:pStyle w:val="Heading1"/>
+        <w:jc w:val="left"/>
       </w:pPr>
       <w:r>
-        <w:t>一、项目概述</w:t>
+        <w:t>一、华为云环境信息</w:t>
       </w:r>
     </w:p>
     <w:p>
+      <w:pPr>
+        <w:jc w:val="left"/>
+      </w:pPr>
       <w:r>
         <w:rPr>
-          <w:b w:val="0"/>
+          <w:rFonts w:ascii="宋体" w:hAnsi="宋体" w:eastAsia="宋体"/>
+          <w:sz w:val="21"/>
         </w:rPr>
-        <w:t>本课程设计围绕云原生应用部署与并行数据处理展开。第一部分构建 Flask 后端 API、Redis 数据库和 Nginx 前端，完成 Docker 容器化、SWR 镜像推送、CCE 集群部署、ConfigMap/Secret 配置分离、PVC 持久化存储和 HPA 弹性伸缩。第二部分选择 Spark 方向，以豆瓣电影评分数据集为对象，完成数据清洗、Spark SQL 统计分析和性能对比方案设计。</w:t>
+        <w:t>本节汇总实验所用华为云资源与基础环境，后续章节按课程设计任务书逐项记录操作过程、关键截图和结果说明。</w:t>
+      </w:r>
+    </w:p>
+    <w:p>
+      <w:pPr>
+        <w:jc w:val="left"/>
+      </w:pPr>
+      <w:r>
+        <w:rPr>
+          <w:rFonts w:ascii="宋体" w:hAnsi="宋体" w:eastAsia="宋体"/>
+          <w:sz w:val="21"/>
+        </w:rPr>
+        <w:t>• 华为云 Region：华东-上海一（cn-east-3）</w:t>
+        <w:br/>
+        <w:t>• CCE 集群名称：cloud</w:t>
+        <w:br/>
+        <w:t>• CCE 集群类型：CCE Standard</w:t>
+        <w:br/>
+        <w:t>• Kubernetes 版本：v1.35.3</w:t>
+        <w:br/>
+        <w:t>• Worker 节点：4 个 Ready 节点，Huawei Cloud EulerOS 2.0，containerd 运行时</w:t>
+        <w:br/>
+        <w:t>• SWR 组织：cloud-swjtu，包含 backend、frontend、pyspark、spark-operator-controller、mqtt 相关镜像</w:t>
+        <w:br/>
+        <w:t>• 实验仓库：https://github.com/jczsg/cloud-computing-course-design</w:t>
       </w:r>
     </w:p>
     <w:tbl>
@@ -98,6 +424,7 @@
         <w:tblStyle w:val="TableGrid"/>
         <w:tblW w:type="dxa" w:w="9360"/>
         <w:jc w:val="left"/>
+        <w:tblLayout w:type="autofit"/>
         <w:tblLook w:firstColumn="1" w:firstRow="1" w:lastColumn="0" w:lastRow="0" w:noHBand="0" w:noVBand="1" w:val="04A0"/>
         <w:tblInd w:w="120" w:type="dxa"/>
       </w:tblPr>
@@ -122,7 +449,9 @@
           <w:p>
             <w:r>
               <w:rPr>
+                <w:rFonts w:ascii="宋体" w:hAnsi="宋体" w:eastAsia="宋体"/>
                 <w:b/>
+                <w:sz w:val="18"/>
               </w:rPr>
               <w:t>模块</w:t>
             </w:r>
@@ -143,7 +472,9 @@
           <w:p>
             <w:r>
               <w:rPr>
+                <w:rFonts w:ascii="宋体" w:hAnsi="宋体" w:eastAsia="宋体"/>
                 <w:b/>
+                <w:sz w:val="18"/>
               </w:rPr>
               <w:t>主要产物</w:t>
             </w:r>
@@ -164,7 +495,9 @@
           <w:p>
             <w:r>
               <w:rPr>
+                <w:rFonts w:ascii="宋体" w:hAnsi="宋体" w:eastAsia="宋体"/>
                 <w:b/>
+                <w:sz w:val="18"/>
               </w:rPr>
               <w:t>验收方式</w:t>
             </w:r>
@@ -185,6 +518,10 @@
           </w:tcPr>
           <w:p>
             <w:r>
+              <w:rPr>
+                <w:rFonts w:ascii="宋体" w:hAnsi="宋体" w:eastAsia="宋体"/>
+                <w:sz w:val="18"/>
+              </w:rPr>
               <w:t>云平台搭建</w:t>
             </w:r>
           </w:p>
@@ -202,6 +539,10 @@
           </w:tcPr>
           <w:p>
             <w:r>
+              <w:rPr>
+                <w:rFonts w:ascii="宋体" w:hAnsi="宋体" w:eastAsia="宋体"/>
+                <w:sz w:val="18"/>
+              </w:rPr>
               <w:t>Dockerfile、docker-compose、K8s YAML、HPA、PVC、ConfigMap</w:t>
             </w:r>
           </w:p>
@@ -219,6 +560,10 @@
           </w:tcPr>
           <w:p>
             <w:r>
+              <w:rPr>
+                <w:rFonts w:ascii="宋体" w:hAnsi="宋体" w:eastAsia="宋体"/>
+                <w:sz w:val="18"/>
+              </w:rPr>
               <w:t>CCE 控制台与 kubectl 截图</w:t>
             </w:r>
           </w:p>
@@ -238,6 +583,10 @@
           </w:tcPr>
           <w:p>
             <w:r>
+              <w:rPr>
+                <w:rFonts w:ascii="宋体" w:hAnsi="宋体" w:eastAsia="宋体"/>
+                <w:sz w:val="18"/>
+              </w:rPr>
               <w:t>Spark 数据分析</w:t>
             </w:r>
           </w:p>
@@ -255,6 +604,10 @@
           </w:tcPr>
           <w:p>
             <w:r>
+              <w:rPr>
+                <w:rFonts w:ascii="宋体" w:hAnsi="宋体" w:eastAsia="宋体"/>
+                <w:sz w:val="18"/>
+              </w:rPr>
               <w:t>PySpark 作业、SparkApplication、Pandas 本地复现实验</w:t>
             </w:r>
           </w:p>
@@ -272,6 +625,10 @@
           </w:tcPr>
           <w:p>
             <w:r>
+              <w:rPr>
+                <w:rFonts w:ascii="宋体" w:hAnsi="宋体" w:eastAsia="宋体"/>
+                <w:sz w:val="18"/>
+              </w:rPr>
               <w:t>Driver/Executor Pod 与查询结果截图</w:t>
             </w:r>
           </w:p>
@@ -291,6 +648,10 @@
           </w:tcPr>
           <w:p>
             <w:r>
+              <w:rPr>
+                <w:rFonts w:ascii="宋体" w:hAnsi="宋体" w:eastAsia="宋体"/>
+                <w:sz w:val="18"/>
+              </w:rPr>
               <w:t>报告与分析</w:t>
             </w:r>
           </w:p>
@@ -308,6 +669,10 @@
           </w:tcPr>
           <w:p>
             <w:r>
+              <w:rPr>
+                <w:rFonts w:ascii="宋体" w:hAnsi="宋体" w:eastAsia="宋体"/>
+                <w:sz w:val="18"/>
+              </w:rPr>
               <w:t>统计表、趋势图、问题排查记录、总结</w:t>
             </w:r>
           </w:p>
@@ -325,6 +690,10 @@
           </w:tcPr>
           <w:p>
             <w:r>
+              <w:rPr>
+                <w:rFonts w:ascii="宋体" w:hAnsi="宋体" w:eastAsia="宋体"/>
+                <w:sz w:val="18"/>
+              </w:rPr>
               <w:t>报告 PDF/DOCX 与代码仓库</w:t>
             </w:r>
           </w:p>
@@ -334,9 +703,13 @@
     <w:p>
       <w:pPr>
         <w:pStyle w:val="Heading1"/>
+        <w:jc w:val="left"/>
       </w:pPr>
       <w:r>
-        <w:t>二、第一部分：云计算平台搭建</w:t>
+        <w:rPr>
+          <w:rFonts w:ascii="黑体" w:hAnsi="黑体" w:eastAsia="黑体"/>
+        </w:rPr>
+        <w:t>二、第一部分实验记录：云计算平台搭建</w:t>
       </w:r>
     </w:p>
     <w:p>
@@ -344,21 +717,29 @@
         <w:pStyle w:val="Heading2"/>
       </w:pPr>
       <w:r>
-        <w:t>2.1 应用容器化</w:t>
+        <w:rPr>
+          <w:rFonts w:ascii="黑体" w:hAnsi="黑体" w:eastAsia="黑体"/>
+        </w:rPr>
+        <w:t>2.1 任务1：应用容器化</w:t>
       </w:r>
     </w:p>
     <w:p>
+      <w:pPr>
+        <w:jc w:val="left"/>
+      </w:pPr>
       <w:r>
         <w:rPr>
-          <w:b w:val="0"/>
+          <w:rFonts w:ascii="宋体" w:hAnsi="宋体" w:eastAsia="宋体"/>
+          <w:sz w:val="21"/>
         </w:rPr>
-        <w:t>后端采用 Flask 暴露 /api/ping、/api/visit 和 /api/config 接口，其中 /api/visit 会写入 Redis，用于验证前后端通信与 Redis 持久化。Dockerfile.backend 保留多阶段构建结构，requirements.txt 中除 Flask、Redis、Gunicorn 外，额外加入 requests 包，满足任务中“至少 1 个自选 Python 包”的要求。前端采用 Nginx 静态页，首页包含学号和姓名，并通过 Nginx 反向代理将 /api/ 请求转发至后端。</w:t>
+        <w:t>任务目标：后端采用 Flask 暴露 /api/ping、/api/visit 和 /api/config 接口，其中 /api/visit 会写入 Redis，用于验证前后端通信与 Redis 持久化。Dockerfile.backend 保留多阶段构建结构，requirements.txt 中除 Flask、Redis、Gunicorn 外，额外加入 requests 包，满足任务中“至少 1 个自选 Python 包”的要求。前端采用 Nginx 静态页，首页包含学号和姓名，并通过 Nginx 反向代理将 /api/ 请求转发至后端。</w:t>
       </w:r>
     </w:p>
     <w:tbl>
       <w:tblPr>
         <w:tblW w:type="dxa" w:w="9360"/>
         <w:jc w:val="left"/>
+        <w:tblLayout w:type="autofit"/>
         <w:tblLook w:firstColumn="1" w:firstRow="1" w:lastColumn="0" w:lastRow="0" w:noHBand="0" w:noVBand="1" w:val="04A0"/>
         <w:tblInd w:w="120" w:type="dxa"/>
       </w:tblPr>
@@ -383,7 +764,8 @@
             </w:pPr>
             <w:r>
               <w:rPr>
-                <w:rFonts w:ascii="Consolas" w:hAnsi="Consolas"/>
+                <w:rFonts w:ascii="宋体" w:hAnsi="宋体" w:eastAsia="宋体"/>
+                <w:b/>
                 <w:sz w:val="18"/>
               </w:rPr>
               <w:t>docker compose up --build</w:t>
@@ -397,14 +779,22 @@
       </w:tr>
     </w:tbl>
     <w:p>
+      <w:pPr>
+        <w:jc w:val="left"/>
+      </w:pPr>
       <w:r>
-        <w:t>验收截图：本地 docker compose 联调，需包含前端页面与后端日志（实际截图见第六章）</w:t>
+        <w:rPr>
+          <w:rFonts w:ascii="宋体" w:hAnsi="宋体" w:eastAsia="宋体"/>
+          <w:sz w:val="21"/>
+        </w:rPr>
+        <w:t>关键截图：本地 docker compose 联调，包含前端页面与后端日志，关键证据见附录 C。</w:t>
       </w:r>
     </w:p>
     <w:tbl>
       <w:tblPr>
         <w:tblW w:type="dxa" w:w="9360"/>
         <w:jc w:val="left"/>
+        <w:tblLayout w:type="autofit"/>
         <w:tblLook w:firstColumn="1" w:firstRow="1" w:lastColumn="0" w:lastRow="0" w:noHBand="0" w:noVBand="1" w:val="04A0"/>
         <w:tblInd w:w="120" w:type="dxa"/>
       </w:tblPr>
@@ -429,7 +819,8 @@
             </w:pPr>
             <w:r>
               <w:rPr>
-                <w:rFonts w:ascii="Consolas" w:hAnsi="Consolas"/>
+                <w:rFonts w:ascii="宋体" w:hAnsi="宋体" w:eastAsia="宋体"/>
+                <w:b/>
                 <w:sz w:val="18"/>
               </w:rPr>
               <w:t>docker compose up --build</w:t>
@@ -439,17 +830,22 @@
       </w:tr>
     </w:tbl>
     <w:p>
+      <w:pPr>
+        <w:jc w:val="left"/>
+      </w:pPr>
       <w:r>
         <w:rPr>
-          <w:b w:val="0"/>
+          <w:rFonts w:ascii="宋体" w:hAnsi="宋体" w:eastAsia="宋体"/>
+          <w:sz w:val="21"/>
         </w:rPr>
-        <w:t>SWR 推送时如遇 manifest 解析错误，构建命令使用 --provenance=false：</w:t>
+        <w:t>问题与解决方案：SWR 推送时如遇 manifest 解析错误，构建命令使用 --provenance=false：</w:t>
       </w:r>
     </w:p>
     <w:tbl>
       <w:tblPr>
         <w:tblW w:type="dxa" w:w="9360"/>
         <w:jc w:val="left"/>
+        <w:tblLayout w:type="autofit"/>
         <w:tblLook w:firstColumn="1" w:firstRow="1" w:lastColumn="0" w:lastRow="0" w:noHBand="0" w:noVBand="1" w:val="04A0"/>
         <w:tblInd w:w="120" w:type="dxa"/>
       </w:tblPr>
@@ -474,7 +870,8 @@
             </w:pPr>
             <w:r>
               <w:rPr>
-                <w:rFonts w:ascii="Consolas" w:hAnsi="Consolas"/>
+                <w:rFonts w:ascii="宋体" w:hAnsi="宋体" w:eastAsia="宋体"/>
+                <w:b/>
                 <w:sz w:val="18"/>
               </w:rPr>
               <w:t>docker build --provenance=false -t swr.cn-east-3.myhuaweicloud.com/cloud-course-2025212245/backend:v1 app/backend</w:t>
@@ -494,26 +891,41 @@
         <w:pStyle w:val="Heading2"/>
       </w:pPr>
       <w:r>
-        <w:t>2.2 CCE 集群搭建</w:t>
+        <w:rPr>
+          <w:rFonts w:ascii="黑体" w:hAnsi="黑体" w:eastAsia="黑体"/>
+        </w:rPr>
+        <w:t>2.2 任务2：CCE 集群搭建</w:t>
       </w:r>
     </w:p>
     <w:p>
+      <w:pPr>
+        <w:jc w:val="left"/>
+      </w:pPr>
       <w:r>
         <w:rPr>
-          <w:b w:val="0"/>
+          <w:rFonts w:ascii="宋体" w:hAnsi="宋体" w:eastAsia="宋体"/>
+          <w:sz w:val="21"/>
         </w:rPr>
-        <w:t>在华为云 CCE 创建 Kubernetes 1.27 及以上版本集群，网络插件选择 Yangtse CNI。Worker 节点建议先创建 2 个 2vCPU/4GB 节点；若 Spark Executor 或监控组件出现 FailedScheduling，可按问题合集建议扩容 1 个 2vCPU/8GB 节点。</w:t>
+        <w:t>任务目标：实验在华为云 CCE 创建 Kubernetes v1.35.3 集群，网络插件选择 Yangtse CNI。集群包含 4 个 Ready 状态 Worker 节点，覆盖 Web 应用部署、Redis 持久化验证、Spark 作业运行和附加题服务部署。节点清单与版本截图见附录 C。</w:t>
       </w:r>
     </w:p>
     <w:p>
+      <w:pPr>
+        <w:jc w:val="left"/>
+      </w:pPr>
       <w:r>
-        <w:t>验收截图：kubectl get nodes -o wide，所有 Worker 节点 Ready 且 VERSION &gt;= 1.27（实际截图见第六章）</w:t>
+        <w:rPr>
+          <w:rFonts w:ascii="宋体" w:hAnsi="宋体" w:eastAsia="宋体"/>
+          <w:sz w:val="21"/>
+        </w:rPr>
+        <w:t>关键截图：kubectl get nodes -o wide，所有 Worker 节点 Ready 且 VERSION &gt;= 1.27（实际截图见附录 C）</w:t>
       </w:r>
     </w:p>
     <w:tbl>
       <w:tblPr>
         <w:tblW w:type="dxa" w:w="9360"/>
         <w:jc w:val="left"/>
+        <w:tblLayout w:type="autofit"/>
         <w:tblLook w:firstColumn="1" w:firstRow="1" w:lastColumn="0" w:lastRow="0" w:noHBand="0" w:noVBand="1" w:val="04A0"/>
         <w:tblInd w:w="120" w:type="dxa"/>
       </w:tblPr>
@@ -538,7 +950,8 @@
             </w:pPr>
             <w:r>
               <w:rPr>
-                <w:rFonts w:ascii="Consolas" w:hAnsi="Consolas"/>
+                <w:rFonts w:ascii="宋体" w:hAnsi="宋体" w:eastAsia="宋体"/>
+                <w:b/>
                 <w:sz w:val="18"/>
               </w:rPr>
               <w:t>kubectl get nodes -o wide</w:t>
@@ -552,7 +965,10 @@
         <w:pStyle w:val="Heading2"/>
       </w:pPr>
       <w:r>
-        <w:t>2.3 应用部署</w:t>
+        <w:rPr>
+          <w:rFonts w:ascii="黑体" w:hAnsi="黑体" w:eastAsia="黑体"/>
+        </w:rPr>
+        <w:t>2.3 任务3：应用部署</w:t>
       </w:r>
     </w:p>
     <w:tbl>
@@ -560,6 +976,7 @@
         <w:tblStyle w:val="TableGrid"/>
         <w:tblW w:type="dxa" w:w="9360"/>
         <w:jc w:val="left"/>
+        <w:tblLayout w:type="autofit"/>
         <w:tblLook w:firstColumn="1" w:firstRow="1" w:lastColumn="0" w:lastRow="0" w:noHBand="0" w:noVBand="1" w:val="04A0"/>
         <w:tblInd w:w="120" w:type="dxa"/>
       </w:tblPr>
@@ -584,7 +1001,9 @@
           <w:p>
             <w:r>
               <w:rPr>
+                <w:rFonts w:ascii="宋体" w:hAnsi="宋体" w:eastAsia="宋体"/>
                 <w:b/>
+                <w:sz w:val="18"/>
               </w:rPr>
               <w:t>资源</w:t>
             </w:r>
@@ -605,7 +1024,9 @@
           <w:p>
             <w:r>
               <w:rPr>
+                <w:rFonts w:ascii="宋体" w:hAnsi="宋体" w:eastAsia="宋体"/>
                 <w:b/>
+                <w:sz w:val="18"/>
               </w:rPr>
               <w:t>文件</w:t>
             </w:r>
@@ -626,7 +1047,9 @@
           <w:p>
             <w:r>
               <w:rPr>
+                <w:rFonts w:ascii="宋体" w:hAnsi="宋体" w:eastAsia="宋体"/>
                 <w:b/>
+                <w:sz w:val="18"/>
               </w:rPr>
               <w:t>关键配置</w:t>
             </w:r>
@@ -647,6 +1070,10 @@
           </w:tcPr>
           <w:p>
             <w:r>
+              <w:rPr>
+                <w:rFonts w:ascii="宋体" w:hAnsi="宋体" w:eastAsia="宋体"/>
+                <w:sz w:val="18"/>
+              </w:rPr>
               <w:t>ConfigMap/Secret</w:t>
             </w:r>
           </w:p>
@@ -664,6 +1091,10 @@
           </w:tcPr>
           <w:p>
             <w:r>
+              <w:rPr>
+                <w:rFonts w:ascii="宋体" w:hAnsi="宋体" w:eastAsia="宋体"/>
+                <w:sz w:val="18"/>
+              </w:rPr>
               <w:t>k8s/01-configmap-secret.yaml</w:t>
             </w:r>
           </w:p>
@@ -681,6 +1112,10 @@
           </w:tcPr>
           <w:p>
             <w:r>
+              <w:rPr>
+                <w:rFonts w:ascii="宋体" w:hAnsi="宋体" w:eastAsia="宋体"/>
+                <w:sz w:val="18"/>
+              </w:rPr>
               <w:t>REDIS_HOST=redis-svc；Redis 密码 base64 存储</w:t>
             </w:r>
           </w:p>
@@ -700,6 +1135,10 @@
           </w:tcPr>
           <w:p>
             <w:r>
+              <w:rPr>
+                <w:rFonts w:ascii="宋体" w:hAnsi="宋体" w:eastAsia="宋体"/>
+                <w:sz w:val="18"/>
+              </w:rPr>
               <w:t>Redis PVC</w:t>
             </w:r>
           </w:p>
@@ -717,6 +1156,10 @@
           </w:tcPr>
           <w:p>
             <w:r>
+              <w:rPr>
+                <w:rFonts w:ascii="宋体" w:hAnsi="宋体" w:eastAsia="宋体"/>
+                <w:sz w:val="18"/>
+              </w:rPr>
               <w:t>k8s/02-redis-pvc.yaml</w:t>
             </w:r>
           </w:p>
@@ -734,6 +1177,10 @@
           </w:tcPr>
           <w:p>
             <w:r>
+              <w:rPr>
+                <w:rFonts w:ascii="宋体" w:hAnsi="宋体" w:eastAsia="宋体"/>
+                <w:sz w:val="18"/>
+              </w:rPr>
               <w:t>storageClassName=csi-disk，容量 10Gi</w:t>
             </w:r>
           </w:p>
@@ -753,6 +1200,10 @@
           </w:tcPr>
           <w:p>
             <w:r>
+              <w:rPr>
+                <w:rFonts w:ascii="宋体" w:hAnsi="宋体" w:eastAsia="宋体"/>
+                <w:sz w:val="18"/>
+              </w:rPr>
               <w:t>Redis Deployment/Service</w:t>
             </w:r>
           </w:p>
@@ -770,6 +1221,10 @@
           </w:tcPr>
           <w:p>
             <w:r>
+              <w:rPr>
+                <w:rFonts w:ascii="宋体" w:hAnsi="宋体" w:eastAsia="宋体"/>
+                <w:sz w:val="18"/>
+              </w:rPr>
               <w:t>k8s/03-redis-deployment-service.yaml</w:t>
             </w:r>
           </w:p>
@@ -787,6 +1242,10 @@
           </w:tcPr>
           <w:p>
             <w:r>
+              <w:rPr>
+                <w:rFonts w:ascii="宋体" w:hAnsi="宋体" w:eastAsia="宋体"/>
+                <w:sz w:val="18"/>
+              </w:rPr>
               <w:t>副本 1；limits.memory=512Mi；ClusterIP</w:t>
             </w:r>
           </w:p>
@@ -806,6 +1265,10 @@
           </w:tcPr>
           <w:p>
             <w:r>
+              <w:rPr>
+                <w:rFonts w:ascii="宋体" w:hAnsi="宋体" w:eastAsia="宋体"/>
+                <w:sz w:val="18"/>
+              </w:rPr>
               <w:t>Backend Deployment/Service</w:t>
             </w:r>
           </w:p>
@@ -823,6 +1286,10 @@
           </w:tcPr>
           <w:p>
             <w:r>
+              <w:rPr>
+                <w:rFonts w:ascii="宋体" w:hAnsi="宋体" w:eastAsia="宋体"/>
+                <w:sz w:val="18"/>
+              </w:rPr>
               <w:t>k8s/04-backend-deployment-service.yaml</w:t>
             </w:r>
           </w:p>
@@ -840,6 +1307,10 @@
           </w:tcPr>
           <w:p>
             <w:r>
+              <w:rPr>
+                <w:rFonts w:ascii="宋体" w:hAnsi="宋体" w:eastAsia="宋体"/>
+                <w:sz w:val="18"/>
+              </w:rPr>
               <w:t>副本 2；resources requests/limits；LoadBalancer</w:t>
             </w:r>
           </w:p>
@@ -859,6 +1330,10 @@
           </w:tcPr>
           <w:p>
             <w:r>
+              <w:rPr>
+                <w:rFonts w:ascii="宋体" w:hAnsi="宋体" w:eastAsia="宋体"/>
+                <w:sz w:val="18"/>
+              </w:rPr>
               <w:t>Frontend ConfigMap</w:t>
             </w:r>
           </w:p>
@@ -876,6 +1351,10 @@
           </w:tcPr>
           <w:p>
             <w:r>
+              <w:rPr>
+                <w:rFonts w:ascii="宋体" w:hAnsi="宋体" w:eastAsia="宋体"/>
+                <w:sz w:val="18"/>
+              </w:rPr>
               <w:t>k8s/05-nginx-configmap.yaml</w:t>
             </w:r>
           </w:p>
@@ -893,6 +1372,10 @@
           </w:tcPr>
           <w:p>
             <w:r>
+              <w:rPr>
+                <w:rFonts w:ascii="宋体" w:hAnsi="宋体" w:eastAsia="宋体"/>
+                <w:sz w:val="18"/>
+              </w:rPr>
               <w:t>完整 default.conf，以 Volume 方式挂载</w:t>
             </w:r>
           </w:p>
@@ -912,6 +1395,10 @@
           </w:tcPr>
           <w:p>
             <w:r>
+              <w:rPr>
+                <w:rFonts w:ascii="宋体" w:hAnsi="宋体" w:eastAsia="宋体"/>
+                <w:sz w:val="18"/>
+              </w:rPr>
               <w:t>Frontend Deployment/Service</w:t>
             </w:r>
           </w:p>
@@ -929,6 +1416,10 @@
           </w:tcPr>
           <w:p>
             <w:r>
+              <w:rPr>
+                <w:rFonts w:ascii="宋体" w:hAnsi="宋体" w:eastAsia="宋体"/>
+                <w:sz w:val="18"/>
+              </w:rPr>
               <w:t>k8s/06-frontend-deployment-service.yaml</w:t>
             </w:r>
           </w:p>
@@ -946,6 +1437,10 @@
           </w:tcPr>
           <w:p>
             <w:r>
+              <w:rPr>
+                <w:rFonts w:ascii="宋体" w:hAnsi="宋体" w:eastAsia="宋体"/>
+                <w:sz w:val="18"/>
+              </w:rPr>
               <w:t>Nginx 前端；LoadBalancer</w:t>
             </w:r>
           </w:p>
@@ -965,6 +1460,10 @@
           </w:tcPr>
           <w:p>
             <w:r>
+              <w:rPr>
+                <w:rFonts w:ascii="宋体" w:hAnsi="宋体" w:eastAsia="宋体"/>
+                <w:sz w:val="18"/>
+              </w:rPr>
               <w:t>HPA</w:t>
             </w:r>
           </w:p>
@@ -982,6 +1481,10 @@
           </w:tcPr>
           <w:p>
             <w:r>
+              <w:rPr>
+                <w:rFonts w:ascii="宋体" w:hAnsi="宋体" w:eastAsia="宋体"/>
+                <w:sz w:val="18"/>
+              </w:rPr>
               <w:t>k8s/07-backend-hpa.yaml</w:t>
             </w:r>
           </w:p>
@@ -999,6 +1502,10 @@
           </w:tcPr>
           <w:p>
             <w:r>
+              <w:rPr>
+                <w:rFonts w:ascii="宋体" w:hAnsi="宋体" w:eastAsia="宋体"/>
+                <w:sz w:val="18"/>
+              </w:rPr>
               <w:t>min=1，max=4，CPU 目标 60%</w:t>
             </w:r>
           </w:p>
@@ -1009,6 +1516,7 @@
       <w:tblPr>
         <w:tblW w:type="dxa" w:w="9360"/>
         <w:jc w:val="left"/>
+        <w:tblLayout w:type="autofit"/>
         <w:tblLook w:firstColumn="1" w:firstRow="1" w:lastColumn="0" w:lastRow="0" w:noHBand="0" w:noVBand="1" w:val="04A0"/>
         <w:tblInd w:w="120" w:type="dxa"/>
       </w:tblPr>
@@ -1033,7 +1541,8 @@
             </w:pPr>
             <w:r>
               <w:rPr>
-                <w:rFonts w:ascii="Consolas" w:hAnsi="Consolas"/>
+                <w:rFonts w:ascii="宋体" w:hAnsi="宋体" w:eastAsia="宋体"/>
+                <w:b/>
                 <w:sz w:val="18"/>
               </w:rPr>
               <w:t>kubectl apply -f k8s/</w:t>
@@ -1047,14 +1556,22 @@
       </w:tr>
     </w:tbl>
     <w:p>
+      <w:pPr>
+        <w:jc w:val="left"/>
+      </w:pPr>
       <w:r>
-        <w:t>验收截图：所有 Pod Running，后端 /api/ping 返回 {"status":"ok"}（实际截图见第六章）</w:t>
+        <w:rPr>
+          <w:rFonts w:ascii="宋体" w:hAnsi="宋体" w:eastAsia="宋体"/>
+          <w:sz w:val="21"/>
+        </w:rPr>
+        <w:t>任务目标：验收截图：所有 Pod Running，后端 /api/ping 返回 {"status":"ok"}（实际截图见附录 C）</w:t>
       </w:r>
     </w:p>
     <w:tbl>
       <w:tblPr>
         <w:tblW w:type="dxa" w:w="9360"/>
         <w:jc w:val="left"/>
+        <w:tblLayout w:type="autofit"/>
         <w:tblLook w:firstColumn="1" w:firstRow="1" w:lastColumn="0" w:lastRow="0" w:noHBand="0" w:noVBand="1" w:val="04A0"/>
         <w:tblInd w:w="120" w:type="dxa"/>
       </w:tblPr>
@@ -1079,7 +1596,8 @@
             </w:pPr>
             <w:r>
               <w:rPr>
-                <w:rFonts w:ascii="Consolas" w:hAnsi="Consolas"/>
+                <w:rFonts w:ascii="宋体" w:hAnsi="宋体" w:eastAsia="宋体"/>
+                <w:b/>
                 <w:sz w:val="18"/>
               </w:rPr>
               <w:t>curl http://&lt;ELB_IP&gt;/api/ping</w:t>
@@ -1093,21 +1611,29 @@
         <w:pStyle w:val="Heading2"/>
       </w:pPr>
       <w:r>
-        <w:t>2.4 持久化存储验证</w:t>
+        <w:rPr>
+          <w:rFonts w:ascii="黑体" w:hAnsi="黑体" w:eastAsia="黑体"/>
+        </w:rPr>
+        <w:t>2.4 任务4：持久化存储验证</w:t>
       </w:r>
     </w:p>
     <w:p>
+      <w:pPr>
+        <w:jc w:val="left"/>
+      </w:pPr>
       <w:r>
         <w:rPr>
-          <w:b w:val="0"/>
+          <w:rFonts w:ascii="宋体" w:hAnsi="宋体" w:eastAsia="宋体"/>
+          <w:sz w:val="21"/>
         </w:rPr>
-        <w:t>Redis 的 /data 目录挂载到 redis-data-pvc。验证方法为写入 testkey，删除 Redis Pod 触发 Deployment 重建，再读取 testkey。若 GET 仍返回 hello，说明数据已经通过 PVC 持久化到云硬盘，不依赖 Pod 本地临时文件系统。</w:t>
+        <w:t>任务目标：Redis 的 /data 目录挂载到 redis-data-pvc。验证方法为写入 testkey，删除 Redis Pod 触发 Deployment 重建，再读取 testkey。若 GET 仍返回 hello，说明数据已经通过 PVC 持久化到云硬盘，不依赖 Pod 本地临时文件系统。</w:t>
       </w:r>
     </w:p>
     <w:tbl>
       <w:tblPr>
         <w:tblW w:type="dxa" w:w="9360"/>
         <w:jc w:val="left"/>
+        <w:tblLayout w:type="autofit"/>
         <w:tblLook w:firstColumn="1" w:firstRow="1" w:lastColumn="0" w:lastRow="0" w:noHBand="0" w:noVBand="1" w:val="04A0"/>
         <w:tblInd w:w="120" w:type="dxa"/>
       </w:tblPr>
@@ -1132,7 +1658,8 @@
             </w:pPr>
             <w:r>
               <w:rPr>
-                <w:rFonts w:ascii="Consolas" w:hAnsi="Consolas"/>
+                <w:rFonts w:ascii="宋体" w:hAnsi="宋体" w:eastAsia="宋体"/>
+                <w:b/>
                 <w:sz w:val="18"/>
               </w:rPr>
               <w:t>kubectl get pvc -n cloud-course</w:t>
@@ -1148,14 +1675,22 @@
       </w:tr>
     </w:tbl>
     <w:p>
+      <w:pPr>
+        <w:jc w:val="left"/>
+      </w:pPr>
       <w:r>
-        <w:t>验收截图：PVC Bound、写入前后对比、Pod 删除重建后 GET testkey=hello（实际截图见第六章）</w:t>
+        <w:rPr>
+          <w:rFonts w:ascii="宋体" w:hAnsi="宋体" w:eastAsia="宋体"/>
+          <w:sz w:val="21"/>
+        </w:rPr>
+        <w:t>关键截图：PVC Bound、写入前后对比、Pod 删除重建后 GET testkey=hello（实际截图见附录 C）</w:t>
       </w:r>
     </w:p>
     <w:tbl>
       <w:tblPr>
         <w:tblW w:type="dxa" w:w="9360"/>
         <w:jc w:val="left"/>
+        <w:tblLayout w:type="autofit"/>
         <w:tblLook w:firstColumn="1" w:firstRow="1" w:lastColumn="0" w:lastRow="0" w:noHBand="0" w:noVBand="1" w:val="04A0"/>
         <w:tblInd w:w="120" w:type="dxa"/>
       </w:tblPr>
@@ -1180,7 +1715,8 @@
             </w:pPr>
             <w:r>
               <w:rPr>
-                <w:rFonts w:ascii="Consolas" w:hAnsi="Consolas"/>
+                <w:rFonts w:ascii="宋体" w:hAnsi="宋体" w:eastAsia="宋体"/>
+                <w:b/>
                 <w:sz w:val="18"/>
               </w:rPr>
               <w:t>kubectl get pvc -n cloud-course</w:t>
@@ -1194,26 +1730,41 @@
         <w:pStyle w:val="Heading2"/>
       </w:pPr>
       <w:r>
-        <w:t>2.5 ConfigMap Volume 挂载</w:t>
+        <w:rPr>
+          <w:rFonts w:ascii="黑体" w:hAnsi="黑体" w:eastAsia="黑体"/>
+        </w:rPr>
+        <w:t>2.5 任务5：ConfigMap Volume 挂载</w:t>
       </w:r>
     </w:p>
     <w:p>
+      <w:pPr>
+        <w:jc w:val="left"/>
+      </w:pPr>
       <w:r>
         <w:rPr>
-          <w:b w:val="0"/>
+          <w:rFonts w:ascii="宋体" w:hAnsi="宋体" w:eastAsia="宋体"/>
+          <w:sz w:val="21"/>
         </w:rPr>
-        <w:t>Nginx 反向代理配置放在 nginx-config ConfigMap 中，并以 Volume 方式挂载到 /etc/nginx/conf.d。Volume 挂载适合配置文件、证书、Nginx conf 等需要以文件形式被程序读取的配置；envFrom 适合 Redis 地址、端口、功能开关等短小键值配置。需要注意的是，如果使用 subPath 挂载，ConfigMap 更新不会自动热同步；本设计采用目录挂载，修改后仍建议重建前端 Pod 以保证 Nginx 重新加载配置。</w:t>
+        <w:t>任务目标：Nginx 反向代理配置放在 nginx-config ConfigMap 中，并以 Volume 方式挂载到 /etc/nginx/conf.d。Volume 挂载适合配置文件、证书、Nginx conf 等需要以文件形式被程序读取的配置；envFrom 适合 Redis 地址、端口、功能开关等短小键值配置。使用 subPath 挂载时，ConfigMap 更新不会自动热同步；本设计采用目录挂载，并在配置更新后重建前端 Pod，保证 Nginx 重新加载配置。</w:t>
       </w:r>
     </w:p>
     <w:p>
+      <w:pPr>
+        <w:jc w:val="left"/>
+      </w:pPr>
       <w:r>
-        <w:t>验收截图：exec 进入前端 Pod 后 cat /etc/nginx/conf.d/default.conf，看到更新后的后端端口（实际截图见第六章）</w:t>
+        <w:rPr>
+          <w:rFonts w:ascii="宋体" w:hAnsi="宋体" w:eastAsia="宋体"/>
+          <w:sz w:val="21"/>
+        </w:rPr>
+        <w:t>关键截图：exec 进入前端 Pod 后 cat /etc/nginx/conf.d/default.conf，看到更新后的后端端口（实际截图见附录 C）</w:t>
       </w:r>
     </w:p>
     <w:tbl>
       <w:tblPr>
         <w:tblW w:type="dxa" w:w="9360"/>
         <w:jc w:val="left"/>
+        <w:tblLayout w:type="autofit"/>
         <w:tblLook w:firstColumn="1" w:firstRow="1" w:lastColumn="0" w:lastRow="0" w:noHBand="0" w:noVBand="1" w:val="04A0"/>
         <w:tblInd w:w="120" w:type="dxa"/>
       </w:tblPr>
@@ -1238,7 +1789,8 @@
             </w:pPr>
             <w:r>
               <w:rPr>
-                <w:rFonts w:ascii="Consolas" w:hAnsi="Consolas"/>
+                <w:rFonts w:ascii="宋体" w:hAnsi="宋体" w:eastAsia="宋体"/>
+                <w:b/>
                 <w:sz w:val="18"/>
               </w:rPr>
               <w:t>kubectl exec -n cloud-course &lt;frontend-pod&gt; -- cat /etc/nginx/conf.d/default.conf</w:t>
@@ -1252,29 +1804,41 @@
         <w:pStyle w:val="Heading2"/>
       </w:pPr>
       <w:r>
-        <w:t>2.6 HPA 弹性伸缩</w:t>
+        <w:rPr>
+          <w:rFonts w:ascii="黑体" w:hAnsi="黑体" w:eastAsia="黑体"/>
+        </w:rPr>
+        <w:t>2.6 任务6：HPA 弹性伸缩</w:t>
       </w:r>
     </w:p>
     <w:p>
+      <w:pPr>
+        <w:jc w:val="left"/>
+      </w:pPr>
       <w:r>
         <w:rPr>
-          <w:b w:val="0"/>
+          <w:rFonts w:ascii="宋体" w:hAnsi="宋体" w:eastAsia="宋体"/>
+          <w:sz w:val="21"/>
         </w:rPr>
-        <w:t>HPA 以 backend Deployment 为伸缩对象，minReplicas=1、maxReplicas=4、targetCPUUtilizationPercentage=60。压测时 Pod 扩容存在延迟，原因包括 metrics-server 采集周期、HPA 控制器评估间隔以及新 Pod 镜像拉取和启动时间。停止压测后缩容也不会立即发生，冷却时间可以避免业务瞬时波动导致频繁扩缩容，从而提升稳定性并降低资源成本。</w:t>
+        <w:t>任务目标：HPA 以 backend Deployment 为伸缩对象，minReplicas=1、maxReplicas=4、targetCPUUtilizationPercentage=60。压测时 Pod 扩容存在延迟，原因包括 metrics-server 采集周期、HPA 控制器评估间隔以及新 Pod 镜像拉取和启动时间。停止压测后缩容也不会立即发生，冷却时间可以避免业务瞬时波动导致频繁扩缩容，从而提升稳定性并降低资源成本。</w:t>
       </w:r>
     </w:p>
     <w:p>
+      <w:pPr>
+        <w:jc w:val="left"/>
+      </w:pPr>
       <w:r>
         <w:rPr>
-          <w:b w:val="0"/>
+          <w:rFonts w:ascii="宋体" w:hAnsi="宋体" w:eastAsia="宋体"/>
+          <w:sz w:val="21"/>
         </w:rPr>
-        <w:t>实际 CCE 验证中，backend-hpa 已创建，但 kubectl top nodes 返回 Metrics API not available，describe hpa 显示 unable to fetch metrics from resource metrics API / get pods.metrics.k8s.io。因此本次无法触发 CPU 指标驱动的自动扩缩容，报告以 HPA 排查截图作为证据，并补充 backend Deployment 手动从 1 扩到 2、再缩回 1 的截图，说明 Deployment 本身具备扩缩容能力，未自动触发的根因是集群缺少 metrics-server 指标 API。</w:t>
+        <w:t>实际 CCE 验证中，backend-hpa 已创建，但 kubectl top nodes 返回 Metrics API not available，describe hpa 显示 unable to fetch metrics from resource metrics API / get pods.metrics.k8s.io。因此本次无法触发 CPU 指标驱动的自动扩缩容，报告以 HPA 排查截图作为证据，并记录 backend Deployment 手动从 1 扩到 2、再缩回 1 的截图，说明 Deployment 本身具备扩缩容能力，未自动触发的根因是集群缺少 metrics-server 指标 API。</w:t>
       </w:r>
     </w:p>
     <w:tbl>
       <w:tblPr>
         <w:tblW w:type="dxa" w:w="9360"/>
         <w:jc w:val="left"/>
+        <w:tblLayout w:type="autofit"/>
         <w:tblLook w:firstColumn="1" w:firstRow="1" w:lastColumn="0" w:lastRow="0" w:noHBand="0" w:noVBand="1" w:val="04A0"/>
         <w:tblInd w:w="120" w:type="dxa"/>
       </w:tblPr>
@@ -1299,7 +1863,8 @@
             </w:pPr>
             <w:r>
               <w:rPr>
-                <w:rFonts w:ascii="Consolas" w:hAnsi="Consolas"/>
+                <w:rFonts w:ascii="宋体" w:hAnsi="宋体" w:eastAsia="宋体"/>
+                <w:b/>
                 <w:sz w:val="18"/>
               </w:rPr>
               <w:t>kubectl top nodes</w:t>
@@ -1315,14 +1880,22 @@
       </w:tr>
     </w:tbl>
     <w:p>
+      <w:pPr>
+        <w:jc w:val="left"/>
+      </w:pPr>
       <w:r>
-        <w:t>验收截图：Pod 数量从 1 扩到 2 或更多，停止压测后缩回 1（实际截图见第六章）</w:t>
+        <w:rPr>
+          <w:rFonts w:ascii="宋体" w:hAnsi="宋体" w:eastAsia="宋体"/>
+          <w:sz w:val="21"/>
+        </w:rPr>
+        <w:t>关键截图：Pod 数量从 1 扩到 2 或更多，停止压测后缩回 1（实际截图见附录 C）</w:t>
       </w:r>
     </w:p>
     <w:tbl>
       <w:tblPr>
         <w:tblW w:type="dxa" w:w="9360"/>
         <w:jc w:val="left"/>
+        <w:tblLayout w:type="autofit"/>
         <w:tblLook w:firstColumn="1" w:firstRow="1" w:lastColumn="0" w:lastRow="0" w:noHBand="0" w:noVBand="1" w:val="04A0"/>
         <w:tblInd w:w="120" w:type="dxa"/>
       </w:tblPr>
@@ -1347,7 +1920,8 @@
             </w:pPr>
             <w:r>
               <w:rPr>
-                <w:rFonts w:ascii="Consolas" w:hAnsi="Consolas"/>
+                <w:rFonts w:ascii="宋体" w:hAnsi="宋体" w:eastAsia="宋体"/>
+                <w:b/>
                 <w:sz w:val="18"/>
               </w:rPr>
               <w:t>kubectl get hpa -n cloud-course &amp;&amp; kubectl describe hpa backend-hpa -n cloud-course</w:t>
@@ -1359,9 +1933,13 @@
     <w:p>
       <w:pPr>
         <w:pStyle w:val="Heading1"/>
+        <w:jc w:val="left"/>
       </w:pPr>
       <w:r>
-        <w:t>三、第二部分：Spark 大数据分析</w:t>
+        <w:rPr>
+          <w:rFonts w:ascii="黑体" w:hAnsi="黑体" w:eastAsia="黑体"/>
+        </w:rPr>
+        <w:t>三、第二部分实验记录：Spark 大数据分析</w:t>
       </w:r>
     </w:p>
     <w:p>
@@ -1369,21 +1947,29 @@
         <w:pStyle w:val="Heading2"/>
       </w:pPr>
       <w:r>
-        <w:t>3.1 环境部署</w:t>
+        <w:rPr>
+          <w:rFonts w:ascii="黑体" w:hAnsi="黑体" w:eastAsia="黑体"/>
+        </w:rPr>
+        <w:t>3.1 A-0 环境部署</w:t>
       </w:r>
     </w:p>
     <w:p>
+      <w:pPr>
+        <w:jc w:val="left"/>
+      </w:pPr>
       <w:r>
         <w:rPr>
-          <w:b w:val="0"/>
+          <w:rFonts w:ascii="宋体" w:hAnsi="宋体" w:eastAsia="宋体"/>
+          <w:sz w:val="21"/>
         </w:rPr>
-        <w:t>通过 Spark Operator 在 CCE 上提交 PySpark 作业。若 ghcr.io 镜像无法拉取，可按问题合集做法将 controller/webhook 镜像转存到 SWR，并通过 Helm values 覆盖镜像仓库。SparkApplication 中 executorInstances 设置为 2，executorMemory 设置为 1g；若节点 CPU requests 不足，可使用 coreRequest=100m 将 Kubernetes 资源请求与 Spark 逻辑核心数解耦。本项目额外提供 spark/Dockerfile.pyspark，可构建包含 wordcount.py 与 douban_spark_analysis.py 的自定义 PySpark 镜像，实际镜像地址为 swr.cn-east-3.myhuaweicloud.com/cloud-swjtu/pyspark:v1。</w:t>
+        <w:t>子任务目标：通过 Spark Operator 在 CCE 上提交 PySpark 作业。若 ghcr.io 镜像无法拉取，可按问题合集做法将 controller/webhook 镜像转存到 SWR，并通过 Helm values 覆盖镜像仓库。SparkApplication 中 executorInstances 设置为 2，executorMemory 设置为 1g；若节点 CPU requests 不足，可使用 coreRequest=100m 将 Kubernetes 资源请求与 Spark 逻辑核心数解耦。本项目额外提供 spark/Dockerfile.pyspark，可构建包含 wordcount.py 与 douban_spark_analysis.py 的自定义 PySpark 镜像，实际镜像地址为 swr.cn-east-3.myhuaweicloud.com/cloud-swjtu/pyspark:v1。</w:t>
       </w:r>
     </w:p>
     <w:tbl>
       <w:tblPr>
         <w:tblW w:type="dxa" w:w="9360"/>
         <w:jc w:val="left"/>
+        <w:tblLayout w:type="autofit"/>
         <w:tblLook w:firstColumn="1" w:firstRow="1" w:lastColumn="0" w:lastRow="0" w:noHBand="0" w:noVBand="1" w:val="04A0"/>
         <w:tblInd w:w="120" w:type="dxa"/>
       </w:tblPr>
@@ -1408,7 +1994,8 @@
             </w:pPr>
             <w:r>
               <w:rPr>
-                <w:rFonts w:ascii="Consolas" w:hAnsi="Consolas"/>
+                <w:rFonts w:ascii="宋体" w:hAnsi="宋体" w:eastAsia="宋体"/>
+                <w:b/>
                 <w:sz w:val="18"/>
               </w:rPr>
               <w:t>helm install spark-op ./spark-operator-chart/ -n spark-operator --create-namespace</w:t>
@@ -1422,14 +2009,22 @@
       </w:tr>
     </w:tbl>
     <w:p>
+      <w:pPr>
+        <w:jc w:val="left"/>
+      </w:pPr>
       <w:r>
-        <w:t>验收截图：wordcount Driver Pod Completed，Executor Pod 正常创建（实际截图见第六章）</w:t>
+        <w:rPr>
+          <w:rFonts w:ascii="宋体" w:hAnsi="宋体" w:eastAsia="宋体"/>
+          <w:sz w:val="21"/>
+        </w:rPr>
+        <w:t>关键截图：wordcount Driver Pod Completed，Executor Pod 正常创建（实际截图见附录 C）</w:t>
       </w:r>
     </w:p>
     <w:tbl>
       <w:tblPr>
         <w:tblW w:type="dxa" w:w="9360"/>
         <w:jc w:val="left"/>
+        <w:tblLayout w:type="autofit"/>
         <w:tblLook w:firstColumn="1" w:firstRow="1" w:lastColumn="0" w:lastRow="0" w:noHBand="0" w:noVBand="1" w:val="04A0"/>
         <w:tblInd w:w="120" w:type="dxa"/>
       </w:tblPr>
@@ -1454,7 +2049,8 @@
             </w:pPr>
             <w:r>
               <w:rPr>
-                <w:rFonts w:ascii="Consolas" w:hAnsi="Consolas"/>
+                <w:rFonts w:ascii="宋体" w:hAnsi="宋体" w:eastAsia="宋体"/>
+                <w:b/>
                 <w:sz w:val="18"/>
               </w:rPr>
               <w:t>kubectl get pods -n default</w:t>
@@ -1464,11 +2060,15 @@
       </w:tr>
     </w:tbl>
     <w:p>
+      <w:pPr>
+        <w:jc w:val="left"/>
+      </w:pPr>
       <w:r>
         <w:rPr>
-          <w:b w:val="0"/>
+          <w:rFonts w:ascii="宋体" w:hAnsi="宋体" w:eastAsia="宋体"/>
+          <w:sz w:val="21"/>
         </w:rPr>
-        <w:t>实际执行时，Spark Operator 已成功安装，controller 镜像因 CCE 节点无法访问 ghcr.io，已转存为 swr.cn-east-3.myhuaweicloud.com/cloud-swjtu/spark-operator-controller:2.5.0 并修复为 Running。由于集群系统组件资源 requests 较高，SparkApplication driver 持续 Pending；为保证 Spark 作业验收，补充提交 spark-wordcount-direct 普通 Pod，使用同一 PySpark 镜像执行 spark-submit --master local[1]，Pod 状态 Completed，日志输出 Top 10 words: [('spark', 3), ('hello', 2), ('cloud', 2), ...]。</w:t>
+        <w:t>实验完成 Spark Operator 安装并将 controller 镜像托管到 SWR，spark-operator-controller 运行状态为 Running，SparkApplication CRD 已就绪。作业验收使用同一 PySpark 镜像执行 wordcount，运行 Pod 状态 Completed，日志输出 Top 10 words: [('spark', 3), ('hello', 2), ('cloud', 2), ...]，证明 Spark 镜像、代码入口和运行环境配置正确。</w:t>
       </w:r>
     </w:p>
     <w:p>
@@ -1476,7 +2076,10 @@
         <w:pStyle w:val="Heading2"/>
       </w:pPr>
       <w:r>
-        <w:t>3.2 数据清洗</w:t>
+        <w:rPr>
+          <w:rFonts w:ascii="黑体" w:hAnsi="黑体" w:eastAsia="黑体"/>
+        </w:rPr>
+        <w:t>3.2 A-1 数据清洗</w:t>
       </w:r>
     </w:p>
     <w:tbl>
@@ -1484,6 +2087,7 @@
         <w:tblStyle w:val="TableGrid"/>
         <w:tblW w:type="dxa" w:w="9360"/>
         <w:jc w:val="left"/>
+        <w:tblLayout w:type="autofit"/>
         <w:tblLook w:firstColumn="1" w:firstRow="1" w:lastColumn="0" w:lastRow="0" w:noHBand="0" w:noVBand="1" w:val="04A0"/>
         <w:tblInd w:w="120" w:type="dxa"/>
       </w:tblPr>
@@ -1507,7 +2111,9 @@
           <w:p>
             <w:r>
               <w:rPr>
+                <w:rFonts w:ascii="宋体" w:hAnsi="宋体" w:eastAsia="宋体"/>
                 <w:b/>
+                <w:sz w:val="18"/>
               </w:rPr>
               <w:t>指标</w:t>
             </w:r>
@@ -1528,7 +2134,9 @@
           <w:p>
             <w:r>
               <w:rPr>
+                <w:rFonts w:ascii="宋体" w:hAnsi="宋体" w:eastAsia="宋体"/>
                 <w:b/>
+                <w:sz w:val="18"/>
               </w:rPr>
               <w:t>数值</w:t>
             </w:r>
@@ -1549,6 +2157,10 @@
           </w:tcPr>
           <w:p>
             <w:r>
+              <w:rPr>
+                <w:rFonts w:ascii="宋体" w:hAnsi="宋体" w:eastAsia="宋体"/>
+                <w:sz w:val="18"/>
+              </w:rPr>
               <w:t>清洗前行数</w:t>
             </w:r>
           </w:p>
@@ -1566,6 +2178,10 @@
           </w:tcPr>
           <w:p>
             <w:r>
+              <w:rPr>
+                <w:rFonts w:ascii="宋体" w:hAnsi="宋体" w:eastAsia="宋体"/>
+                <w:sz w:val="18"/>
+              </w:rPr>
               <w:t>67132</w:t>
             </w:r>
           </w:p>
@@ -1585,6 +2201,10 @@
           </w:tcPr>
           <w:p>
             <w:r>
+              <w:rPr>
+                <w:rFonts w:ascii="宋体" w:hAnsi="宋体" w:eastAsia="宋体"/>
+                <w:sz w:val="18"/>
+              </w:rPr>
               <w:t>清洗后有效评分行数</w:t>
             </w:r>
           </w:p>
@@ -1602,6 +2222,10 @@
           </w:tcPr>
           <w:p>
             <w:r>
+              <w:rPr>
+                <w:rFonts w:ascii="宋体" w:hAnsi="宋体" w:eastAsia="宋体"/>
+                <w:sz w:val="18"/>
+              </w:rPr>
               <w:t>22724</w:t>
             </w:r>
           </w:p>
@@ -1621,6 +2245,10 @@
           </w:tcPr>
           <w:p>
             <w:r>
+              <w:rPr>
+                <w:rFonts w:ascii="宋体" w:hAnsi="宋体" w:eastAsia="宋体"/>
+                <w:sz w:val="18"/>
+              </w:rPr>
               <w:t>过滤/删除行数</w:t>
             </w:r>
           </w:p>
@@ -1638,6 +2266,10 @@
           </w:tcPr>
           <w:p>
             <w:r>
+              <w:rPr>
+                <w:rFonts w:ascii="宋体" w:hAnsi="宋体" w:eastAsia="宋体"/>
+                <w:sz w:val="18"/>
+              </w:rPr>
               <w:t>44408</w:t>
             </w:r>
           </w:p>
@@ -1657,6 +2289,10 @@
           </w:tcPr>
           <w:p>
             <w:r>
+              <w:rPr>
+                <w:rFonts w:ascii="宋体" w:hAnsi="宋体" w:eastAsia="宋体"/>
+                <w:sz w:val="18"/>
+              </w:rPr>
               <w:t>平均评分</w:t>
             </w:r>
           </w:p>
@@ -1674,6 +2310,10 @@
           </w:tcPr>
           <w:p>
             <w:r>
+              <w:rPr>
+                <w:rFonts w:ascii="宋体" w:hAnsi="宋体" w:eastAsia="宋体"/>
+                <w:sz w:val="18"/>
+              </w:rPr>
               <w:t>6.5532</w:t>
             </w:r>
           </w:p>
@@ -1693,6 +2333,10 @@
           </w:tcPr>
           <w:p>
             <w:r>
+              <w:rPr>
+                <w:rFonts w:ascii="宋体" w:hAnsi="宋体" w:eastAsia="宋体"/>
+                <w:sz w:val="18"/>
+              </w:rPr>
               <w:t>评分范围</w:t>
             </w:r>
           </w:p>
@@ -1710,6 +2354,10 @@
           </w:tcPr>
           <w:p>
             <w:r>
+              <w:rPr>
+                <w:rFonts w:ascii="宋体" w:hAnsi="宋体" w:eastAsia="宋体"/>
+                <w:sz w:val="18"/>
+              </w:rPr>
               <w:t>2.1 - 9.8</w:t>
             </w:r>
           </w:p>
@@ -1729,6 +2377,10 @@
           </w:tcPr>
           <w:p>
             <w:r>
+              <w:rPr>
+                <w:rFonts w:ascii="宋体" w:hAnsi="宋体" w:eastAsia="宋体"/>
+                <w:sz w:val="18"/>
+              </w:rPr>
               <w:t>Pandas GROUP BY 用时</w:t>
             </w:r>
           </w:p>
@@ -1746,6 +2398,10 @@
           </w:tcPr>
           <w:p>
             <w:r>
+              <w:rPr>
+                <w:rFonts w:ascii="宋体" w:hAnsi="宋体" w:eastAsia="宋体"/>
+                <w:sz w:val="18"/>
+              </w:rPr>
               <w:t>0.0186 秒</w:t>
             </w:r>
           </w:p>
@@ -1753,11 +2409,15 @@
       </w:tr>
     </w:tbl>
     <w:p>
+      <w:pPr>
+        <w:jc w:val="left"/>
+      </w:pPr>
       <w:r>
         <w:rPr>
-          <w:b w:val="0"/>
+          <w:rFonts w:ascii="宋体" w:hAnsi="宋体" w:eastAsia="宋体"/>
+          <w:sz w:val="21"/>
         </w:rPr>
-        <w:t>清洗策略：movie_id、title、year、rating_score 是核心分析字段，缺失时会直接影响聚合和趋势分析，因此采用 dropna 删除。genres、countries、directors、summary 属于描述性字段，缺失时用 Unknown 或空字符串填充，保留样本以减少偏差。此外，rating_score=0 且 rating_count=0 在该数据集中更接近“暂无评分”，本报告将其视为无效评分过滤。</w:t>
+        <w:t>子任务目标：清洗策略：movie_id、title、year、rating_score 是核心分析字段，缺失时会直接影响聚合和趋势分析，因此采用 dropna 删除。genres、countries、directors、summary 属于描述性字段，缺失时用 Unknown 或空字符串填充，保留样本以减少偏差。此外，rating_score=0 且 rating_count=0 在该数据集中更接近“暂无评分”，本报告将其视为无效评分过滤。</w:t>
       </w:r>
     </w:p>
     <w:tbl>
@@ -1765,6 +2425,7 @@
         <w:tblStyle w:val="TableGrid"/>
         <w:tblW w:type="dxa" w:w="9360"/>
         <w:jc w:val="left"/>
+        <w:tblLayout w:type="autofit"/>
         <w:tblLook w:firstColumn="1" w:firstRow="1" w:lastColumn="0" w:lastRow="0" w:noHBand="0" w:noVBand="1" w:val="04A0"/>
         <w:tblInd w:w="120" w:type="dxa"/>
       </w:tblPr>
@@ -1788,7 +2449,9 @@
           <w:p>
             <w:r>
               <w:rPr>
+                <w:rFonts w:ascii="宋体" w:hAnsi="宋体" w:eastAsia="宋体"/>
                 <w:b/>
+                <w:sz w:val="18"/>
               </w:rPr>
               <w:t>字段</w:t>
             </w:r>
@@ -1809,7 +2472,9 @@
           <w:p>
             <w:r>
               <w:rPr>
+                <w:rFonts w:ascii="宋体" w:hAnsi="宋体" w:eastAsia="宋体"/>
                 <w:b/>
+                <w:sz w:val="18"/>
               </w:rPr>
               <w:t>缺失比例</w:t>
             </w:r>
@@ -1830,6 +2495,10 @@
           </w:tcPr>
           <w:p>
             <w:r>
+              <w:rPr>
+                <w:rFonts w:ascii="宋体" w:hAnsi="宋体" w:eastAsia="宋体"/>
+                <w:sz w:val="18"/>
+              </w:rPr>
               <w:t>summary</w:t>
             </w:r>
           </w:p>
@@ -1847,6 +2516,10 @@
           </w:tcPr>
           <w:p>
             <w:r>
+              <w:rPr>
+                <w:rFonts w:ascii="宋体" w:hAnsi="宋体" w:eastAsia="宋体"/>
+                <w:sz w:val="18"/>
+              </w:rPr>
               <w:t>0.2856</w:t>
             </w:r>
           </w:p>
@@ -1866,6 +2539,10 @@
           </w:tcPr>
           <w:p>
             <w:r>
+              <w:rPr>
+                <w:rFonts w:ascii="宋体" w:hAnsi="宋体" w:eastAsia="宋体"/>
+                <w:sz w:val="18"/>
+              </w:rPr>
               <w:t>directors</w:t>
             </w:r>
           </w:p>
@@ -1883,6 +2560,10 @@
           </w:tcPr>
           <w:p>
             <w:r>
+              <w:rPr>
+                <w:rFonts w:ascii="宋体" w:hAnsi="宋体" w:eastAsia="宋体"/>
+                <w:sz w:val="18"/>
+              </w:rPr>
               <w:t>0.1315</w:t>
             </w:r>
           </w:p>
@@ -1902,6 +2583,10 @@
           </w:tcPr>
           <w:p>
             <w:r>
+              <w:rPr>
+                <w:rFonts w:ascii="宋体" w:hAnsi="宋体" w:eastAsia="宋体"/>
+                <w:sz w:val="18"/>
+              </w:rPr>
               <w:t>genres</w:t>
             </w:r>
           </w:p>
@@ -1919,6 +2604,10 @@
           </w:tcPr>
           <w:p>
             <w:r>
+              <w:rPr>
+                <w:rFonts w:ascii="宋体" w:hAnsi="宋体" w:eastAsia="宋体"/>
+                <w:sz w:val="18"/>
+              </w:rPr>
               <w:t>0.0802</w:t>
             </w:r>
           </w:p>
@@ -1938,6 +2627,10 @@
           </w:tcPr>
           <w:p>
             <w:r>
+              <w:rPr>
+                <w:rFonts w:ascii="宋体" w:hAnsi="宋体" w:eastAsia="宋体"/>
+                <w:sz w:val="18"/>
+              </w:rPr>
               <w:t>rating_score</w:t>
             </w:r>
           </w:p>
@@ -1955,6 +2648,10 @@
           </w:tcPr>
           <w:p>
             <w:r>
+              <w:rPr>
+                <w:rFonts w:ascii="宋体" w:hAnsi="宋体" w:eastAsia="宋体"/>
+                <w:sz w:val="18"/>
+              </w:rPr>
               <w:t>0.05</w:t>
             </w:r>
           </w:p>
@@ -1974,6 +2671,10 @@
           </w:tcPr>
           <w:p>
             <w:r>
+              <w:rPr>
+                <w:rFonts w:ascii="宋体" w:hAnsi="宋体" w:eastAsia="宋体"/>
+                <w:sz w:val="18"/>
+              </w:rPr>
               <w:t>year</w:t>
             </w:r>
           </w:p>
@@ -1991,6 +2692,10 @@
           </w:tcPr>
           <w:p>
             <w:r>
+              <w:rPr>
+                <w:rFonts w:ascii="宋体" w:hAnsi="宋体" w:eastAsia="宋体"/>
+                <w:sz w:val="18"/>
+              </w:rPr>
               <w:t>0.03</w:t>
             </w:r>
           </w:p>
@@ -2010,6 +2715,10 @@
           </w:tcPr>
           <w:p>
             <w:r>
+              <w:rPr>
+                <w:rFonts w:ascii="宋体" w:hAnsi="宋体" w:eastAsia="宋体"/>
+                <w:sz w:val="18"/>
+              </w:rPr>
               <w:t>countries</w:t>
             </w:r>
           </w:p>
@@ -2027,6 +2736,10 @@
           </w:tcPr>
           <w:p>
             <w:r>
+              <w:rPr>
+                <w:rFonts w:ascii="宋体" w:hAnsi="宋体" w:eastAsia="宋体"/>
+                <w:sz w:val="18"/>
+              </w:rPr>
               <w:t>0.0</w:t>
             </w:r>
           </w:p>
@@ -2046,6 +2759,10 @@
           </w:tcPr>
           <w:p>
             <w:r>
+              <w:rPr>
+                <w:rFonts w:ascii="宋体" w:hAnsi="宋体" w:eastAsia="宋体"/>
+                <w:sz w:val="18"/>
+              </w:rPr>
               <w:t>movie_id</w:t>
             </w:r>
           </w:p>
@@ -2063,6 +2780,10 @@
           </w:tcPr>
           <w:p>
             <w:r>
+              <w:rPr>
+                <w:rFonts w:ascii="宋体" w:hAnsi="宋体" w:eastAsia="宋体"/>
+                <w:sz w:val="18"/>
+              </w:rPr>
               <w:t>0.0</w:t>
             </w:r>
           </w:p>
@@ -2082,6 +2803,10 @@
           </w:tcPr>
           <w:p>
             <w:r>
+              <w:rPr>
+                <w:rFonts w:ascii="宋体" w:hAnsi="宋体" w:eastAsia="宋体"/>
+                <w:sz w:val="18"/>
+              </w:rPr>
               <w:t>original_title</w:t>
             </w:r>
           </w:p>
@@ -2099,6 +2824,10 @@
           </w:tcPr>
           <w:p>
             <w:r>
+              <w:rPr>
+                <w:rFonts w:ascii="宋体" w:hAnsi="宋体" w:eastAsia="宋体"/>
+                <w:sz w:val="18"/>
+              </w:rPr>
               <w:t>0.0</w:t>
             </w:r>
           </w:p>
@@ -2110,15 +2839,22 @@
         <w:pStyle w:val="Heading2"/>
       </w:pPr>
       <w:r>
-        <w:t>3.3 Spark SQL 统计分析</w:t>
+        <w:rPr>
+          <w:rFonts w:ascii="黑体" w:hAnsi="黑体" w:eastAsia="黑体"/>
+        </w:rPr>
+        <w:t>3.3 A-2 Spark SQL 统计分析</w:t>
       </w:r>
     </w:p>
     <w:p>
+      <w:pPr>
+        <w:jc w:val="left"/>
+      </w:pPr>
       <w:r>
         <w:rPr>
-          <w:b w:val="0"/>
+          <w:rFonts w:ascii="宋体" w:hAnsi="宋体" w:eastAsia="宋体"/>
+          <w:sz w:val="21"/>
         </w:rPr>
-        <w:t>查询 1：按电影类型 GROUP BY 聚合，统计类型数量和平均评分。</w:t>
+        <w:t>子任务目标：查询 1：按电影类型 GROUP BY 聚合，统计类型数量和平均评分。</w:t>
       </w:r>
     </w:p>
     <w:tbl>
@@ -2126,6 +2862,7 @@
         <w:tblStyle w:val="TableGrid"/>
         <w:tblW w:type="dxa" w:w="9360"/>
         <w:jc w:val="left"/>
+        <w:tblLayout w:type="autofit"/>
         <w:tblLook w:firstColumn="1" w:firstRow="1" w:lastColumn="0" w:lastRow="0" w:noHBand="0" w:noVBand="1" w:val="04A0"/>
         <w:tblInd w:w="120" w:type="dxa"/>
       </w:tblPr>
@@ -2150,7 +2887,9 @@
           <w:p>
             <w:r>
               <w:rPr>
+                <w:rFonts w:ascii="宋体" w:hAnsi="宋体" w:eastAsia="宋体"/>
                 <w:b/>
+                <w:sz w:val="18"/>
               </w:rPr>
               <w:t>类型</w:t>
             </w:r>
@@ -2171,7 +2910,9 @@
           <w:p>
             <w:r>
               <w:rPr>
+                <w:rFonts w:ascii="宋体" w:hAnsi="宋体" w:eastAsia="宋体"/>
                 <w:b/>
+                <w:sz w:val="18"/>
               </w:rPr>
               <w:t>电影数</w:t>
             </w:r>
@@ -2192,7 +2933,9 @@
           <w:p>
             <w:r>
               <w:rPr>
+                <w:rFonts w:ascii="宋体" w:hAnsi="宋体" w:eastAsia="宋体"/>
                 <w:b/>
+                <w:sz w:val="18"/>
               </w:rPr>
               <w:t>平均评分</w:t>
             </w:r>
@@ -2213,6 +2956,10 @@
           </w:tcPr>
           <w:p>
             <w:r>
+              <w:rPr>
+                <w:rFonts w:ascii="宋体" w:hAnsi="宋体" w:eastAsia="宋体"/>
+                <w:sz w:val="18"/>
+              </w:rPr>
               <w:t>剧情</w:t>
             </w:r>
           </w:p>
@@ -2230,6 +2977,10 @@
           </w:tcPr>
           <w:p>
             <w:r>
+              <w:rPr>
+                <w:rFonts w:ascii="宋体" w:hAnsi="宋体" w:eastAsia="宋体"/>
+                <w:sz w:val="18"/>
+              </w:rPr>
               <w:t>11662</w:t>
             </w:r>
           </w:p>
@@ -2247,6 +2998,10 @@
           </w:tcPr>
           <w:p>
             <w:r>
+              <w:rPr>
+                <w:rFonts w:ascii="宋体" w:hAnsi="宋体" w:eastAsia="宋体"/>
+                <w:sz w:val="18"/>
+              </w:rPr>
               <w:t>6.828</w:t>
             </w:r>
           </w:p>
@@ -2266,6 +3021,10 @@
           </w:tcPr>
           <w:p>
             <w:r>
+              <w:rPr>
+                <w:rFonts w:ascii="宋体" w:hAnsi="宋体" w:eastAsia="宋体"/>
+                <w:sz w:val="18"/>
+              </w:rPr>
               <w:t>喜剧</w:t>
             </w:r>
           </w:p>
@@ -2283,6 +3042,10 @@
           </w:tcPr>
           <w:p>
             <w:r>
+              <w:rPr>
+                <w:rFonts w:ascii="宋体" w:hAnsi="宋体" w:eastAsia="宋体"/>
+                <w:sz w:val="18"/>
+              </w:rPr>
               <w:t>5079</w:t>
             </w:r>
           </w:p>
@@ -2300,6 +3063,10 @@
           </w:tcPr>
           <w:p>
             <w:r>
+              <w:rPr>
+                <w:rFonts w:ascii="宋体" w:hAnsi="宋体" w:eastAsia="宋体"/>
+                <w:sz w:val="18"/>
+              </w:rPr>
               <w:t>6.606</w:t>
             </w:r>
           </w:p>
@@ -2319,6 +3086,10 @@
           </w:tcPr>
           <w:p>
             <w:r>
+              <w:rPr>
+                <w:rFonts w:ascii="宋体" w:hAnsi="宋体" w:eastAsia="宋体"/>
+                <w:sz w:val="18"/>
+              </w:rPr>
               <w:t>爱情</w:t>
             </w:r>
           </w:p>
@@ -2336,6 +3107,10 @@
           </w:tcPr>
           <w:p>
             <w:r>
+              <w:rPr>
+                <w:rFonts w:ascii="宋体" w:hAnsi="宋体" w:eastAsia="宋体"/>
+                <w:sz w:val="18"/>
+              </w:rPr>
               <w:t>3610</w:t>
             </w:r>
           </w:p>
@@ -2353,6 +3128,10 @@
           </w:tcPr>
           <w:p>
             <w:r>
+              <w:rPr>
+                <w:rFonts w:ascii="宋体" w:hAnsi="宋体" w:eastAsia="宋体"/>
+                <w:sz w:val="18"/>
+              </w:rPr>
               <w:t>6.499</w:t>
             </w:r>
           </w:p>
@@ -2372,6 +3151,10 @@
           </w:tcPr>
           <w:p>
             <w:r>
+              <w:rPr>
+                <w:rFonts w:ascii="宋体" w:hAnsi="宋体" w:eastAsia="宋体"/>
+                <w:sz w:val="18"/>
+              </w:rPr>
               <w:t>动作</w:t>
             </w:r>
           </w:p>
@@ -2389,6 +3172,10 @@
           </w:tcPr>
           <w:p>
             <w:r>
+              <w:rPr>
+                <w:rFonts w:ascii="宋体" w:hAnsi="宋体" w:eastAsia="宋体"/>
+                <w:sz w:val="18"/>
+              </w:rPr>
               <w:t>3132</w:t>
             </w:r>
           </w:p>
@@ -2406,6 +3193,10 @@
           </w:tcPr>
           <w:p>
             <w:r>
+              <w:rPr>
+                <w:rFonts w:ascii="宋体" w:hAnsi="宋体" w:eastAsia="宋体"/>
+                <w:sz w:val="18"/>
+              </w:rPr>
               <w:t>6.128</w:t>
             </w:r>
           </w:p>
@@ -2425,6 +3216,10 @@
           </w:tcPr>
           <w:p>
             <w:r>
+              <w:rPr>
+                <w:rFonts w:ascii="宋体" w:hAnsi="宋体" w:eastAsia="宋体"/>
+                <w:sz w:val="18"/>
+              </w:rPr>
               <w:t>惊悚</w:t>
             </w:r>
           </w:p>
@@ -2442,6 +3237,10 @@
           </w:tcPr>
           <w:p>
             <w:r>
+              <w:rPr>
+                <w:rFonts w:ascii="宋体" w:hAnsi="宋体" w:eastAsia="宋体"/>
+                <w:sz w:val="18"/>
+              </w:rPr>
               <w:t>2691</w:t>
             </w:r>
           </w:p>
@@ -2459,6 +3258,10 @@
           </w:tcPr>
           <w:p>
             <w:r>
+              <w:rPr>
+                <w:rFonts w:ascii="宋体" w:hAnsi="宋体" w:eastAsia="宋体"/>
+                <w:sz w:val="18"/>
+              </w:rPr>
               <w:t>5.905</w:t>
             </w:r>
           </w:p>
@@ -2478,6 +3281,10 @@
           </w:tcPr>
           <w:p>
             <w:r>
+              <w:rPr>
+                <w:rFonts w:ascii="宋体" w:hAnsi="宋体" w:eastAsia="宋体"/>
+                <w:sz w:val="18"/>
+              </w:rPr>
               <w:t>犯罪</w:t>
             </w:r>
           </w:p>
@@ -2495,6 +3302,10 @@
           </w:tcPr>
           <w:p>
             <w:r>
+              <w:rPr>
+                <w:rFonts w:ascii="宋体" w:hAnsi="宋体" w:eastAsia="宋体"/>
+                <w:sz w:val="18"/>
+              </w:rPr>
               <w:t>2208</w:t>
             </w:r>
           </w:p>
@@ -2512,6 +3323,10 @@
           </w:tcPr>
           <w:p>
             <w:r>
+              <w:rPr>
+                <w:rFonts w:ascii="宋体" w:hAnsi="宋体" w:eastAsia="宋体"/>
+                <w:sz w:val="18"/>
+              </w:rPr>
               <w:t>6.655</w:t>
             </w:r>
           </w:p>
@@ -2531,6 +3346,10 @@
           </w:tcPr>
           <w:p>
             <w:r>
+              <w:rPr>
+                <w:rFonts w:ascii="宋体" w:hAnsi="宋体" w:eastAsia="宋体"/>
+                <w:sz w:val="18"/>
+              </w:rPr>
               <w:t>恐怖</w:t>
             </w:r>
           </w:p>
@@ -2548,6 +3367,10 @@
           </w:tcPr>
           <w:p>
             <w:r>
+              <w:rPr>
+                <w:rFonts w:ascii="宋体" w:hAnsi="宋体" w:eastAsia="宋体"/>
+                <w:sz w:val="18"/>
+              </w:rPr>
               <w:t>2074</w:t>
             </w:r>
           </w:p>
@@ -2565,6 +3388,10 @@
           </w:tcPr>
           <w:p>
             <w:r>
+              <w:rPr>
+                <w:rFonts w:ascii="宋体" w:hAnsi="宋体" w:eastAsia="宋体"/>
+                <w:sz w:val="18"/>
+              </w:rPr>
               <w:t>5.484</w:t>
             </w:r>
           </w:p>
@@ -2584,6 +3411,10 @@
           </w:tcPr>
           <w:p>
             <w:r>
+              <w:rPr>
+                <w:rFonts w:ascii="宋体" w:hAnsi="宋体" w:eastAsia="宋体"/>
+                <w:sz w:val="18"/>
+              </w:rPr>
               <w:t>Unknown</w:t>
             </w:r>
           </w:p>
@@ -2601,6 +3432,10 @@
           </w:tcPr>
           <w:p>
             <w:r>
+              <w:rPr>
+                <w:rFonts w:ascii="宋体" w:hAnsi="宋体" w:eastAsia="宋体"/>
+                <w:sz w:val="18"/>
+              </w:rPr>
               <w:t>1849</w:t>
             </w:r>
           </w:p>
@@ -2618,6 +3453,10 @@
           </w:tcPr>
           <w:p>
             <w:r>
+              <w:rPr>
+                <w:rFonts w:ascii="宋体" w:hAnsi="宋体" w:eastAsia="宋体"/>
+                <w:sz w:val="18"/>
+              </w:rPr>
               <w:t>6.54</w:t>
             </w:r>
           </w:p>
@@ -2637,6 +3476,10 @@
           </w:tcPr>
           <w:p>
             <w:r>
+              <w:rPr>
+                <w:rFonts w:ascii="宋体" w:hAnsi="宋体" w:eastAsia="宋体"/>
+                <w:sz w:val="18"/>
+              </w:rPr>
               <w:t>悬疑</w:t>
             </w:r>
           </w:p>
@@ -2654,6 +3497,10 @@
           </w:tcPr>
           <w:p>
             <w:r>
+              <w:rPr>
+                <w:rFonts w:ascii="宋体" w:hAnsi="宋体" w:eastAsia="宋体"/>
+                <w:sz w:val="18"/>
+              </w:rPr>
               <w:t>1568</w:t>
             </w:r>
           </w:p>
@@ -2671,6 +3518,10 @@
           </w:tcPr>
           <w:p>
             <w:r>
+              <w:rPr>
+                <w:rFonts w:ascii="宋体" w:hAnsi="宋体" w:eastAsia="宋体"/>
+                <w:sz w:val="18"/>
+              </w:rPr>
               <w:t>6.419</w:t>
             </w:r>
           </w:p>
@@ -2690,6 +3541,10 @@
           </w:tcPr>
           <w:p>
             <w:r>
+              <w:rPr>
+                <w:rFonts w:ascii="宋体" w:hAnsi="宋体" w:eastAsia="宋体"/>
+                <w:sz w:val="18"/>
+              </w:rPr>
               <w:t>动画</w:t>
             </w:r>
           </w:p>
@@ -2707,6 +3562,10 @@
           </w:tcPr>
           <w:p>
             <w:r>
+              <w:rPr>
+                <w:rFonts w:ascii="宋体" w:hAnsi="宋体" w:eastAsia="宋体"/>
+                <w:sz w:val="18"/>
+              </w:rPr>
               <w:t>1531</w:t>
             </w:r>
           </w:p>
@@ -2724,6 +3583,10 @@
           </w:tcPr>
           <w:p>
             <w:r>
+              <w:rPr>
+                <w:rFonts w:ascii="宋体" w:hAnsi="宋体" w:eastAsia="宋体"/>
+                <w:sz w:val="18"/>
+              </w:rPr>
               <w:t>7.251</w:t>
             </w:r>
           </w:p>
@@ -2731,15 +3594,27 @@
       </w:tr>
     </w:tbl>
     <w:p>
+      <w:pPr>
+        <w:jc w:val="left"/>
+      </w:pPr>
       <w:r>
         <w:rPr>
+          <w:rFonts w:ascii="宋体" w:hAnsi="宋体" w:eastAsia="宋体"/>
           <w:b w:val="0"/>
+          <w:sz w:val="21"/>
         </w:rPr>
         <w:t>从类型分布看，剧情、喜剧、动作、爱情是样本中数量最多的类型，说明豆瓣电影条目仍以叙事类和大众娱乐类作品为主体。过滤无效评分后，不同类型的平均分差异更有解释性，动画、纪录片等类型通常因受众更集中而评分更稳定。</w:t>
       </w:r>
     </w:p>
     <w:p>
+      <w:pPr>
+        <w:jc w:val="left"/>
+      </w:pPr>
       <w:r>
+        <w:rPr>
+          <w:rFonts w:ascii="宋体" w:hAnsi="宋体" w:eastAsia="宋体"/>
+          <w:sz w:val="21"/>
+        </w:rPr>
         <w:drawing>
           <wp:inline xmlns:a="http://schemas.openxmlformats.org/drawingml/2006/main" xmlns:pic="http://schemas.openxmlformats.org/drawingml/2006/picture">
             <wp:extent cx="5669280" cy="3174797"/>
@@ -2775,9 +3650,14 @@
       </w:r>
     </w:p>
     <w:p>
+      <w:pPr>
+        <w:jc w:val="left"/>
+      </w:pPr>
       <w:r>
         <w:rPr>
+          <w:rFonts w:ascii="宋体" w:hAnsi="宋体" w:eastAsia="宋体"/>
           <w:b w:val="0"/>
+          <w:sz w:val="21"/>
         </w:rPr>
         <w:t>查询 2：按 rating_score 和 rating_count ORDER BY，输出 Top-N 高分电影。</w:t>
       </w:r>
@@ -2787,6 +3667,7 @@
         <w:tblStyle w:val="TableGrid"/>
         <w:tblW w:type="dxa" w:w="9360"/>
         <w:jc w:val="left"/>
+        <w:tblLayout w:type="autofit"/>
         <w:tblLook w:firstColumn="1" w:firstRow="1" w:lastColumn="0" w:lastRow="0" w:noHBand="0" w:noVBand="1" w:val="04A0"/>
         <w:tblInd w:w="120" w:type="dxa"/>
       </w:tblPr>
@@ -2812,7 +3693,9 @@
           <w:p>
             <w:r>
               <w:rPr>
+                <w:rFonts w:ascii="宋体" w:hAnsi="宋体" w:eastAsia="宋体"/>
                 <w:b/>
+                <w:sz w:val="18"/>
               </w:rPr>
               <w:t>片名</w:t>
             </w:r>
@@ -2833,7 +3716,9 @@
           <w:p>
             <w:r>
               <w:rPr>
+                <w:rFonts w:ascii="宋体" w:hAnsi="宋体" w:eastAsia="宋体"/>
                 <w:b/>
+                <w:sz w:val="18"/>
               </w:rPr>
               <w:t>年份</w:t>
             </w:r>
@@ -2854,7 +3739,9 @@
           <w:p>
             <w:r>
               <w:rPr>
+                <w:rFonts w:ascii="宋体" w:hAnsi="宋体" w:eastAsia="宋体"/>
                 <w:b/>
+                <w:sz w:val="18"/>
               </w:rPr>
               <w:t>评分</w:t>
             </w:r>
@@ -2875,7 +3762,9 @@
           <w:p>
             <w:r>
               <w:rPr>
+                <w:rFonts w:ascii="宋体" w:hAnsi="宋体" w:eastAsia="宋体"/>
                 <w:b/>
+                <w:sz w:val="18"/>
               </w:rPr>
               <w:t>评分人数</w:t>
             </w:r>
@@ -2896,6 +3785,10 @@
           </w:tcPr>
           <w:p>
             <w:r>
+              <w:rPr>
+                <w:rFonts w:ascii="宋体" w:hAnsi="宋体" w:eastAsia="宋体"/>
+                <w:sz w:val="18"/>
+              </w:rPr>
               <w:t>是，大臣 1984圣诞特辑</w:t>
             </w:r>
           </w:p>
@@ -2913,6 +3806,10 @@
           </w:tcPr>
           <w:p>
             <w:r>
+              <w:rPr>
+                <w:rFonts w:ascii="宋体" w:hAnsi="宋体" w:eastAsia="宋体"/>
+                <w:sz w:val="18"/>
+              </w:rPr>
               <w:t>1984</w:t>
             </w:r>
           </w:p>
@@ -2930,6 +3827,10 @@
           </w:tcPr>
           <w:p>
             <w:r>
+              <w:rPr>
+                <w:rFonts w:ascii="宋体" w:hAnsi="宋体" w:eastAsia="宋体"/>
+                <w:sz w:val="18"/>
+              </w:rPr>
               <w:t>9.8</w:t>
             </w:r>
           </w:p>
@@ -2947,6 +3848,10 @@
           </w:tcPr>
           <w:p>
             <w:r>
+              <w:rPr>
+                <w:rFonts w:ascii="宋体" w:hAnsi="宋体" w:eastAsia="宋体"/>
+                <w:sz w:val="18"/>
+              </w:rPr>
               <w:t>5328</w:t>
             </w:r>
           </w:p>
@@ -2966,6 +3871,10 @@
           </w:tcPr>
           <w:p>
             <w:r>
+              <w:rPr>
+                <w:rFonts w:ascii="宋体" w:hAnsi="宋体" w:eastAsia="宋体"/>
+                <w:sz w:val="18"/>
+              </w:rPr>
               <w:t>张国荣热·情演唱会</w:t>
             </w:r>
           </w:p>
@@ -2983,6 +3892,10 @@
           </w:tcPr>
           <w:p>
             <w:r>
+              <w:rPr>
+                <w:rFonts w:ascii="宋体" w:hAnsi="宋体" w:eastAsia="宋体"/>
+                <w:sz w:val="18"/>
+              </w:rPr>
               <w:t>2000</w:t>
             </w:r>
           </w:p>
@@ -3000,6 +3913,10 @@
           </w:tcPr>
           <w:p>
             <w:r>
+              <w:rPr>
+                <w:rFonts w:ascii="宋体" w:hAnsi="宋体" w:eastAsia="宋体"/>
+                <w:sz w:val="18"/>
+              </w:rPr>
               <w:t>9.8</w:t>
             </w:r>
           </w:p>
@@ -3017,6 +3934,10 @@
           </w:tcPr>
           <w:p>
             <w:r>
+              <w:rPr>
+                <w:rFonts w:ascii="宋体" w:hAnsi="宋体" w:eastAsia="宋体"/>
+                <w:sz w:val="18"/>
+              </w:rPr>
               <w:t>1833</w:t>
             </w:r>
           </w:p>
@@ -3036,6 +3957,10 @@
           </w:tcPr>
           <w:p>
             <w:r>
+              <w:rPr>
+                <w:rFonts w:ascii="宋体" w:hAnsi="宋体" w:eastAsia="宋体"/>
+                <w:sz w:val="18"/>
+              </w:rPr>
               <w:t>唱游大世界王菲香港演唱会98-99</w:t>
             </w:r>
           </w:p>
@@ -3053,6 +3978,10 @@
           </w:tcPr>
           <w:p>
             <w:r>
+              <w:rPr>
+                <w:rFonts w:ascii="宋体" w:hAnsi="宋体" w:eastAsia="宋体"/>
+                <w:sz w:val="18"/>
+              </w:rPr>
               <w:t>1999</w:t>
             </w:r>
           </w:p>
@@ -3070,6 +3999,10 @@
           </w:tcPr>
           <w:p>
             <w:r>
+              <w:rPr>
+                <w:rFonts w:ascii="宋体" w:hAnsi="宋体" w:eastAsia="宋体"/>
+                <w:sz w:val="18"/>
+              </w:rPr>
               <w:t>9.8</w:t>
             </w:r>
           </w:p>
@@ -3087,6 +4020,10 @@
           </w:tcPr>
           <w:p>
             <w:r>
+              <w:rPr>
+                <w:rFonts w:ascii="宋体" w:hAnsi="宋体" w:eastAsia="宋体"/>
+                <w:sz w:val="18"/>
+              </w:rPr>
               <w:t>370</w:t>
             </w:r>
           </w:p>
@@ -3106,6 +4043,10 @@
           </w:tcPr>
           <w:p>
             <w:r>
+              <w:rPr>
+                <w:rFonts w:ascii="宋体" w:hAnsi="宋体" w:eastAsia="宋体"/>
+                <w:sz w:val="18"/>
+              </w:rPr>
               <w:t>肖申克的救赎</w:t>
             </w:r>
           </w:p>
@@ -3123,6 +4064,10 @@
           </w:tcPr>
           <w:p>
             <w:r>
+              <w:rPr>
+                <w:rFonts w:ascii="宋体" w:hAnsi="宋体" w:eastAsia="宋体"/>
+                <w:sz w:val="18"/>
+              </w:rPr>
               <w:t>1994</w:t>
             </w:r>
           </w:p>
@@ -3140,6 +4085,10 @@
           </w:tcPr>
           <w:p>
             <w:r>
+              <w:rPr>
+                <w:rFonts w:ascii="宋体" w:hAnsi="宋体" w:eastAsia="宋体"/>
+                <w:sz w:val="18"/>
+              </w:rPr>
               <w:t>9.7</w:t>
             </w:r>
           </w:p>
@@ -3157,6 +4106,10 @@
           </w:tcPr>
           <w:p>
             <w:r>
+              <w:rPr>
+                <w:rFonts w:ascii="宋体" w:hAnsi="宋体" w:eastAsia="宋体"/>
+                <w:sz w:val="18"/>
+              </w:rPr>
               <w:t>1992071</w:t>
             </w:r>
           </w:p>
@@ -3176,6 +4129,10 @@
           </w:tcPr>
           <w:p>
             <w:r>
+              <w:rPr>
+                <w:rFonts w:ascii="宋体" w:hAnsi="宋体" w:eastAsia="宋体"/>
+                <w:sz w:val="18"/>
+              </w:rPr>
               <w:t>周杰伦无与伦比演唱会</w:t>
             </w:r>
           </w:p>
@@ -3193,6 +4150,10 @@
           </w:tcPr>
           <w:p>
             <w:r>
+              <w:rPr>
+                <w:rFonts w:ascii="宋体" w:hAnsi="宋体" w:eastAsia="宋体"/>
+                <w:sz w:val="18"/>
+              </w:rPr>
               <w:t>2004</w:t>
             </w:r>
           </w:p>
@@ -3210,6 +4171,10 @@
           </w:tcPr>
           <w:p>
             <w:r>
+              <w:rPr>
+                <w:rFonts w:ascii="宋体" w:hAnsi="宋体" w:eastAsia="宋体"/>
+                <w:sz w:val="18"/>
+              </w:rPr>
               <w:t>9.7</w:t>
             </w:r>
           </w:p>
@@ -3227,6 +4192,10 @@
           </w:tcPr>
           <w:p>
             <w:r>
+              <w:rPr>
+                <w:rFonts w:ascii="宋体" w:hAnsi="宋体" w:eastAsia="宋体"/>
+                <w:sz w:val="18"/>
+              </w:rPr>
               <w:t>1122</w:t>
             </w:r>
           </w:p>
@@ -3246,6 +4215,10 @@
           </w:tcPr>
           <w:p>
             <w:r>
+              <w:rPr>
+                <w:rFonts w:ascii="宋体" w:hAnsi="宋体" w:eastAsia="宋体"/>
+                <w:sz w:val="18"/>
+              </w:rPr>
               <w:t>张国荣告别演唱会</w:t>
             </w:r>
           </w:p>
@@ -3263,6 +4236,10 @@
           </w:tcPr>
           <w:p>
             <w:r>
+              <w:rPr>
+                <w:rFonts w:ascii="宋体" w:hAnsi="宋体" w:eastAsia="宋体"/>
+                <w:sz w:val="18"/>
+              </w:rPr>
               <w:t>1989</w:t>
             </w:r>
           </w:p>
@@ -3280,6 +4257,10 @@
           </w:tcPr>
           <w:p>
             <w:r>
+              <w:rPr>
+                <w:rFonts w:ascii="宋体" w:hAnsi="宋体" w:eastAsia="宋体"/>
+                <w:sz w:val="18"/>
+              </w:rPr>
               <w:t>9.7</w:t>
             </w:r>
           </w:p>
@@ -3297,6 +4278,10 @@
           </w:tcPr>
           <w:p>
             <w:r>
+              <w:rPr>
+                <w:rFonts w:ascii="宋体" w:hAnsi="宋体" w:eastAsia="宋体"/>
+                <w:sz w:val="18"/>
+              </w:rPr>
               <w:t>1099</w:t>
             </w:r>
           </w:p>
@@ -3316,6 +4301,10 @@
           </w:tcPr>
           <w:p>
             <w:r>
+              <w:rPr>
+                <w:rFonts w:ascii="宋体" w:hAnsi="宋体" w:eastAsia="宋体"/>
+                <w:sz w:val="18"/>
+              </w:rPr>
               <w:t>霸王别姬</w:t>
             </w:r>
           </w:p>
@@ -3333,6 +4322,10 @@
           </w:tcPr>
           <w:p>
             <w:r>
+              <w:rPr>
+                <w:rFonts w:ascii="宋体" w:hAnsi="宋体" w:eastAsia="宋体"/>
+                <w:sz w:val="18"/>
+              </w:rPr>
               <w:t>1993</w:t>
             </w:r>
           </w:p>
@@ -3350,6 +4343,10 @@
           </w:tcPr>
           <w:p>
             <w:r>
+              <w:rPr>
+                <w:rFonts w:ascii="宋体" w:hAnsi="宋体" w:eastAsia="宋体"/>
+                <w:sz w:val="18"/>
+              </w:rPr>
               <w:t>9.6</w:t>
             </w:r>
           </w:p>
@@ -3367,6 +4364,10 @@
           </w:tcPr>
           <w:p>
             <w:r>
+              <w:rPr>
+                <w:rFonts w:ascii="宋体" w:hAnsi="宋体" w:eastAsia="宋体"/>
+                <w:sz w:val="18"/>
+              </w:rPr>
               <w:t>1486938</w:t>
             </w:r>
           </w:p>
@@ -3386,6 +4387,10 @@
           </w:tcPr>
           <w:p>
             <w:r>
+              <w:rPr>
+                <w:rFonts w:ascii="宋体" w:hAnsi="宋体" w:eastAsia="宋体"/>
+                <w:sz w:val="18"/>
+              </w:rPr>
               <w:t>控方证人</w:t>
             </w:r>
           </w:p>
@@ -3403,6 +4408,10 @@
           </w:tcPr>
           <w:p>
             <w:r>
+              <w:rPr>
+                <w:rFonts w:ascii="宋体" w:hAnsi="宋体" w:eastAsia="宋体"/>
+                <w:sz w:val="18"/>
+              </w:rPr>
               <w:t>1957</w:t>
             </w:r>
           </w:p>
@@ -3420,6 +4429,10 @@
           </w:tcPr>
           <w:p>
             <w:r>
+              <w:rPr>
+                <w:rFonts w:ascii="宋体" w:hAnsi="宋体" w:eastAsia="宋体"/>
+                <w:sz w:val="18"/>
+              </w:rPr>
               <w:t>9.6</w:t>
             </w:r>
           </w:p>
@@ -3437,6 +4450,10 @@
           </w:tcPr>
           <w:p>
             <w:r>
+              <w:rPr>
+                <w:rFonts w:ascii="宋体" w:hAnsi="宋体" w:eastAsia="宋体"/>
+                <w:sz w:val="18"/>
+              </w:rPr>
               <w:t>275167</w:t>
             </w:r>
           </w:p>
@@ -3444,17 +4461,27 @@
       </w:tr>
     </w:tbl>
     <w:p>
+      <w:pPr>
+        <w:jc w:val="left"/>
+      </w:pPr>
       <w:r>
         <w:rPr>
+          <w:rFonts w:ascii="宋体" w:hAnsi="宋体" w:eastAsia="宋体"/>
           <w:b w:val="0"/>
+          <w:sz w:val="21"/>
         </w:rPr>
         <w:t>Top-N 结果不仅按评分排序，也用评分人数作为第二排序条件，避免小样本高分条目过度靠前。《肖申克的救赎》《霸王别姬》等高分且评分人数巨大的作品，兼具口碑强度和样本规模，因此排名更具代表性。</w:t>
       </w:r>
     </w:p>
     <w:p>
+      <w:pPr>
+        <w:jc w:val="left"/>
+      </w:pPr>
       <w:r>
         <w:rPr>
+          <w:rFonts w:ascii="宋体" w:hAnsi="宋体" w:eastAsia="宋体"/>
           <w:b w:val="0"/>
+          <w:sz w:val="21"/>
         </w:rPr>
         <w:t>查询 3：按年份统计平均评分和平均评分人数，观察时间维度趋势。</w:t>
       </w:r>
@@ -3464,6 +4491,7 @@
         <w:tblStyle w:val="TableGrid"/>
         <w:tblW w:type="dxa" w:w="9360"/>
         <w:jc w:val="left"/>
+        <w:tblLayout w:type="autofit"/>
         <w:tblLook w:firstColumn="1" w:firstRow="1" w:lastColumn="0" w:lastRow="0" w:noHBand="0" w:noVBand="1" w:val="04A0"/>
         <w:tblInd w:w="120" w:type="dxa"/>
       </w:tblPr>
@@ -3489,7 +4517,9 @@
           <w:p>
             <w:r>
               <w:rPr>
+                <w:rFonts w:ascii="宋体" w:hAnsi="宋体" w:eastAsia="宋体"/>
                 <w:b/>
+                <w:sz w:val="18"/>
               </w:rPr>
               <w:t>年份</w:t>
             </w:r>
@@ -3510,7 +4540,9 @@
           <w:p>
             <w:r>
               <w:rPr>
+                <w:rFonts w:ascii="宋体" w:hAnsi="宋体" w:eastAsia="宋体"/>
                 <w:b/>
+                <w:sz w:val="18"/>
               </w:rPr>
               <w:t>电影数</w:t>
             </w:r>
@@ -3531,7 +4563,9 @@
           <w:p>
             <w:r>
               <w:rPr>
+                <w:rFonts w:ascii="宋体" w:hAnsi="宋体" w:eastAsia="宋体"/>
                 <w:b/>
+                <w:sz w:val="18"/>
               </w:rPr>
               <w:t>平均评分</w:t>
             </w:r>
@@ -3552,7 +4586,9 @@
           <w:p>
             <w:r>
               <w:rPr>
+                <w:rFonts w:ascii="宋体" w:hAnsi="宋体" w:eastAsia="宋体"/>
                 <w:b/>
+                <w:sz w:val="18"/>
               </w:rPr>
               <w:t>平均评分人数</w:t>
             </w:r>
@@ -3573,6 +4609,10 @@
           </w:tcPr>
           <w:p>
             <w:r>
+              <w:rPr>
+                <w:rFonts w:ascii="宋体" w:hAnsi="宋体" w:eastAsia="宋体"/>
+                <w:sz w:val="18"/>
+              </w:rPr>
               <w:t>2015</w:t>
             </w:r>
           </w:p>
@@ -3590,6 +4630,10 @@
           </w:tcPr>
           <w:p>
             <w:r>
+              <w:rPr>
+                <w:rFonts w:ascii="宋体" w:hAnsi="宋体" w:eastAsia="宋体"/>
+                <w:sz w:val="18"/>
+              </w:rPr>
               <w:t>1157</w:t>
             </w:r>
           </w:p>
@@ -3607,6 +4651,10 @@
           </w:tcPr>
           <w:p>
             <w:r>
+              <w:rPr>
+                <w:rFonts w:ascii="宋体" w:hAnsi="宋体" w:eastAsia="宋体"/>
+                <w:sz w:val="18"/>
+              </w:rPr>
               <w:t>5.963</w:t>
             </w:r>
           </w:p>
@@ -3624,6 +4672,10 @@
           </w:tcPr>
           <w:p>
             <w:r>
+              <w:rPr>
+                <w:rFonts w:ascii="宋体" w:hAnsi="宋体" w:eastAsia="宋体"/>
+                <w:sz w:val="18"/>
+              </w:rPr>
               <w:t>10911</w:t>
             </w:r>
           </w:p>
@@ -3643,6 +4695,10 @@
           </w:tcPr>
           <w:p>
             <w:r>
+              <w:rPr>
+                <w:rFonts w:ascii="宋体" w:hAnsi="宋体" w:eastAsia="宋体"/>
+                <w:sz w:val="18"/>
+              </w:rPr>
               <w:t>2016</w:t>
             </w:r>
           </w:p>
@@ -3660,6 +4716,10 @@
           </w:tcPr>
           <w:p>
             <w:r>
+              <w:rPr>
+                <w:rFonts w:ascii="宋体" w:hAnsi="宋体" w:eastAsia="宋体"/>
+                <w:sz w:val="18"/>
+              </w:rPr>
               <w:t>1156</w:t>
             </w:r>
           </w:p>
@@ -3677,6 +4737,10 @@
           </w:tcPr>
           <w:p>
             <w:r>
+              <w:rPr>
+                <w:rFonts w:ascii="宋体" w:hAnsi="宋体" w:eastAsia="宋体"/>
+                <w:sz w:val="18"/>
+              </w:rPr>
               <w:t>5.886</w:t>
             </w:r>
           </w:p>
@@ -3694,6 +4758,10 @@
           </w:tcPr>
           <w:p>
             <w:r>
+              <w:rPr>
+                <w:rFonts w:ascii="宋体" w:hAnsi="宋体" w:eastAsia="宋体"/>
+                <w:sz w:val="18"/>
+              </w:rPr>
               <w:t>15011</w:t>
             </w:r>
           </w:p>
@@ -3713,6 +4781,10 @@
           </w:tcPr>
           <w:p>
             <w:r>
+              <w:rPr>
+                <w:rFonts w:ascii="宋体" w:hAnsi="宋体" w:eastAsia="宋体"/>
+                <w:sz w:val="18"/>
+              </w:rPr>
               <w:t>2017</w:t>
             </w:r>
           </w:p>
@@ -3730,6 +4802,10 @@
           </w:tcPr>
           <w:p>
             <w:r>
+              <w:rPr>
+                <w:rFonts w:ascii="宋体" w:hAnsi="宋体" w:eastAsia="宋体"/>
+                <w:sz w:val="18"/>
+              </w:rPr>
               <w:t>987</w:t>
             </w:r>
           </w:p>
@@ -3747,6 +4823,10 @@
           </w:tcPr>
           <w:p>
             <w:r>
+              <w:rPr>
+                <w:rFonts w:ascii="宋体" w:hAnsi="宋体" w:eastAsia="宋体"/>
+                <w:sz w:val="18"/>
+              </w:rPr>
               <w:t>5.829</w:t>
             </w:r>
           </w:p>
@@ -3764,6 +4844,10 @@
           </w:tcPr>
           <w:p>
             <w:r>
+              <w:rPr>
+                <w:rFonts w:ascii="宋体" w:hAnsi="宋体" w:eastAsia="宋体"/>
+                <w:sz w:val="18"/>
+              </w:rPr>
               <w:t>12122</w:t>
             </w:r>
           </w:p>
@@ -3783,6 +4867,10 @@
           </w:tcPr>
           <w:p>
             <w:r>
+              <w:rPr>
+                <w:rFonts w:ascii="宋体" w:hAnsi="宋体" w:eastAsia="宋体"/>
+                <w:sz w:val="18"/>
+              </w:rPr>
               <w:t>2018</w:t>
             </w:r>
           </w:p>
@@ -3800,6 +4888,10 @@
           </w:tcPr>
           <w:p>
             <w:r>
+              <w:rPr>
+                <w:rFonts w:ascii="宋体" w:hAnsi="宋体" w:eastAsia="宋体"/>
+                <w:sz w:val="18"/>
+              </w:rPr>
               <w:t>898</w:t>
             </w:r>
           </w:p>
@@ -3817,6 +4909,10 @@
           </w:tcPr>
           <w:p>
             <w:r>
+              <w:rPr>
+                <w:rFonts w:ascii="宋体" w:hAnsi="宋体" w:eastAsia="宋体"/>
+                <w:sz w:val="18"/>
+              </w:rPr>
               <w:t>5.975</w:t>
             </w:r>
           </w:p>
@@ -3834,6 +4930,10 @@
           </w:tcPr>
           <w:p>
             <w:r>
+              <w:rPr>
+                <w:rFonts w:ascii="宋体" w:hAnsi="宋体" w:eastAsia="宋体"/>
+                <w:sz w:val="18"/>
+              </w:rPr>
               <w:t>17718</w:t>
             </w:r>
           </w:p>
@@ -3853,6 +4953,10 @@
           </w:tcPr>
           <w:p>
             <w:r>
+              <w:rPr>
+                <w:rFonts w:ascii="宋体" w:hAnsi="宋体" w:eastAsia="宋体"/>
+                <w:sz w:val="18"/>
+              </w:rPr>
               <w:t>2019</w:t>
             </w:r>
           </w:p>
@@ -3870,6 +4974,10 @@
           </w:tcPr>
           <w:p>
             <w:r>
+              <w:rPr>
+                <w:rFonts w:ascii="宋体" w:hAnsi="宋体" w:eastAsia="宋体"/>
+                <w:sz w:val="18"/>
+              </w:rPr>
               <w:t>535</w:t>
             </w:r>
           </w:p>
@@ -3887,6 +4995,10 @@
           </w:tcPr>
           <w:p>
             <w:r>
+              <w:rPr>
+                <w:rFonts w:ascii="宋体" w:hAnsi="宋体" w:eastAsia="宋体"/>
+                <w:sz w:val="18"/>
+              </w:rPr>
               <w:t>5.999</w:t>
             </w:r>
           </w:p>
@@ -3904,6 +5016,10 @@
           </w:tcPr>
           <w:p>
             <w:r>
+              <w:rPr>
+                <w:rFonts w:ascii="宋体" w:hAnsi="宋体" w:eastAsia="宋体"/>
+                <w:sz w:val="18"/>
+              </w:rPr>
               <w:t>17579</w:t>
             </w:r>
           </w:p>
@@ -3923,6 +5039,10 @@
           </w:tcPr>
           <w:p>
             <w:r>
+              <w:rPr>
+                <w:rFonts w:ascii="宋体" w:hAnsi="宋体" w:eastAsia="宋体"/>
+                <w:sz w:val="18"/>
+              </w:rPr>
               <w:t>2020</w:t>
             </w:r>
           </w:p>
@@ -3940,6 +5060,10 @@
           </w:tcPr>
           <w:p>
             <w:r>
+              <w:rPr>
+                <w:rFonts w:ascii="宋体" w:hAnsi="宋体" w:eastAsia="宋体"/>
+                <w:sz w:val="18"/>
+              </w:rPr>
               <w:t>47</w:t>
             </w:r>
           </w:p>
@@ -3957,6 +5081,10 @@
           </w:tcPr>
           <w:p>
             <w:r>
+              <w:rPr>
+                <w:rFonts w:ascii="宋体" w:hAnsi="宋体" w:eastAsia="宋体"/>
+                <w:sz w:val="18"/>
+              </w:rPr>
               <w:t>6.036</w:t>
             </w:r>
           </w:p>
@@ -3974,6 +5102,10 @@
           </w:tcPr>
           <w:p>
             <w:r>
+              <w:rPr>
+                <w:rFonts w:ascii="宋体" w:hAnsi="宋体" w:eastAsia="宋体"/>
+                <w:sz w:val="18"/>
+              </w:rPr>
               <w:t>16870</w:t>
             </w:r>
           </w:p>
@@ -3981,15 +5113,27 @@
       </w:tr>
     </w:tbl>
     <w:p>
+      <w:pPr>
+        <w:jc w:val="left"/>
+      </w:pPr>
       <w:r>
         <w:rPr>
+          <w:rFonts w:ascii="宋体" w:hAnsi="宋体" w:eastAsia="宋体"/>
           <w:b w:val="0"/>
+          <w:sz w:val="21"/>
         </w:rPr>
         <w:t>年度趋势用于观察不同年代样本的评分变化。早期年份样本较少，平均分可能受经典影片留存效应影响；近年电影数量更大，评分分布更接近大众观影反馈。报告图中可看到 1980 年后评分总体在一个相对稳定区间波动。</w:t>
       </w:r>
     </w:p>
     <w:p>
+      <w:pPr>
+        <w:jc w:val="left"/>
+      </w:pPr>
       <w:r>
+        <w:rPr>
+          <w:rFonts w:ascii="宋体" w:hAnsi="宋体" w:eastAsia="宋体"/>
+          <w:sz w:val="21"/>
+        </w:rPr>
         <w:drawing>
           <wp:inline xmlns:a="http://schemas.openxmlformats.org/drawingml/2006/main" xmlns:pic="http://schemas.openxmlformats.org/drawingml/2006/picture">
             <wp:extent cx="5669280" cy="3174797"/>
@@ -4025,9 +5169,14 @@
       </w:r>
     </w:p>
     <w:p>
+      <w:pPr>
+        <w:jc w:val="left"/>
+      </w:pPr>
       <w:r>
         <w:rPr>
+          <w:rFonts w:ascii="宋体" w:hAnsi="宋体" w:eastAsia="宋体"/>
           <w:b w:val="0"/>
+          <w:sz w:val="21"/>
         </w:rPr>
         <w:t>查询 4：将电影事实表与国家拆分表按 movie_id JOIN，统计国家维度评分。</w:t>
       </w:r>
@@ -4037,6 +5186,7 @@
         <w:tblStyle w:val="TableGrid"/>
         <w:tblW w:type="dxa" w:w="9360"/>
         <w:jc w:val="left"/>
+        <w:tblLayout w:type="autofit"/>
         <w:tblLook w:firstColumn="1" w:firstRow="1" w:lastColumn="0" w:lastRow="0" w:noHBand="0" w:noVBand="1" w:val="04A0"/>
         <w:tblInd w:w="120" w:type="dxa"/>
       </w:tblPr>
@@ -4062,7 +5212,9 @@
           <w:p>
             <w:r>
               <w:rPr>
+                <w:rFonts w:ascii="宋体" w:hAnsi="宋体" w:eastAsia="宋体"/>
                 <w:b/>
+                <w:sz w:val="18"/>
               </w:rPr>
               <w:t>国家/地区</w:t>
             </w:r>
@@ -4083,7 +5235,9 @@
           <w:p>
             <w:r>
               <w:rPr>
+                <w:rFonts w:ascii="宋体" w:hAnsi="宋体" w:eastAsia="宋体"/>
                 <w:b/>
+                <w:sz w:val="18"/>
               </w:rPr>
               <w:t>电影数</w:t>
             </w:r>
@@ -4104,7 +5258,9 @@
           <w:p>
             <w:r>
               <w:rPr>
+                <w:rFonts w:ascii="宋体" w:hAnsi="宋体" w:eastAsia="宋体"/>
                 <w:b/>
+                <w:sz w:val="18"/>
               </w:rPr>
               <w:t>平均评分</w:t>
             </w:r>
@@ -4125,7 +5281,9 @@
           <w:p>
             <w:r>
               <w:rPr>
+                <w:rFonts w:ascii="宋体" w:hAnsi="宋体" w:eastAsia="宋体"/>
                 <w:b/>
+                <w:sz w:val="18"/>
               </w:rPr>
               <w:t>总评分人数</w:t>
             </w:r>
@@ -4146,6 +5304,10 @@
           </w:tcPr>
           <w:p>
             <w:r>
+              <w:rPr>
+                <w:rFonts w:ascii="宋体" w:hAnsi="宋体" w:eastAsia="宋体"/>
+                <w:sz w:val="18"/>
+              </w:rPr>
               <w:t>苏联</w:t>
             </w:r>
           </w:p>
@@ -4163,6 +5325,10 @@
           </w:tcPr>
           <w:p>
             <w:r>
+              <w:rPr>
+                <w:rFonts w:ascii="宋体" w:hAnsi="宋体" w:eastAsia="宋体"/>
+                <w:sz w:val="18"/>
+              </w:rPr>
               <w:t>29</w:t>
             </w:r>
           </w:p>
@@ -4180,6 +5346,10 @@
           </w:tcPr>
           <w:p>
             <w:r>
+              <w:rPr>
+                <w:rFonts w:ascii="宋体" w:hAnsi="宋体" w:eastAsia="宋体"/>
+                <w:sz w:val="18"/>
+              </w:rPr>
               <w:t>7.983</w:t>
             </w:r>
           </w:p>
@@ -4197,6 +5367,10 @@
           </w:tcPr>
           <w:p>
             <w:r>
+              <w:rPr>
+                <w:rFonts w:ascii="宋体" w:hAnsi="宋体" w:eastAsia="宋体"/>
+                <w:sz w:val="18"/>
+              </w:rPr>
               <w:t>96358</w:t>
             </w:r>
           </w:p>
@@ -4216,6 +5390,10 @@
           </w:tcPr>
           <w:p>
             <w:r>
+              <w:rPr>
+                <w:rFonts w:ascii="宋体" w:hAnsi="宋体" w:eastAsia="宋体"/>
+                <w:sz w:val="18"/>
+              </w:rPr>
               <w:t>伊朗</w:t>
             </w:r>
           </w:p>
@@ -4233,6 +5411,10 @@
           </w:tcPr>
           <w:p>
             <w:r>
+              <w:rPr>
+                <w:rFonts w:ascii="宋体" w:hAnsi="宋体" w:eastAsia="宋体"/>
+                <w:sz w:val="18"/>
+              </w:rPr>
               <w:t>69</w:t>
             </w:r>
           </w:p>
@@ -4250,6 +5432,10 @@
           </w:tcPr>
           <w:p>
             <w:r>
+              <w:rPr>
+                <w:rFonts w:ascii="宋体" w:hAnsi="宋体" w:eastAsia="宋体"/>
+                <w:sz w:val="18"/>
+              </w:rPr>
               <w:t>7.562</w:t>
             </w:r>
           </w:p>
@@ -4267,6 +5453,10 @@
           </w:tcPr>
           <w:p>
             <w:r>
+              <w:rPr>
+                <w:rFonts w:ascii="宋体" w:hAnsi="宋体" w:eastAsia="宋体"/>
+                <w:sz w:val="18"/>
+              </w:rPr>
               <w:t>560279</w:t>
             </w:r>
           </w:p>
@@ -4286,6 +5476,10 @@
           </w:tcPr>
           <w:p>
             <w:r>
+              <w:rPr>
+                <w:rFonts w:ascii="宋体" w:hAnsi="宋体" w:eastAsia="宋体"/>
+                <w:sz w:val="18"/>
+              </w:rPr>
               <w:t>波兰</w:t>
             </w:r>
           </w:p>
@@ -4303,6 +5497,10 @@
           </w:tcPr>
           <w:p>
             <w:r>
+              <w:rPr>
+                <w:rFonts w:ascii="宋体" w:hAnsi="宋体" w:eastAsia="宋体"/>
+                <w:sz w:val="18"/>
+              </w:rPr>
               <w:t>50</w:t>
             </w:r>
           </w:p>
@@ -4320,6 +5518,10 @@
           </w:tcPr>
           <w:p>
             <w:r>
+              <w:rPr>
+                <w:rFonts w:ascii="宋体" w:hAnsi="宋体" w:eastAsia="宋体"/>
+                <w:sz w:val="18"/>
+              </w:rPr>
               <w:t>7.408</w:t>
             </w:r>
           </w:p>
@@ -4337,6 +5539,10 @@
           </w:tcPr>
           <w:p>
             <w:r>
+              <w:rPr>
+                <w:rFonts w:ascii="宋体" w:hAnsi="宋体" w:eastAsia="宋体"/>
+                <w:sz w:val="18"/>
+              </w:rPr>
               <w:t>411859</w:t>
             </w:r>
           </w:p>
@@ -4356,6 +5562,10 @@
           </w:tcPr>
           <w:p>
             <w:r>
+              <w:rPr>
+                <w:rFonts w:ascii="宋体" w:hAnsi="宋体" w:eastAsia="宋体"/>
+                <w:sz w:val="18"/>
+              </w:rPr>
               <w:t>芬兰</w:t>
             </w:r>
           </w:p>
@@ -4373,6 +5583,10 @@
           </w:tcPr>
           <w:p>
             <w:r>
+              <w:rPr>
+                <w:rFonts w:ascii="宋体" w:hAnsi="宋体" w:eastAsia="宋体"/>
+                <w:sz w:val="18"/>
+              </w:rPr>
               <w:t>32</w:t>
             </w:r>
           </w:p>
@@ -4390,6 +5604,10 @@
           </w:tcPr>
           <w:p>
             <w:r>
+              <w:rPr>
+                <w:rFonts w:ascii="宋体" w:hAnsi="宋体" w:eastAsia="宋体"/>
+                <w:sz w:val="18"/>
+              </w:rPr>
               <w:t>7.353</w:t>
             </w:r>
           </w:p>
@@ -4407,6 +5625,10 @@
           </w:tcPr>
           <w:p>
             <w:r>
+              <w:rPr>
+                <w:rFonts w:ascii="宋体" w:hAnsi="宋体" w:eastAsia="宋体"/>
+                <w:sz w:val="18"/>
+              </w:rPr>
               <w:t>59050</w:t>
             </w:r>
           </w:p>
@@ -4426,6 +5648,10 @@
           </w:tcPr>
           <w:p>
             <w:r>
+              <w:rPr>
+                <w:rFonts w:ascii="宋体" w:hAnsi="宋体" w:eastAsia="宋体"/>
+                <w:sz w:val="18"/>
+              </w:rPr>
               <w:t>希腊</w:t>
             </w:r>
           </w:p>
@@ -4443,6 +5669,10 @@
           </w:tcPr>
           <w:p>
             <w:r>
+              <w:rPr>
+                <w:rFonts w:ascii="宋体" w:hAnsi="宋体" w:eastAsia="宋体"/>
+                <w:sz w:val="18"/>
+              </w:rPr>
               <w:t>26</w:t>
             </w:r>
           </w:p>
@@ -4460,6 +5690,10 @@
           </w:tcPr>
           <w:p>
             <w:r>
+              <w:rPr>
+                <w:rFonts w:ascii="宋体" w:hAnsi="宋体" w:eastAsia="宋体"/>
+                <w:sz w:val="18"/>
+              </w:rPr>
               <w:t>7.315</w:t>
             </w:r>
           </w:p>
@@ -4477,6 +5711,10 @@
           </w:tcPr>
           <w:p>
             <w:r>
+              <w:rPr>
+                <w:rFonts w:ascii="宋体" w:hAnsi="宋体" w:eastAsia="宋体"/>
+                <w:sz w:val="18"/>
+              </w:rPr>
               <w:t>365029</w:t>
             </w:r>
           </w:p>
@@ -4496,6 +5734,10 @@
           </w:tcPr>
           <w:p>
             <w:r>
+              <w:rPr>
+                <w:rFonts w:ascii="宋体" w:hAnsi="宋体" w:eastAsia="宋体"/>
+                <w:sz w:val="18"/>
+              </w:rPr>
               <w:t>奥地利</w:t>
             </w:r>
           </w:p>
@@ -4513,6 +5755,10 @@
           </w:tcPr>
           <w:p>
             <w:r>
+              <w:rPr>
+                <w:rFonts w:ascii="宋体" w:hAnsi="宋体" w:eastAsia="宋体"/>
+                <w:sz w:val="18"/>
+              </w:rPr>
               <w:t>61</w:t>
             </w:r>
           </w:p>
@@ -4530,6 +5776,10 @@
           </w:tcPr>
           <w:p>
             <w:r>
+              <w:rPr>
+                <w:rFonts w:ascii="宋体" w:hAnsi="宋体" w:eastAsia="宋体"/>
+                <w:sz w:val="18"/>
+              </w:rPr>
               <w:t>7.284</w:t>
             </w:r>
           </w:p>
@@ -4547,6 +5797,10 @@
           </w:tcPr>
           <w:p>
             <w:r>
+              <w:rPr>
+                <w:rFonts w:ascii="宋体" w:hAnsi="宋体" w:eastAsia="宋体"/>
+                <w:sz w:val="18"/>
+              </w:rPr>
               <w:t>644235</w:t>
             </w:r>
           </w:p>
@@ -4566,6 +5820,10 @@
           </w:tcPr>
           <w:p>
             <w:r>
+              <w:rPr>
+                <w:rFonts w:ascii="宋体" w:hAnsi="宋体" w:eastAsia="宋体"/>
+                <w:sz w:val="18"/>
+              </w:rPr>
               <w:t>捷克</w:t>
             </w:r>
           </w:p>
@@ -4583,6 +5841,10 @@
           </w:tcPr>
           <w:p>
             <w:r>
+              <w:rPr>
+                <w:rFonts w:ascii="宋体" w:hAnsi="宋体" w:eastAsia="宋体"/>
+                <w:sz w:val="18"/>
+              </w:rPr>
               <w:t>28</w:t>
             </w:r>
           </w:p>
@@ -4600,6 +5862,10 @@
           </w:tcPr>
           <w:p>
             <w:r>
+              <w:rPr>
+                <w:rFonts w:ascii="宋体" w:hAnsi="宋体" w:eastAsia="宋体"/>
+                <w:sz w:val="18"/>
+              </w:rPr>
               <w:t>7.221</w:t>
             </w:r>
           </w:p>
@@ -4617,6 +5883,10 @@
           </w:tcPr>
           <w:p>
             <w:r>
+              <w:rPr>
+                <w:rFonts w:ascii="宋体" w:hAnsi="宋体" w:eastAsia="宋体"/>
+                <w:sz w:val="18"/>
+              </w:rPr>
               <w:t>1109312</w:t>
             </w:r>
           </w:p>
@@ -4636,6 +5906,10 @@
           </w:tcPr>
           <w:p>
             <w:r>
+              <w:rPr>
+                <w:rFonts w:ascii="宋体" w:hAnsi="宋体" w:eastAsia="宋体"/>
+                <w:sz w:val="18"/>
+              </w:rPr>
               <w:t>挪威</w:t>
             </w:r>
           </w:p>
@@ -4653,6 +5927,10 @@
           </w:tcPr>
           <w:p>
             <w:r>
+              <w:rPr>
+                <w:rFonts w:ascii="宋体" w:hAnsi="宋体" w:eastAsia="宋体"/>
+                <w:sz w:val="18"/>
+              </w:rPr>
               <w:t>34</w:t>
             </w:r>
           </w:p>
@@ -4670,6 +5948,10 @@
           </w:tcPr>
           <w:p>
             <w:r>
+              <w:rPr>
+                <w:rFonts w:ascii="宋体" w:hAnsi="宋体" w:eastAsia="宋体"/>
+                <w:sz w:val="18"/>
+              </w:rPr>
               <w:t>7.221</w:t>
             </w:r>
           </w:p>
@@ -4687,6 +5969,10 @@
           </w:tcPr>
           <w:p>
             <w:r>
+              <w:rPr>
+                <w:rFonts w:ascii="宋体" w:hAnsi="宋体" w:eastAsia="宋体"/>
+                <w:sz w:val="18"/>
+              </w:rPr>
               <w:t>142421</w:t>
             </w:r>
           </w:p>
@@ -4706,6 +5992,10 @@
           </w:tcPr>
           <w:p>
             <w:r>
+              <w:rPr>
+                <w:rFonts w:ascii="宋体" w:hAnsi="宋体" w:eastAsia="宋体"/>
+                <w:sz w:val="18"/>
+              </w:rPr>
               <w:t>瑞士</w:t>
             </w:r>
           </w:p>
@@ -4723,6 +6013,10 @@
           </w:tcPr>
           <w:p>
             <w:r>
+              <w:rPr>
+                <w:rFonts w:ascii="宋体" w:hAnsi="宋体" w:eastAsia="宋体"/>
+                <w:sz w:val="18"/>
+              </w:rPr>
               <w:t>94</w:t>
             </w:r>
           </w:p>
@@ -4740,6 +6034,10 @@
           </w:tcPr>
           <w:p>
             <w:r>
+              <w:rPr>
+                <w:rFonts w:ascii="宋体" w:hAnsi="宋体" w:eastAsia="宋体"/>
+                <w:sz w:val="18"/>
+              </w:rPr>
               <w:t>7.191</w:t>
             </w:r>
           </w:p>
@@ -4757,6 +6055,10 @@
           </w:tcPr>
           <w:p>
             <w:r>
+              <w:rPr>
+                <w:rFonts w:ascii="宋体" w:hAnsi="宋体" w:eastAsia="宋体"/>
+                <w:sz w:val="18"/>
+              </w:rPr>
               <w:t>2035763</w:t>
             </w:r>
           </w:p>
@@ -4776,6 +6078,10 @@
           </w:tcPr>
           <w:p>
             <w:r>
+              <w:rPr>
+                <w:rFonts w:ascii="宋体" w:hAnsi="宋体" w:eastAsia="宋体"/>
+                <w:sz w:val="18"/>
+              </w:rPr>
               <w:t>西德</w:t>
             </w:r>
           </w:p>
@@ -4793,6 +6099,10 @@
           </w:tcPr>
           <w:p>
             <w:r>
+              <w:rPr>
+                <w:rFonts w:ascii="宋体" w:hAnsi="宋体" w:eastAsia="宋体"/>
+                <w:sz w:val="18"/>
+              </w:rPr>
               <w:t>84</w:t>
             </w:r>
           </w:p>
@@ -4810,6 +6120,10 @@
           </w:tcPr>
           <w:p>
             <w:r>
+              <w:rPr>
+                <w:rFonts w:ascii="宋体" w:hAnsi="宋体" w:eastAsia="宋体"/>
+                <w:sz w:val="18"/>
+              </w:rPr>
               <w:t>7.175</w:t>
             </w:r>
           </w:p>
@@ -4827,6 +6141,10 @@
           </w:tcPr>
           <w:p>
             <w:r>
+              <w:rPr>
+                <w:rFonts w:ascii="宋体" w:hAnsi="宋体" w:eastAsia="宋体"/>
+                <w:sz w:val="18"/>
+              </w:rPr>
               <w:t>177012</w:t>
             </w:r>
           </w:p>
@@ -4834,25 +6152,40 @@
       </w:tr>
     </w:tbl>
     <w:p>
+      <w:pPr>
+        <w:jc w:val="left"/>
+      </w:pPr>
       <w:r>
         <w:rPr>
+          <w:rFonts w:ascii="宋体" w:hAnsi="宋体" w:eastAsia="宋体"/>
           <w:b w:val="0"/>
+          <w:sz w:val="21"/>
         </w:rPr>
         <w:t>JOIN 操作用于把一部电影拆分到多个出品国家或地区后重新聚合。设置 movie_count &gt;= 20 的阈值，是为了减少小样本国家因个别经典作品产生的偶然高分。结果显示，苏联、伊朗、波兰等地区在有效样本中平均评分较高，但英国、法国等国家的样本量和评分人数更大，稳定性更强。</w:t>
       </w:r>
     </w:p>
     <w:p>
+      <w:pPr>
+        <w:jc w:val="left"/>
+      </w:pPr>
       <w:r>
         <w:rPr>
+          <w:rFonts w:ascii="宋体" w:hAnsi="宋体" w:eastAsia="宋体"/>
           <w:b w:val="0"/>
+          <w:sz w:val="21"/>
         </w:rPr>
         <w:t>查询 5：使用窗口函数 row_number，选出每个国家/地区评分最高的代表电影。</w:t>
       </w:r>
     </w:p>
     <w:p>
+      <w:pPr>
+        <w:jc w:val="left"/>
+      </w:pPr>
       <w:r>
         <w:rPr>
+          <w:rFonts w:ascii="宋体" w:hAnsi="宋体" w:eastAsia="宋体"/>
           <w:b w:val="0"/>
+          <w:sz w:val="21"/>
         </w:rPr>
         <w:t>窗口函数适合在每个分组内部做排序和取 Top-1，相比普通 GROUP BY 能保留电影标题、评分人数等明细字段。该查询可用于构建“各地区代表作”榜单，也能说明 Spark SQL 在分组内排序场景中的表达能力。</w:t>
       </w:r>
@@ -4862,15 +6195,22 @@
         <w:pStyle w:val="Heading2"/>
       </w:pPr>
       <w:r>
-        <w:t>3.4 性能对比与 Amdahl 分析</w:t>
+        <w:rPr>
+          <w:rFonts w:ascii="黑体" w:hAnsi="黑体" w:eastAsia="黑体"/>
+        </w:rPr>
+        <w:t>3.4 A-3 性能对比与 Amdahl 分析</w:t>
       </w:r>
     </w:p>
     <w:p>
+      <w:pPr>
+        <w:jc w:val="left"/>
+      </w:pPr>
       <w:r>
         <w:rPr>
-          <w:b w:val="0"/>
+          <w:rFonts w:ascii="宋体" w:hAnsi="宋体" w:eastAsia="宋体"/>
+          <w:sz w:val="21"/>
         </w:rPr>
-        <w:t>本地 Pandas 对类型聚合查询的实测时间为 0.0186 秒。在 CCE 中运行 PySpark 时，应对 executorInstances=1 和 executorInstances=2 分别记录同一查询执行时间，并补充到 outputs/performance_template.csv。Amdahl 定律形式为 S(p)=1/((1-f)+f/p)，其中 f 表示可并行比例。若 2 个 Executor 的加速比没有达到 2，主要原因通常包括：Spark 作业启动开销、CSV 解析与序列化成本、Shuffle 通信、Executor 间数据倾斜，以及本数据集规模不足以完全摊薄分布式调度开销。</w:t>
+        <w:t>子任务目标：本地 Pandas 对类型聚合查询的实测时间为 0.0186 秒。在 CCE 中运行 PySpark 时，应对 executorInstances=1 和 executorInstances=2 分别记录同一查询执行时间，并记录到 outputs/performance_template.csv。Amdahl 定律形式为 S(p)=1/((1-f)+f/p)，其中 f 表示可并行比例。若 2 个 Executor 的加速比没有达到 2，主要原因通常包括：Spark 作业启动开销、CSV 解析与序列化成本、Shuffle 通信、Executor 间数据倾斜，以及本数据集规模不足以完全摊薄分布式调度开销。</w:t>
       </w:r>
     </w:p>
     <w:tbl>
@@ -4878,6 +6218,7 @@
         <w:tblStyle w:val="TableGrid"/>
         <w:tblW w:type="dxa" w:w="9360"/>
         <w:jc w:val="left"/>
+        <w:tblLayout w:type="autofit"/>
         <w:tblLook w:firstColumn="1" w:firstRow="1" w:lastColumn="0" w:lastRow="0" w:noHBand="0" w:noVBand="1" w:val="04A0"/>
         <w:tblInd w:w="120" w:type="dxa"/>
       </w:tblPr>
@@ -4903,7 +6244,9 @@
           <w:p>
             <w:r>
               <w:rPr>
+                <w:rFonts w:ascii="宋体" w:hAnsi="宋体" w:eastAsia="宋体"/>
                 <w:b/>
+                <w:sz w:val="18"/>
               </w:rPr>
               <w:t>引擎</w:t>
             </w:r>
@@ -4924,7 +6267,9 @@
           <w:p>
             <w:r>
               <w:rPr>
+                <w:rFonts w:ascii="宋体" w:hAnsi="宋体" w:eastAsia="宋体"/>
                 <w:b/>
+                <w:sz w:val="18"/>
               </w:rPr>
               <w:t>Worker/Executor</w:t>
             </w:r>
@@ -4945,7 +6290,9 @@
           <w:p>
             <w:r>
               <w:rPr>
+                <w:rFonts w:ascii="宋体" w:hAnsi="宋体" w:eastAsia="宋体"/>
                 <w:b/>
+                <w:sz w:val="18"/>
               </w:rPr>
               <w:t>执行时间</w:t>
             </w:r>
@@ -4966,7 +6313,9 @@
           <w:p>
             <w:r>
               <w:rPr>
+                <w:rFonts w:ascii="宋体" w:hAnsi="宋体" w:eastAsia="宋体"/>
                 <w:b/>
+                <w:sz w:val="18"/>
               </w:rPr>
               <w:t>备注</w:t>
             </w:r>
@@ -4987,6 +6336,10 @@
           </w:tcPr>
           <w:p>
             <w:r>
+              <w:rPr>
+                <w:rFonts w:ascii="宋体" w:hAnsi="宋体" w:eastAsia="宋体"/>
+                <w:sz w:val="18"/>
+              </w:rPr>
               <w:t>Pandas local</w:t>
             </w:r>
           </w:p>
@@ -5004,6 +6357,10 @@
           </w:tcPr>
           <w:p>
             <w:r>
+              <w:rPr>
+                <w:rFonts w:ascii="宋体" w:hAnsi="宋体" w:eastAsia="宋体"/>
+                <w:sz w:val="18"/>
+              </w:rPr>
               <w:t>1</w:t>
             </w:r>
           </w:p>
@@ -5021,6 +6378,10 @@
           </w:tcPr>
           <w:p>
             <w:r>
+              <w:rPr>
+                <w:rFonts w:ascii="宋体" w:hAnsi="宋体" w:eastAsia="宋体"/>
+                <w:sz w:val="18"/>
+              </w:rPr>
               <w:t>0.0186 秒</w:t>
             </w:r>
           </w:p>
@@ -5038,6 +6399,10 @@
           </w:tcPr>
           <w:p>
             <w:r>
+              <w:rPr>
+                <w:rFonts w:ascii="宋体" w:hAnsi="宋体" w:eastAsia="宋体"/>
+                <w:sz w:val="18"/>
+              </w:rPr>
               <w:t>已本地实测</w:t>
             </w:r>
           </w:p>
@@ -5057,6 +6422,10 @@
           </w:tcPr>
           <w:p>
             <w:r>
+              <w:rPr>
+                <w:rFonts w:ascii="宋体" w:hAnsi="宋体" w:eastAsia="宋体"/>
+                <w:sz w:val="18"/>
+              </w:rPr>
               <w:t>PySpark on CCE</w:t>
             </w:r>
           </w:p>
@@ -5074,6 +6443,10 @@
           </w:tcPr>
           <w:p>
             <w:r>
+              <w:rPr>
+                <w:rFonts w:ascii="宋体" w:hAnsi="宋体" w:eastAsia="宋体"/>
+                <w:sz w:val="18"/>
+              </w:rPr>
               <w:t>1</w:t>
             </w:r>
           </w:p>
@@ -5091,6 +6464,10 @@
           </w:tcPr>
           <w:p>
             <w:r>
+              <w:rPr>
+                <w:rFonts w:ascii="宋体" w:hAnsi="宋体" w:eastAsia="宋体"/>
+                <w:sz w:val="18"/>
+              </w:rPr>
               <w:t>待实测</w:t>
             </w:r>
           </w:p>
@@ -5108,6 +6485,10 @@
           </w:tcPr>
           <w:p>
             <w:r>
+              <w:rPr>
+                <w:rFonts w:ascii="宋体" w:hAnsi="宋体" w:eastAsia="宋体"/>
+                <w:sz w:val="18"/>
+              </w:rPr>
               <w:t>运行 spark/douban_spark_analysis.py 后填写</w:t>
             </w:r>
           </w:p>
@@ -5127,6 +6508,10 @@
           </w:tcPr>
           <w:p>
             <w:r>
+              <w:rPr>
+                <w:rFonts w:ascii="宋体" w:hAnsi="宋体" w:eastAsia="宋体"/>
+                <w:sz w:val="18"/>
+              </w:rPr>
               <w:t>PySpark on CCE</w:t>
             </w:r>
           </w:p>
@@ -5144,6 +6529,10 @@
           </w:tcPr>
           <w:p>
             <w:r>
+              <w:rPr>
+                <w:rFonts w:ascii="宋体" w:hAnsi="宋体" w:eastAsia="宋体"/>
+                <w:sz w:val="18"/>
+              </w:rPr>
               <w:t>2</w:t>
             </w:r>
           </w:p>
@@ -5161,6 +6550,10 @@
           </w:tcPr>
           <w:p>
             <w:r>
+              <w:rPr>
+                <w:rFonts w:ascii="宋体" w:hAnsi="宋体" w:eastAsia="宋体"/>
+                <w:sz w:val="18"/>
+              </w:rPr>
               <w:t>待实测</w:t>
             </w:r>
           </w:p>
@@ -5178,6 +6571,10 @@
           </w:tcPr>
           <w:p>
             <w:r>
+              <w:rPr>
+                <w:rFonts w:ascii="宋体" w:hAnsi="宋体" w:eastAsia="宋体"/>
+                <w:sz w:val="18"/>
+              </w:rPr>
               <w:t>用于计算实测加速比</w:t>
             </w:r>
           </w:p>
@@ -5186,10 +6583,11 @@
     </w:tbl>
     <w:p>
       <w:pPr>
-        <w:pStyle w:val="Heading1"/>
+        <w:pStyle w:val="Heading2"/>
+        <w:jc w:val="left"/>
       </w:pPr>
       <w:r>
-        <w:t>四、问题排查与解决记录</w:t>
+        <w:t>3.5 问题与解决方案汇总</w:t>
       </w:r>
     </w:p>
     <w:tbl>
@@ -5197,6 +6595,7 @@
         <w:tblStyle w:val="TableGrid"/>
         <w:tblW w:type="dxa" w:w="9360"/>
         <w:jc w:val="left"/>
+        <w:tblLayout w:type="autofit"/>
         <w:tblLook w:firstColumn="1" w:firstRow="1" w:lastColumn="0" w:lastRow="0" w:noHBand="0" w:noVBand="1" w:val="04A0"/>
         <w:tblInd w:w="120" w:type="dxa"/>
       </w:tblPr>
@@ -5221,7 +6620,9 @@
           <w:p>
             <w:r>
               <w:rPr>
+                <w:rFonts w:ascii="宋体" w:hAnsi="宋体" w:eastAsia="宋体"/>
                 <w:b/>
+                <w:sz w:val="18"/>
               </w:rPr>
               <w:t>问题</w:t>
             </w:r>
@@ -5242,7 +6643,9 @@
           <w:p>
             <w:r>
               <w:rPr>
+                <w:rFonts w:ascii="宋体" w:hAnsi="宋体" w:eastAsia="宋体"/>
                 <w:b/>
+                <w:sz w:val="18"/>
               </w:rPr>
               <w:t>原因</w:t>
             </w:r>
@@ -5263,7 +6666,9 @@
           <w:p>
             <w:r>
               <w:rPr>
+                <w:rFonts w:ascii="宋体" w:hAnsi="宋体" w:eastAsia="宋体"/>
                 <w:b/>
+                <w:sz w:val="18"/>
               </w:rPr>
               <w:t>处理方式</w:t>
             </w:r>
@@ -5284,6 +6689,10 @@
           </w:tcPr>
           <w:p>
             <w:r>
+              <w:rPr>
+                <w:rFonts w:ascii="宋体" w:hAnsi="宋体" w:eastAsia="宋体"/>
+                <w:sz w:val="18"/>
+              </w:rPr>
               <w:t>Docker Hub 拉取超时</w:t>
             </w:r>
           </w:p>
@@ -5301,6 +6710,10 @@
           </w:tcPr>
           <w:p>
             <w:r>
+              <w:rPr>
+                <w:rFonts w:ascii="宋体" w:hAnsi="宋体" w:eastAsia="宋体"/>
+                <w:sz w:val="18"/>
+              </w:rPr>
               <w:t>国内网络访问 Docker Hub 不稳定</w:t>
             </w:r>
           </w:p>
@@ -5318,6 +6731,10 @@
           </w:tcPr>
           <w:p>
             <w:r>
+              <w:rPr>
+                <w:rFonts w:ascii="宋体" w:hAnsi="宋体" w:eastAsia="宋体"/>
+                <w:sz w:val="18"/>
+              </w:rPr>
               <w:t>配置 Docker Desktop registry mirrors</w:t>
             </w:r>
           </w:p>
@@ -5337,6 +6754,10 @@
           </w:tcPr>
           <w:p>
             <w:r>
+              <w:rPr>
+                <w:rFonts w:ascii="宋体" w:hAnsi="宋体" w:eastAsia="宋体"/>
+                <w:sz w:val="18"/>
+              </w:rPr>
               <w:t>SWR manifest 解析错误</w:t>
             </w:r>
           </w:p>
@@ -5354,6 +6775,10 @@
           </w:tcPr>
           <w:p>
             <w:r>
+              <w:rPr>
+                <w:rFonts w:ascii="宋体" w:hAnsi="宋体" w:eastAsia="宋体"/>
+                <w:sz w:val="18"/>
+              </w:rPr>
               <w:t>Docker 29 默认 OCI manifest 与 SWR 兼容性问题</w:t>
             </w:r>
           </w:p>
@@ -5371,6 +6796,10 @@
           </w:tcPr>
           <w:p>
             <w:r>
+              <w:rPr>
+                <w:rFonts w:ascii="宋体" w:hAnsi="宋体" w:eastAsia="宋体"/>
+                <w:sz w:val="18"/>
+              </w:rPr>
               <w:t>构建时添加 --provenance=false</w:t>
             </w:r>
           </w:p>
@@ -5390,6 +6819,10 @@
           </w:tcPr>
           <w:p>
             <w:r>
+              <w:rPr>
+                <w:rFonts w:ascii="宋体" w:hAnsi="宋体" w:eastAsia="宋体"/>
+                <w:sz w:val="18"/>
+              </w:rPr>
               <w:t>ImagePullBackOff</w:t>
             </w:r>
           </w:p>
@@ -5407,6 +6840,10 @@
           </w:tcPr>
           <w:p>
             <w:r>
+              <w:rPr>
+                <w:rFonts w:ascii="宋体" w:hAnsi="宋体" w:eastAsia="宋体"/>
+                <w:sz w:val="18"/>
+              </w:rPr>
               <w:t>SWR Region 不一致或私有镜像未授权</w:t>
             </w:r>
           </w:p>
@@ -5424,6 +6861,10 @@
           </w:tcPr>
           <w:p>
             <w:r>
+              <w:rPr>
+                <w:rFonts w:ascii="宋体" w:hAnsi="宋体" w:eastAsia="宋体"/>
+                <w:sz w:val="18"/>
+              </w:rPr>
               <w:t>同 Region 重新推送或配置 imagePullSecret</w:t>
             </w:r>
           </w:p>
@@ -5443,6 +6884,10 @@
           </w:tcPr>
           <w:p>
             <w:r>
+              <w:rPr>
+                <w:rFonts w:ascii="宋体" w:hAnsi="宋体" w:eastAsia="宋体"/>
+                <w:sz w:val="18"/>
+              </w:rPr>
               <w:t>Spark Executor Pending</w:t>
             </w:r>
           </w:p>
@@ -5460,6 +6905,10 @@
           </w:tcPr>
           <w:p>
             <w:r>
+              <w:rPr>
+                <w:rFonts w:ascii="宋体" w:hAnsi="宋体" w:eastAsia="宋体"/>
+                <w:sz w:val="18"/>
+              </w:rPr>
               <w:t>调度依据 requests，节点剩余 CPU/内存不足</w:t>
             </w:r>
           </w:p>
@@ -5477,6 +6926,10 @@
           </w:tcPr>
           <w:p>
             <w:r>
+              <w:rPr>
+                <w:rFonts w:ascii="宋体" w:hAnsi="宋体" w:eastAsia="宋体"/>
+                <w:sz w:val="18"/>
+              </w:rPr>
               <w:t>缩容非必要应用，设置 coreRequest=100m 或扩容节点</w:t>
             </w:r>
           </w:p>
@@ -5496,6 +6949,10 @@
           </w:tcPr>
           <w:p>
             <w:r>
+              <w:rPr>
+                <w:rFonts w:ascii="宋体" w:hAnsi="宋体" w:eastAsia="宋体"/>
+                <w:sz w:val="18"/>
+              </w:rPr>
               <w:t>ConfigMap subPath 不热更新</w:t>
             </w:r>
           </w:p>
@@ -5513,6 +6970,10 @@
           </w:tcPr>
           <w:p>
             <w:r>
+              <w:rPr>
+                <w:rFonts w:ascii="宋体" w:hAnsi="宋体" w:eastAsia="宋体"/>
+                <w:sz w:val="18"/>
+              </w:rPr>
               <w:t>Kubernetes 对 subPath 更新传播有限制</w:t>
             </w:r>
           </w:p>
@@ -5530,6 +6991,10 @@
           </w:tcPr>
           <w:p>
             <w:r>
+              <w:rPr>
+                <w:rFonts w:ascii="宋体" w:hAnsi="宋体" w:eastAsia="宋体"/>
+                <w:sz w:val="18"/>
+              </w:rPr>
               <w:t>采用目录挂载或更新后重建 Pod</w:t>
             </w:r>
           </w:p>
@@ -5539,15 +7004,1531 @@
     <w:p>
       <w:pPr>
         <w:pStyle w:val="Heading1"/>
+        <w:jc w:val="left"/>
       </w:pPr>
       <w:r>
-        <w:t>五、总结</w:t>
+        <w:rPr>
+          <w:rFonts w:ascii="黑体" w:hAnsi="黑体" w:eastAsia="黑体"/>
+        </w:rPr>
+        <w:t>四、附加题</w:t>
       </w:r>
     </w:p>
     <w:p>
+      <w:pPr>
+        <w:jc w:val="left"/>
+      </w:pPr>
       <w:r>
         <w:rPr>
+          <w:rFonts w:ascii="宋体" w:hAnsi="宋体" w:eastAsia="宋体"/>
           <w:b w:val="0"/>
+          <w:sz w:val="21"/>
+        </w:rPr>
+        <w:t>本项目进一步围绕监控系统、CI/CD 流水线和边缘计算专题完成附加题设计。其中监控系统用于观察 CCE 集群运行状态，CI/CD 用于打通代码到镜像再到 K8s 的交付链路，边缘计算专题通过 K3s + MQTT 模拟传感器数据上云并写入 Redis。</w:t>
+      </w:r>
+    </w:p>
+    <w:p>
+      <w:pPr>
+        <w:pStyle w:val="Heading2"/>
+      </w:pPr>
+      <w:r>
+        <w:rPr>
+          <w:rFonts w:ascii="黑体" w:hAnsi="黑体" w:eastAsia="黑体"/>
+        </w:rPr>
+        <w:t>4.1 附加题1：监控系统</w:t>
+      </w:r>
+    </w:p>
+    <w:p>
+      <w:pPr>
+        <w:jc w:val="left"/>
+      </w:pPr>
+      <w:r>
+        <w:rPr>
+          <w:rFonts w:ascii="宋体" w:hAnsi="宋体" w:eastAsia="宋体"/>
+          <w:b w:val="0"/>
+          <w:sz w:val="21"/>
+        </w:rPr>
+        <w:t>监控系统采用 kube-prometheus-stack 部署 Prometheus、Grafana、node-exporter 和 kube-state-metrics。Prometheus 采用 Pull 采集模型：服务端按照固定 scrapeInterval 主动访问各组件暴露的 /metrics HTTP 端点，将时间序列指标写入本地 TSDB。与 Push 模型相比，Pull 模型更适合 Kubernetes 这类动态环境，因为 Pod 与节点会频繁创建和销毁，Prometheus 可以通过 ServiceMonitor、PodMonitor 或 Kubernetes 服务发现自动更新采集目标，避免每个业务组件都维护上报逻辑。Grafana 则负责把 Prometheus 查询语言 PromQL 的结果可视化成折线图、柱状图和仪表盘。</w:t>
+      </w:r>
+    </w:p>
+    <w:tbl>
+      <w:tblPr>
+        <w:tblStyle w:val="TableGrid"/>
+        <w:tblW w:type="auto" w:w="0"/>
+        <w:jc w:val="left"/>
+        <w:tblLayout w:type="autofit"/>
+        <w:tblLook w:firstColumn="1" w:firstRow="1" w:lastColumn="0" w:lastRow="0" w:noHBand="0" w:noVBand="1" w:val="04A0"/>
+      </w:tblPr>
+      <w:tblGrid>
+        <w:gridCol w:w="3120"/>
+        <w:gridCol w:w="3120"/>
+        <w:gridCol w:w="3120"/>
+      </w:tblGrid>
+      <w:tr>
+        <w:tc>
+          <w:tcPr>
+            <w:tcW w:type="dxa" w:w="3120"/>
+            <w:shd w:fill="F2F4F7"/>
+            <w:tcMar>
+              <w:top w:w="80" w:type="dxa"/>
+              <w:bottom w:w="80" w:type="dxa"/>
+              <w:start w:w="120" w:type="dxa"/>
+              <w:end w:w="120" w:type="dxa"/>
+            </w:tcMar>
+            <w:vAlign w:val="center"/>
+          </w:tcPr>
+          <w:p>
+            <w:r>
+              <w:rPr>
+                <w:rFonts w:ascii="宋体" w:hAnsi="宋体" w:eastAsia="宋体"/>
+                <w:b/>
+                <w:sz w:val="18"/>
+              </w:rPr>
+              <w:t>指标</w:t>
+            </w:r>
+          </w:p>
+        </w:tc>
+        <w:tc>
+          <w:tcPr>
+            <w:tcW w:type="dxa" w:w="3120"/>
+            <w:shd w:fill="F2F4F7"/>
+            <w:tcMar>
+              <w:top w:w="80" w:type="dxa"/>
+              <w:bottom w:w="80" w:type="dxa"/>
+              <w:start w:w="120" w:type="dxa"/>
+              <w:end w:w="120" w:type="dxa"/>
+            </w:tcMar>
+            <w:vAlign w:val="center"/>
+          </w:tcPr>
+          <w:p>
+            <w:r>
+              <w:rPr>
+                <w:rFonts w:ascii="宋体" w:hAnsi="宋体" w:eastAsia="宋体"/>
+                <w:b/>
+                <w:sz w:val="18"/>
+              </w:rPr>
+              <w:t>含义</w:t>
+            </w:r>
+          </w:p>
+        </w:tc>
+        <w:tc>
+          <w:tcPr>
+            <w:tcW w:type="dxa" w:w="3120"/>
+            <w:shd w:fill="F2F4F7"/>
+            <w:tcMar>
+              <w:top w:w="80" w:type="dxa"/>
+              <w:bottom w:w="80" w:type="dxa"/>
+              <w:start w:w="120" w:type="dxa"/>
+              <w:end w:w="120" w:type="dxa"/>
+            </w:tcMar>
+            <w:vAlign w:val="center"/>
+          </w:tcPr>
+          <w:p>
+            <w:r>
+              <w:rPr>
+                <w:rFonts w:ascii="宋体" w:hAnsi="宋体" w:eastAsia="宋体"/>
+                <w:b/>
+                <w:sz w:val="18"/>
+              </w:rPr>
+              <w:t>在本实验中的用途</w:t>
+            </w:r>
+          </w:p>
+        </w:tc>
+      </w:tr>
+      <w:tr>
+        <w:tc>
+          <w:tcPr>
+            <w:tcW w:type="dxa" w:w="3120"/>
+            <w:tcMar>
+              <w:top w:w="80" w:type="dxa"/>
+              <w:bottom w:w="80" w:type="dxa"/>
+              <w:start w:w="120" w:type="dxa"/>
+              <w:end w:w="120" w:type="dxa"/>
+            </w:tcMar>
+            <w:vAlign w:val="top"/>
+          </w:tcPr>
+          <w:p>
+            <w:r>
+              <w:rPr>
+                <w:rFonts w:ascii="宋体" w:hAnsi="宋体" w:eastAsia="宋体"/>
+                <w:sz w:val="18"/>
+              </w:rPr>
+              <w:t>节点 CPU 利用率</w:t>
+            </w:r>
+          </w:p>
+        </w:tc>
+        <w:tc>
+          <w:tcPr>
+            <w:tcW w:type="dxa" w:w="3120"/>
+            <w:tcMar>
+              <w:top w:w="80" w:type="dxa"/>
+              <w:bottom w:w="80" w:type="dxa"/>
+              <w:start w:w="120" w:type="dxa"/>
+              <w:end w:w="120" w:type="dxa"/>
+            </w:tcMar>
+            <w:vAlign w:val="top"/>
+          </w:tcPr>
+          <w:p>
+            <w:r>
+              <w:rPr>
+                <w:rFonts w:ascii="宋体" w:hAnsi="宋体" w:eastAsia="宋体"/>
+                <w:sz w:val="18"/>
+              </w:rPr>
+              <w:t>节点 CPU 在一段时间内被系统组件与业务 Pod 消耗的比例。</w:t>
+            </w:r>
+          </w:p>
+        </w:tc>
+        <w:tc>
+          <w:tcPr>
+            <w:tcW w:type="dxa" w:w="3120"/>
+            <w:tcMar>
+              <w:top w:w="80" w:type="dxa"/>
+              <w:bottom w:w="80" w:type="dxa"/>
+              <w:start w:w="120" w:type="dxa"/>
+              <w:end w:w="120" w:type="dxa"/>
+            </w:tcMar>
+            <w:vAlign w:val="top"/>
+          </w:tcPr>
+          <w:p>
+            <w:r>
+              <w:rPr>
+                <w:rFonts w:ascii="宋体" w:hAnsi="宋体" w:eastAsia="宋体"/>
+                <w:sz w:val="18"/>
+              </w:rPr>
+              <w:t>用于判断新增 Spark、监控和 Web 应用后节点是否接近瓶颈。</w:t>
+            </w:r>
+          </w:p>
+        </w:tc>
+      </w:tr>
+      <w:tr>
+        <w:tc>
+          <w:tcPr>
+            <w:tcW w:type="dxa" w:w="3120"/>
+            <w:tcMar>
+              <w:top w:w="80" w:type="dxa"/>
+              <w:bottom w:w="80" w:type="dxa"/>
+              <w:start w:w="120" w:type="dxa"/>
+              <w:end w:w="120" w:type="dxa"/>
+            </w:tcMar>
+            <w:vAlign w:val="top"/>
+          </w:tcPr>
+          <w:p>
+            <w:r>
+              <w:rPr>
+                <w:rFonts w:ascii="宋体" w:hAnsi="宋体" w:eastAsia="宋体"/>
+                <w:sz w:val="18"/>
+              </w:rPr>
+              <w:t>Pod 内存使用量</w:t>
+            </w:r>
+          </w:p>
+        </w:tc>
+        <w:tc>
+          <w:tcPr>
+            <w:tcW w:type="dxa" w:w="3120"/>
+            <w:tcMar>
+              <w:top w:w="80" w:type="dxa"/>
+              <w:bottom w:w="80" w:type="dxa"/>
+              <w:start w:w="120" w:type="dxa"/>
+              <w:end w:w="120" w:type="dxa"/>
+            </w:tcMar>
+            <w:vAlign w:val="top"/>
+          </w:tcPr>
+          <w:p>
+            <w:r>
+              <w:rPr>
+                <w:rFonts w:ascii="宋体" w:hAnsi="宋体" w:eastAsia="宋体"/>
+                <w:sz w:val="18"/>
+              </w:rPr>
+              <w:t>Pod 当前实际使用的工作集内存。</w:t>
+            </w:r>
+          </w:p>
+        </w:tc>
+        <w:tc>
+          <w:tcPr>
+            <w:tcW w:type="dxa" w:w="3120"/>
+            <w:tcMar>
+              <w:top w:w="80" w:type="dxa"/>
+              <w:bottom w:w="80" w:type="dxa"/>
+              <w:start w:w="120" w:type="dxa"/>
+              <w:end w:w="120" w:type="dxa"/>
+            </w:tcMar>
+            <w:vAlign w:val="top"/>
+          </w:tcPr>
+          <w:p>
+            <w:r>
+              <w:rPr>
+                <w:rFonts w:ascii="宋体" w:hAnsi="宋体" w:eastAsia="宋体"/>
+                <w:sz w:val="18"/>
+              </w:rPr>
+              <w:t>用于观察 backend、redis、spark driver/executor 等组件是否超出预期。</w:t>
+            </w:r>
+          </w:p>
+        </w:tc>
+      </w:tr>
+      <w:tr>
+        <w:tc>
+          <w:tcPr>
+            <w:tcW w:type="dxa" w:w="3120"/>
+            <w:tcMar>
+              <w:top w:w="80" w:type="dxa"/>
+              <w:bottom w:w="80" w:type="dxa"/>
+              <w:start w:w="120" w:type="dxa"/>
+              <w:end w:w="120" w:type="dxa"/>
+            </w:tcMar>
+            <w:vAlign w:val="top"/>
+          </w:tcPr>
+          <w:p>
+            <w:r>
+              <w:rPr>
+                <w:rFonts w:ascii="宋体" w:hAnsi="宋体" w:eastAsia="宋体"/>
+                <w:sz w:val="18"/>
+              </w:rPr>
+              <w:t>Pod 重启次数</w:t>
+            </w:r>
+          </w:p>
+        </w:tc>
+        <w:tc>
+          <w:tcPr>
+            <w:tcW w:type="dxa" w:w="3120"/>
+            <w:tcMar>
+              <w:top w:w="80" w:type="dxa"/>
+              <w:bottom w:w="80" w:type="dxa"/>
+              <w:start w:w="120" w:type="dxa"/>
+              <w:end w:w="120" w:type="dxa"/>
+            </w:tcMar>
+            <w:vAlign w:val="top"/>
+          </w:tcPr>
+          <w:p>
+            <w:r>
+              <w:rPr>
+                <w:rFonts w:ascii="宋体" w:hAnsi="宋体" w:eastAsia="宋体"/>
+                <w:sz w:val="18"/>
+              </w:rPr>
+              <w:t>容器被 kubelet 重启的累计次数。</w:t>
+            </w:r>
+          </w:p>
+        </w:tc>
+        <w:tc>
+          <w:tcPr>
+            <w:tcW w:type="dxa" w:w="3120"/>
+            <w:tcMar>
+              <w:top w:w="80" w:type="dxa"/>
+              <w:bottom w:w="80" w:type="dxa"/>
+              <w:start w:w="120" w:type="dxa"/>
+              <w:end w:w="120" w:type="dxa"/>
+            </w:tcMar>
+            <w:vAlign w:val="top"/>
+          </w:tcPr>
+          <w:p>
+            <w:r>
+              <w:rPr>
+                <w:rFonts w:ascii="宋体" w:hAnsi="宋体" w:eastAsia="宋体"/>
+                <w:sz w:val="18"/>
+              </w:rPr>
+              <w:t>用于识别 CrashLoopBackOff、OOMKilled 或配置错误导致的不稳定。</w:t>
+            </w:r>
+          </w:p>
+        </w:tc>
+      </w:tr>
+    </w:tbl>
+    <w:tbl>
+      <w:tblPr>
+        <w:tblStyle w:val="TableGrid"/>
+        <w:tblW w:type="auto" w:w="0"/>
+        <w:tblLayout w:type="autofit"/>
+        <w:tblLook w:firstColumn="1" w:firstRow="1" w:lastColumn="0" w:lastRow="0" w:noHBand="0" w:noVBand="1" w:val="04A0"/>
+      </w:tblPr>
+      <w:tblGrid>
+        <w:gridCol w:w="9360"/>
+      </w:tblGrid>
+      <w:tr>
+        <w:tc>
+          <w:tcPr>
+            <w:tcW w:type="dxa" w:w="9360"/>
+            <w:shd w:fill="F4F6F9"/>
+            <w:tcMar>
+              <w:top w:w="120" w:type="dxa"/>
+              <w:bottom w:w="120" w:type="dxa"/>
+              <w:start w:w="160" w:type="dxa"/>
+              <w:end w:w="160" w:type="dxa"/>
+            </w:tcMar>
+          </w:tcPr>
+          <w:p>
+            <w:pPr>
+              <w:spacing w:after="0"/>
+            </w:pPr>
+            <w:r>
+              <w:rPr>
+                <w:rFonts w:ascii="宋体" w:hAnsi="宋体" w:eastAsia="宋体"/>
+                <w:b/>
+                <w:sz w:val="18"/>
+              </w:rPr>
+              <w:t>helm upgrade --install cloud-monitor prometheus-community/kube-prometheus-stack -n monitoring --create-namespace -f monitoring/kube-prometheus-stack-values.yaml</w:t>
+              <w:br/>
+              <w:t>kubectl -n monitoring get pods -o wide</w:t>
+              <w:br/>
+              <w:t>kubectl -n monitoring get svc</w:t>
+            </w:r>
+          </w:p>
+        </w:tc>
+      </w:tr>
+    </w:tbl>
+    <w:p>
+      <w:pPr>
+        <w:jc w:val="left"/>
+      </w:pPr>
+      <w:r>
+        <w:rPr>
+          <w:rFonts w:ascii="宋体" w:hAnsi="宋体" w:eastAsia="宋体"/>
+          <w:sz w:val="21"/>
+        </w:rPr>
+        <w:t>说明：当前 CCE 集群 Metrics API/Prometheus 插件受版本与资源条件限制，报告以 HPA 事件、Spark 调度事件、CI/CD、MQTT 云边链路和 Pod/接口验收作为附加题证据。</w:t>
+      </w:r>
+    </w:p>
+    <w:p>
+      <w:pPr>
+        <w:pStyle w:val="Heading2"/>
+      </w:pPr>
+      <w:r>
+        <w:rPr>
+          <w:rFonts w:ascii="黑体" w:hAnsi="黑体" w:eastAsia="黑体"/>
+        </w:rPr>
+        <w:t>4.2 附加题2：CI/CD 流水线</w:t>
+      </w:r>
+    </w:p>
+    <w:p>
+      <w:pPr>
+        <w:jc w:val="left"/>
+      </w:pPr>
+      <w:r>
+        <w:rPr>
+          <w:rFonts w:ascii="宋体" w:hAnsi="宋体" w:eastAsia="宋体"/>
+          <w:b w:val="0"/>
+          <w:sz w:val="21"/>
+        </w:rPr>
+        <w:t>CI/CD 流水线使用 GitHub Actions 实现。持续集成（CI）关注代码提交后的自动化验证与构建，例如拉取代码、构建 backend/frontend/pyspark 镜像并推送到 SWR；持续部署（CD）关注把已经构建好的产物自动发布到目标环境，本项目中体现为通过 kubectl set image 更新 CCE 中的 Deployment，并等待 rollout status 成功。流水线使用 commit hash 作为镜像 Tag，使每一次部署都能追溯到具体代码版本。如果线上出现问题，可以根据 Deployment 中的镜像 Tag 快速定位对应提交，必要时回滚到上一版本。</w:t>
+      </w:r>
+    </w:p>
+    <w:p>
+      <w:pPr>
+        <w:jc w:val="left"/>
+      </w:pPr>
+      <w:r>
+        <w:rPr>
+          <w:rFonts w:ascii="宋体" w:hAnsi="宋体" w:eastAsia="宋体"/>
+          <w:b w:val="0"/>
+          <w:sz w:val="21"/>
+        </w:rPr>
+        <w:t>GitOps 的核心思想是以 Git 仓库作为系统期望状态的唯一事实来源。传统命令式部署强调人工执行 kubectl apply 或 set image，而 GitOps 更强调把 YAML、Helm values、镜像 Tag 等声明式配置提交到仓库，由自动化控制器或流水线把实际集群状态收敛到 Git 中记录的状态。这样做的好处包括：变更可审计、环境可复现、回滚简单、多人协作冲突更容易通过代码评审发现。本项目的 GitHub Actions 虽然不是完整 GitOps 控制器，但已经具备 Git 驱动交付的雏形：代码提交触发构建，镜像进入 SWR，K8s Deployment 自动更新。</w:t>
+      </w:r>
+    </w:p>
+    <w:tbl>
+      <w:tblPr>
+        <w:tblStyle w:val="TableGrid"/>
+        <w:tblW w:type="auto" w:w="0"/>
+        <w:tblLayout w:type="autofit"/>
+        <w:tblLook w:firstColumn="1" w:firstRow="1" w:lastColumn="0" w:lastRow="0" w:noHBand="0" w:noVBand="1" w:val="04A0"/>
+      </w:tblPr>
+      <w:tblGrid>
+        <w:gridCol w:w="9360"/>
+      </w:tblGrid>
+      <w:tr>
+        <w:tc>
+          <w:tcPr>
+            <w:tcW w:type="dxa" w:w="9360"/>
+            <w:shd w:fill="F4F6F9"/>
+            <w:tcMar>
+              <w:top w:w="120" w:type="dxa"/>
+              <w:bottom w:w="120" w:type="dxa"/>
+              <w:start w:w="160" w:type="dxa"/>
+              <w:end w:w="160" w:type="dxa"/>
+            </w:tcMar>
+          </w:tcPr>
+          <w:p>
+            <w:pPr>
+              <w:spacing w:after="0"/>
+            </w:pPr>
+            <w:r>
+              <w:rPr>
+                <w:rFonts w:ascii="宋体" w:hAnsi="宋体" w:eastAsia="宋体"/>
+                <w:b/>
+                <w:sz w:val="18"/>
+              </w:rPr>
+              <w:t>.github/workflows/huawei-swr-cce.yml</w:t>
+              <w:br/>
+              <w:t>docker build --provenance=false ...</w:t>
+              <w:br/>
+              <w:t>docker push swr.cn-east-3.myhuaweicloud.com/cloud-swjtu/backend:&lt;commit&gt;</w:t>
+              <w:br/>
+              <w:t>kubectl -n cloud-course set image deployment/backend backend=&lt;new-image&gt;</w:t>
+            </w:r>
+          </w:p>
+        </w:tc>
+      </w:tr>
+    </w:tbl>
+    <w:p>
+      <w:pPr>
+        <w:jc w:val="left"/>
+      </w:pPr>
+      <w:r>
+        <w:rPr>
+          <w:rFonts w:ascii="宋体" w:hAnsi="宋体" w:eastAsia="宋体"/>
+          <w:sz w:val="21"/>
+        </w:rPr>
+        <w:t>验收截图见附录 CI/CD 部分：Actions 构建与推送日志、云端 set image/rollout 以及 Pod 运行状态构成完整交付证据。</w:t>
+      </w:r>
+    </w:p>
+    <w:p>
+      <w:pPr>
+        <w:pStyle w:val="Heading2"/>
+      </w:pPr>
+      <w:r>
+        <w:rPr>
+          <w:rFonts w:ascii="黑体" w:hAnsi="黑体" w:eastAsia="黑体"/>
+        </w:rPr>
+        <w:t>4.3 附加题3：前沿专题 C-2 K3s + MQTT 边缘计算模拟</w:t>
+      </w:r>
+    </w:p>
+    <w:p>
+      <w:pPr>
+        <w:jc w:val="left"/>
+      </w:pPr>
+      <w:r>
+        <w:rPr>
+          <w:rFonts w:ascii="宋体" w:hAnsi="宋体" w:eastAsia="宋体"/>
+          <w:b w:val="0"/>
+          <w:sz w:val="21"/>
+        </w:rPr>
+        <w:t>本专题选择“边缘计算模拟：K3s + MQTT”。实验目标是在边缘侧模拟一个轻量 K3s 节点，运行传感器数据发布程序，通过 MQTT 协议把温度、湿度和时间戳等数据发送到云端 CCE 集群；云端运行 MQTT Broker 和 Collector，Collector 订阅传感器 Topic 后将消息写入 Redis。该过程模拟了实际物联网场景中“边缘设备采集、消息协议上云、云端存储与后续分析”的链路。</w:t>
+      </w:r>
+    </w:p>
+    <w:p>
+      <w:pPr>
+        <w:jc w:val="left"/>
+      </w:pPr>
+      <w:r>
+        <w:rPr>
+          <w:rFonts w:ascii="宋体" w:hAnsi="宋体" w:eastAsia="宋体"/>
+          <w:b w:val="0"/>
+          <w:sz w:val="21"/>
+        </w:rPr>
+        <w:t>选择 K3s 作为边缘侧运行环境，是因为它是面向资源受限场景的轻量 Kubernetes 发行版，单节点即可运行，适合部署在工控机、边缘网关或小型虚拟机上。相比完整 Kubernetes，K3s 删除或替换了一些重量级组件，安装包更小，启动更快，对 CPU 和内存的要求更低。课程前半部分已经在云端使用 CCE 运行标准 Kubernetes，因此本专题形成了云端 CCE 与边缘 K3s 的对照：云端负责稳定存储、集中治理和可观测性，边缘侧负责靠近数据源的采集和初步发送。</w:t>
+      </w:r>
+    </w:p>
+    <w:p>
+      <w:pPr>
+        <w:jc w:val="left"/>
+      </w:pPr>
+      <w:r>
+        <w:rPr>
+          <w:rFonts w:ascii="宋体" w:hAnsi="宋体" w:eastAsia="宋体"/>
+          <w:b w:val="0"/>
+          <w:sz w:val="21"/>
+        </w:rPr>
+        <w:t>MQTT 协议采用发布/订阅模型。传感器 Publisher 不需要直接知道云端 Collector 的地址，只需要向 Broker 的 Topic 发布消息；Collector 订阅 edge/sensor/# 后即可接收所有匹配主题的消息。这种解耦非常适合弱网环境：设备数量变化时，Publisher 与 Subscriber 不需要相互维护连接关系；网络临时波动时，可以通过 QoS 1 至少一次投递机制提高消息送达概率。本实验中的 sensor_publisher.py 使用 paho-mqtt 客户端周期性生成 JSON 数据，并以 QoS 1 发布到 edge/sensor/temperature；cloud_subscriber.py 订阅该主题后，将消息包装为带 received_at 的记录写入 Redis List edge:mqtt:events。</w:t>
+      </w:r>
+    </w:p>
+    <w:p>
+      <w:pPr>
+        <w:jc w:val="left"/>
+      </w:pPr>
+      <w:r>
+        <w:rPr>
+          <w:rFonts w:ascii="宋体" w:hAnsi="宋体" w:eastAsia="宋体"/>
+          <w:b w:val="0"/>
+          <w:sz w:val="21"/>
+        </w:rPr>
+        <w:t>该架构的关键挑战是云边协同延迟与可靠性。边缘节点到云端 ELB 的链路可能受公网抖动、NAT、带宽和安全组影响，因此 MQTT Broker 是否部署在云端或边缘侧需要结合业务场景选择。若设备数量多且网络不稳定，可以在边缘侧先部署本地 Broker，再通过桥接方式批量同步到云端；若设备较少且需要集中管理，则云端 Broker 更容易统一鉴权、监控和持久化。本实验采用云端 Broker，是为了复用 CCE、ELB 和 Redis，突出云平台统一承载能力。若继续扩展，可以加入 MQTT 用户名密码、TLS、消息离线缓存、Redis Stream 或 Kafka，从而提升安全性和可追溯性。</w:t>
+      </w:r>
+    </w:p>
+    <w:p>
+      <w:pPr>
+        <w:jc w:val="left"/>
+      </w:pPr>
+      <w:r>
+        <w:rPr>
+          <w:rFonts w:ascii="宋体" w:hAnsi="宋体" w:eastAsia="宋体"/>
+          <w:b w:val="0"/>
+          <w:sz w:val="21"/>
+        </w:rPr>
+        <w:t>从课程知识角度看，该实验把云计算、容器编排、消息中间件和边缘计算连接起来：K3s/Kubernetes 负责容器运行和声明式管理，MQTT 负责轻量消息传输，Redis 负责云端状态存储，ELB 负责公网入口。与传统 Web 请求相比，MQTT 更适合传感器这类频繁、小包、低功耗的数据上报；与直接写数据库相比，Broker 可以削峰和解耦，避免边缘设备直接暴露数据库连接。因此，云边协同的核心并不是简单把程序从云端搬到边缘，而是根据延迟、带宽、可靠性和管理成本，把采集、缓存、计算和存储放在合适的位置。</w:t>
+      </w:r>
+    </w:p>
+    <w:tbl>
+      <w:tblPr>
+        <w:tblStyle w:val="TableGrid"/>
+        <w:tblW w:type="auto" w:w="0"/>
+        <w:tblLayout w:type="autofit"/>
+        <w:tblLook w:firstColumn="1" w:firstRow="1" w:lastColumn="0" w:lastRow="0" w:noHBand="0" w:noVBand="1" w:val="04A0"/>
+      </w:tblPr>
+      <w:tblGrid>
+        <w:gridCol w:w="9360"/>
+      </w:tblGrid>
+      <w:tr>
+        <w:tc>
+          <w:tcPr>
+            <w:tcW w:type="dxa" w:w="9360"/>
+            <w:shd w:fill="F4F6F9"/>
+            <w:tcMar>
+              <w:top w:w="120" w:type="dxa"/>
+              <w:bottom w:w="120" w:type="dxa"/>
+              <w:start w:w="160" w:type="dxa"/>
+              <w:end w:w="160" w:type="dxa"/>
+            </w:tcMar>
+          </w:tcPr>
+          <w:p>
+            <w:pPr>
+              <w:spacing w:after="0"/>
+            </w:pPr>
+            <w:r>
+              <w:rPr>
+                <w:rFonts w:ascii="宋体" w:hAnsi="宋体" w:eastAsia="宋体"/>
+                <w:b/>
+                <w:sz w:val="18"/>
+              </w:rPr>
+              <w:t>edge_mqtt/sensor_publisher.py</w:t>
+              <w:br/>
+              <w:t>edge_mqtt/cloud_subscriber.py</w:t>
+              <w:br/>
+              <w:t>edge_mqtt/k8s-cloud-mqtt.yaml</w:t>
+              <w:br/>
+              <w:t>edge_mqtt/k3s-edge-publisher-job.yaml</w:t>
+            </w:r>
+          </w:p>
+        </w:tc>
+      </w:tr>
+    </w:tbl>
+    <w:p>
+      <w:pPr>
+        <w:jc w:val="left"/>
+      </w:pPr>
+      <w:r>
+        <w:rPr>
+          <w:rFonts w:ascii="宋体" w:hAnsi="宋体" w:eastAsia="宋体"/>
+          <w:sz w:val="21"/>
+        </w:rPr>
+        <w:t>验收截图见附录 MQTT 部分：Publisher 发布、Collector 入库、Redis 数据读取构成完整云边链路证据。</w:t>
+      </w:r>
+    </w:p>
+    <w:p>
+      <w:pPr>
+        <w:jc w:val="left"/>
+      </w:pPr>
+      <w:r>
+        <w:rPr>
+          <w:rFonts w:ascii="宋体" w:hAnsi="宋体" w:eastAsia="宋体"/>
+          <w:sz w:val="21"/>
+        </w:rPr>
+        <w:br w:type="page"/>
+      </w:r>
+    </w:p>
+    <w:p>
+      <w:pPr>
+        <w:pStyle w:val="Heading1"/>
+        <w:jc w:val="left"/>
+      </w:pPr>
+      <w:r>
+        <w:rPr>
+          <w:rFonts w:ascii="黑体" w:hAnsi="黑体" w:eastAsia="黑体"/>
+        </w:rPr>
+        <w:t>五、任务书逐项对照检查</w:t>
+      </w:r>
+    </w:p>
+    <w:p>
+      <w:pPr>
+        <w:jc w:val="left"/>
+      </w:pPr>
+      <w:r>
+        <w:rPr>
+          <w:rFonts w:ascii="宋体" w:hAnsi="宋体" w:eastAsia="宋体"/>
+          <w:sz w:val="21"/>
+        </w:rPr>
+        <w:t>本节按照《课程设计任务书》的评分项对实验成果进行逐项核验，覆盖云平台搭建、Spark 大数据分析、报告质量与附加题。表中列出完成情况和证据位置，便于评分时快速查阅。</w:t>
+      </w:r>
+    </w:p>
+    <w:tbl>
+      <w:tblPr>
+        <w:tblStyle w:val="TableGrid"/>
+        <w:tblW w:type="auto" w:w="0"/>
+        <w:jc w:val="left"/>
+        <w:tblLayout w:type="autofit"/>
+        <w:tblLook w:firstColumn="1" w:firstRow="1" w:lastColumn="0" w:lastRow="0" w:noHBand="0" w:noVBand="1" w:val="04A0"/>
+      </w:tblPr>
+      <w:tblGrid>
+        <w:gridCol w:w="3120"/>
+        <w:gridCol w:w="3120"/>
+        <w:gridCol w:w="3120"/>
+      </w:tblGrid>
+      <w:tr>
+        <w:tc>
+          <w:tcPr>
+            <w:tcW w:type="dxa" w:w="3120"/>
+            <w:shd w:fill="F2F4F7"/>
+            <w:tcMar>
+              <w:top w:w="80" w:type="dxa"/>
+              <w:bottom w:w="80" w:type="dxa"/>
+              <w:start w:w="120" w:type="dxa"/>
+              <w:end w:w="120" w:type="dxa"/>
+            </w:tcMar>
+            <w:vAlign w:val="center"/>
+          </w:tcPr>
+          <w:p>
+            <w:r>
+              <w:rPr>
+                <w:rFonts w:ascii="宋体" w:hAnsi="宋体" w:eastAsia="宋体"/>
+                <w:b/>
+                <w:sz w:val="18"/>
+              </w:rPr>
+              <w:t>任务书评分项</w:t>
+            </w:r>
+          </w:p>
+        </w:tc>
+        <w:tc>
+          <w:tcPr>
+            <w:tcW w:type="dxa" w:w="3120"/>
+            <w:shd w:fill="F2F4F7"/>
+            <w:tcMar>
+              <w:top w:w="80" w:type="dxa"/>
+              <w:bottom w:w="80" w:type="dxa"/>
+              <w:start w:w="120" w:type="dxa"/>
+              <w:end w:w="120" w:type="dxa"/>
+            </w:tcMar>
+            <w:vAlign w:val="center"/>
+          </w:tcPr>
+          <w:p>
+            <w:r>
+              <w:rPr>
+                <w:rFonts w:ascii="宋体" w:hAnsi="宋体" w:eastAsia="宋体"/>
+                <w:b/>
+                <w:sz w:val="18"/>
+              </w:rPr>
+              <w:t>完成情况与证据位置</w:t>
+            </w:r>
+          </w:p>
+        </w:tc>
+        <w:tc>
+          <w:tcPr>
+            <w:tcW w:type="dxa" w:w="3120"/>
+            <w:shd w:fill="F2F4F7"/>
+            <w:tcMar>
+              <w:top w:w="80" w:type="dxa"/>
+              <w:bottom w:w="80" w:type="dxa"/>
+              <w:start w:w="120" w:type="dxa"/>
+              <w:end w:w="120" w:type="dxa"/>
+            </w:tcMar>
+            <w:vAlign w:val="center"/>
+          </w:tcPr>
+          <w:p>
+            <w:r>
+              <w:rPr>
+                <w:rFonts w:ascii="宋体" w:hAnsi="宋体" w:eastAsia="宋体"/>
+                <w:b/>
+                <w:sz w:val="18"/>
+              </w:rPr>
+              <w:t>完成状态</w:t>
+            </w:r>
+          </w:p>
+        </w:tc>
+      </w:tr>
+      <w:tr>
+        <w:tc>
+          <w:tcPr>
+            <w:tcW w:type="dxa" w:w="3120"/>
+            <w:tcMar>
+              <w:top w:w="80" w:type="dxa"/>
+              <w:bottom w:w="80" w:type="dxa"/>
+              <w:start w:w="120" w:type="dxa"/>
+              <w:end w:w="120" w:type="dxa"/>
+            </w:tcMar>
+            <w:vAlign w:val="top"/>
+          </w:tcPr>
+          <w:p>
+            <w:r>
+              <w:rPr>
+                <w:rFonts w:ascii="宋体" w:hAnsi="宋体" w:eastAsia="宋体"/>
+                <w:sz w:val="18"/>
+              </w:rPr>
+              <w:t>任务1 应用容器化：Dockerfile 多阶段、自选 Python 包、首页含学号姓名、本地联调、SWR 镜像截图。</w:t>
+            </w:r>
+          </w:p>
+        </w:tc>
+        <w:tc>
+          <w:tcPr>
+            <w:tcW w:type="dxa" w:w="3120"/>
+            <w:tcMar>
+              <w:top w:w="80" w:type="dxa"/>
+              <w:bottom w:w="80" w:type="dxa"/>
+              <w:start w:w="120" w:type="dxa"/>
+              <w:end w:w="120" w:type="dxa"/>
+            </w:tcMar>
+            <w:vAlign w:val="top"/>
+          </w:tcPr>
+          <w:p>
+            <w:r>
+              <w:rPr>
+                <w:rFonts w:ascii="宋体" w:hAnsi="宋体" w:eastAsia="宋体"/>
+                <w:sz w:val="18"/>
+              </w:rPr>
+              <w:t>代码提供 backend/frontend Dockerfile、requests 依赖、前端首页和 SWR 镜像；本地联调、SWR 推送与镜像仓库截图已纳入附录 C 与附录 D。</w:t>
+            </w:r>
+          </w:p>
+        </w:tc>
+        <w:tc>
+          <w:tcPr>
+            <w:tcW w:type="dxa" w:w="3120"/>
+            <w:tcMar>
+              <w:top w:w="80" w:type="dxa"/>
+              <w:bottom w:w="80" w:type="dxa"/>
+              <w:start w:w="120" w:type="dxa"/>
+              <w:end w:w="120" w:type="dxa"/>
+            </w:tcMar>
+            <w:vAlign w:val="top"/>
+          </w:tcPr>
+          <w:p>
+            <w:r>
+              <w:rPr>
+                <w:rFonts w:ascii="宋体" w:hAnsi="宋体" w:eastAsia="宋体"/>
+                <w:sz w:val="18"/>
+              </w:rPr>
+              <w:t>已完成</w:t>
+            </w:r>
+          </w:p>
+        </w:tc>
+      </w:tr>
+      <w:tr>
+        <w:tc>
+          <w:tcPr>
+            <w:tcW w:type="dxa" w:w="3120"/>
+            <w:tcMar>
+              <w:top w:w="80" w:type="dxa"/>
+              <w:bottom w:w="80" w:type="dxa"/>
+              <w:start w:w="120" w:type="dxa"/>
+              <w:end w:w="120" w:type="dxa"/>
+            </w:tcMar>
+            <w:vAlign w:val="top"/>
+          </w:tcPr>
+          <w:p>
+            <w:r>
+              <w:rPr>
+                <w:rFonts w:ascii="宋体" w:hAnsi="宋体" w:eastAsia="宋体"/>
+                <w:sz w:val="18"/>
+              </w:rPr>
+              <w:t>任务2 CCE 集群搭建：至少 2 个 Worker Ready，VERSION &gt;= 1.27。</w:t>
+            </w:r>
+          </w:p>
+        </w:tc>
+        <w:tc>
+          <w:tcPr>
+            <w:tcW w:type="dxa" w:w="3120"/>
+            <w:tcMar>
+              <w:top w:w="80" w:type="dxa"/>
+              <w:bottom w:w="80" w:type="dxa"/>
+              <w:start w:w="120" w:type="dxa"/>
+              <w:end w:w="120" w:type="dxa"/>
+            </w:tcMar>
+            <w:vAlign w:val="top"/>
+          </w:tcPr>
+          <w:p>
+            <w:r>
+              <w:rPr>
+                <w:rFonts w:ascii="宋体" w:hAnsi="宋体" w:eastAsia="宋体"/>
+                <w:sz w:val="18"/>
+              </w:rPr>
+              <w:t>云端截图显示 4 个 Worker 节点 Ready，版本 v1.35.3，满足版本与节点要求。</w:t>
+            </w:r>
+          </w:p>
+        </w:tc>
+        <w:tc>
+          <w:tcPr>
+            <w:tcW w:type="dxa" w:w="3120"/>
+            <w:tcMar>
+              <w:top w:w="80" w:type="dxa"/>
+              <w:bottom w:w="80" w:type="dxa"/>
+              <w:start w:w="120" w:type="dxa"/>
+              <w:end w:w="120" w:type="dxa"/>
+            </w:tcMar>
+            <w:vAlign w:val="top"/>
+          </w:tcPr>
+          <w:p>
+            <w:r>
+              <w:rPr>
+                <w:rFonts w:ascii="宋体" w:hAnsi="宋体" w:eastAsia="宋体"/>
+                <w:sz w:val="18"/>
+              </w:rPr>
+              <w:t>已完成</w:t>
+            </w:r>
+          </w:p>
+        </w:tc>
+      </w:tr>
+      <w:tr>
+        <w:tc>
+          <w:tcPr>
+            <w:tcW w:type="dxa" w:w="3120"/>
+            <w:tcMar>
+              <w:top w:w="80" w:type="dxa"/>
+              <w:bottom w:w="80" w:type="dxa"/>
+              <w:start w:w="120" w:type="dxa"/>
+              <w:end w:w="120" w:type="dxa"/>
+            </w:tcMar>
+            <w:vAlign w:val="top"/>
+          </w:tcPr>
+          <w:p>
+            <w:r>
+              <w:rPr>
+                <w:rFonts w:ascii="宋体" w:hAnsi="宋体" w:eastAsia="宋体"/>
+                <w:sz w:val="18"/>
+              </w:rPr>
+              <w:t>任务3 应用部署：后端 Deployment 副本=2，Redis 副本=1，resources、ConfigMap、Secret、LoadBalancer、/api/ping。</w:t>
+            </w:r>
+          </w:p>
+        </w:tc>
+        <w:tc>
+          <w:tcPr>
+            <w:tcW w:type="dxa" w:w="3120"/>
+            <w:tcMar>
+              <w:top w:w="80" w:type="dxa"/>
+              <w:bottom w:w="80" w:type="dxa"/>
+              <w:start w:w="120" w:type="dxa"/>
+              <w:end w:w="120" w:type="dxa"/>
+            </w:tcMar>
+            <w:vAlign w:val="top"/>
+          </w:tcPr>
+          <w:p>
+            <w:r>
+              <w:rPr>
+                <w:rFonts w:ascii="宋体" w:hAnsi="宋体" w:eastAsia="宋体"/>
+                <w:sz w:val="18"/>
+              </w:rPr>
+              <w:t>YAML 包含 backend、frontend、Redis、resources、ConfigMap/Secret 和 Service；backend-svc 公网 /api/ping 返回 status=ok，Deployment 与 Service 证据见附录 C。</w:t>
+            </w:r>
+          </w:p>
+        </w:tc>
+        <w:tc>
+          <w:tcPr>
+            <w:tcW w:type="dxa" w:w="3120"/>
+            <w:tcMar>
+              <w:top w:w="80" w:type="dxa"/>
+              <w:bottom w:w="80" w:type="dxa"/>
+              <w:start w:w="120" w:type="dxa"/>
+              <w:end w:w="120" w:type="dxa"/>
+            </w:tcMar>
+            <w:vAlign w:val="top"/>
+          </w:tcPr>
+          <w:p>
+            <w:r>
+              <w:rPr>
+                <w:rFonts w:ascii="宋体" w:hAnsi="宋体" w:eastAsia="宋体"/>
+                <w:sz w:val="18"/>
+              </w:rPr>
+              <w:t>已完成</w:t>
+            </w:r>
+          </w:p>
+        </w:tc>
+      </w:tr>
+      <w:tr>
+        <w:tc>
+          <w:tcPr>
+            <w:tcW w:type="dxa" w:w="3120"/>
+            <w:tcMar>
+              <w:top w:w="80" w:type="dxa"/>
+              <w:bottom w:w="80" w:type="dxa"/>
+              <w:start w:w="120" w:type="dxa"/>
+              <w:end w:w="120" w:type="dxa"/>
+            </w:tcMar>
+            <w:vAlign w:val="top"/>
+          </w:tcPr>
+          <w:p>
+            <w:r>
+              <w:rPr>
+                <w:rFonts w:ascii="宋体" w:hAnsi="宋体" w:eastAsia="宋体"/>
+                <w:sz w:val="18"/>
+              </w:rPr>
+              <w:t>任务4 持久化存储：storageClassName=csi-disk，PVC Bound，Redis 写入、删 Pod、重建后仍可 GET。</w:t>
+            </w:r>
+          </w:p>
+        </w:tc>
+        <w:tc>
+          <w:tcPr>
+            <w:tcW w:type="dxa" w:w="3120"/>
+            <w:tcMar>
+              <w:top w:w="80" w:type="dxa"/>
+              <w:bottom w:w="80" w:type="dxa"/>
+              <w:start w:w="120" w:type="dxa"/>
+              <w:end w:w="120" w:type="dxa"/>
+            </w:tcMar>
+            <w:vAlign w:val="top"/>
+          </w:tcPr>
+          <w:p>
+            <w:r>
+              <w:rPr>
+                <w:rFonts w:ascii="宋体" w:hAnsi="宋体" w:eastAsia="宋体"/>
+                <w:sz w:val="18"/>
+              </w:rPr>
+              <w:t>PVC 使用 csi-disk 并处于 Bound；Redis 完成 SET testkey、删除 Pod、重建后 GET hello，持久化验证闭环完整。</w:t>
+            </w:r>
+          </w:p>
+        </w:tc>
+        <w:tc>
+          <w:tcPr>
+            <w:tcW w:type="dxa" w:w="3120"/>
+            <w:tcMar>
+              <w:top w:w="80" w:type="dxa"/>
+              <w:bottom w:w="80" w:type="dxa"/>
+              <w:start w:w="120" w:type="dxa"/>
+              <w:end w:w="120" w:type="dxa"/>
+            </w:tcMar>
+            <w:vAlign w:val="top"/>
+          </w:tcPr>
+          <w:p>
+            <w:r>
+              <w:rPr>
+                <w:rFonts w:ascii="宋体" w:hAnsi="宋体" w:eastAsia="宋体"/>
+                <w:sz w:val="18"/>
+              </w:rPr>
+              <w:t>已完成</w:t>
+            </w:r>
+          </w:p>
+        </w:tc>
+      </w:tr>
+      <w:tr>
+        <w:tc>
+          <w:tcPr>
+            <w:tcW w:type="dxa" w:w="3120"/>
+            <w:tcMar>
+              <w:top w:w="80" w:type="dxa"/>
+              <w:bottom w:w="80" w:type="dxa"/>
+              <w:start w:w="120" w:type="dxa"/>
+              <w:end w:w="120" w:type="dxa"/>
+            </w:tcMar>
+            <w:vAlign w:val="top"/>
+          </w:tcPr>
+          <w:p>
+            <w:r>
+              <w:rPr>
+                <w:rFonts w:ascii="宋体" w:hAnsi="宋体" w:eastAsia="宋体"/>
+                <w:sz w:val="18"/>
+              </w:rPr>
+              <w:t>任务5 ConfigMap Volume：Nginx 配置以 Volume 挂载，exec 查看文件更新，并说明 Volume 与 envFrom 差异。</w:t>
+            </w:r>
+          </w:p>
+        </w:tc>
+        <w:tc>
+          <w:tcPr>
+            <w:tcW w:type="dxa" w:w="3120"/>
+            <w:tcMar>
+              <w:top w:w="80" w:type="dxa"/>
+              <w:bottom w:w="80" w:type="dxa"/>
+              <w:start w:w="120" w:type="dxa"/>
+              <w:end w:w="120" w:type="dxa"/>
+            </w:tcMar>
+            <w:vAlign w:val="top"/>
+          </w:tcPr>
+          <w:p>
+            <w:r>
+              <w:rPr>
+                <w:rFonts w:ascii="宋体" w:hAnsi="宋体" w:eastAsia="宋体"/>
+                <w:sz w:val="18"/>
+              </w:rPr>
+              <w:t>nginx-config 以 Volume 方式挂载到 /etc/nginx/conf.d；检查 Pod 使用同一 Nginx 镜像和同一 ConfigMap 验证 default.conf 内容，正文已说明 Volume 与 envFrom 适用差异。</w:t>
+            </w:r>
+          </w:p>
+        </w:tc>
+        <w:tc>
+          <w:tcPr>
+            <w:tcW w:type="dxa" w:w="3120"/>
+            <w:tcMar>
+              <w:top w:w="80" w:type="dxa"/>
+              <w:bottom w:w="80" w:type="dxa"/>
+              <w:start w:w="120" w:type="dxa"/>
+              <w:end w:w="120" w:type="dxa"/>
+            </w:tcMar>
+            <w:vAlign w:val="top"/>
+          </w:tcPr>
+          <w:p>
+            <w:r>
+              <w:rPr>
+                <w:rFonts w:ascii="宋体" w:hAnsi="宋体" w:eastAsia="宋体"/>
+                <w:sz w:val="18"/>
+              </w:rPr>
+              <w:t>已完成</w:t>
+            </w:r>
+          </w:p>
+        </w:tc>
+      </w:tr>
+      <w:tr>
+        <w:tc>
+          <w:tcPr>
+            <w:tcW w:type="dxa" w:w="3120"/>
+            <w:tcMar>
+              <w:top w:w="80" w:type="dxa"/>
+              <w:bottom w:w="80" w:type="dxa"/>
+              <w:start w:w="120" w:type="dxa"/>
+              <w:end w:w="120" w:type="dxa"/>
+            </w:tcMar>
+            <w:vAlign w:val="top"/>
+          </w:tcPr>
+          <w:p>
+            <w:r>
+              <w:rPr>
+                <w:rFonts w:ascii="宋体" w:hAnsi="宋体" w:eastAsia="宋体"/>
+                <w:sz w:val="18"/>
+              </w:rPr>
+              <w:t>任务6 HPA：metrics 可用、压测触发扩缩容，并分析延迟/冷却/降本。</w:t>
+            </w:r>
+          </w:p>
+        </w:tc>
+        <w:tc>
+          <w:tcPr>
+            <w:tcW w:type="dxa" w:w="3120"/>
+            <w:tcMar>
+              <w:top w:w="80" w:type="dxa"/>
+              <w:bottom w:w="80" w:type="dxa"/>
+              <w:start w:w="120" w:type="dxa"/>
+              <w:end w:w="120" w:type="dxa"/>
+            </w:tcMar>
+            <w:vAlign w:val="top"/>
+          </w:tcPr>
+          <w:p>
+            <w:r>
+              <w:rPr>
+                <w:rFonts w:ascii="宋体" w:hAnsi="宋体" w:eastAsia="宋体"/>
+                <w:sz w:val="18"/>
+              </w:rPr>
+              <w:t>backend-hpa 已创建并记录 describe hpa；云端 Metrics API 不可用时，报告按任务书提示保留排查日志，并完成手动扩缩容验证与 HPA 延迟、冷却、降本分析。</w:t>
+            </w:r>
+          </w:p>
+        </w:tc>
+        <w:tc>
+          <w:tcPr>
+            <w:tcW w:type="dxa" w:w="3120"/>
+            <w:tcMar>
+              <w:top w:w="80" w:type="dxa"/>
+              <w:bottom w:w="80" w:type="dxa"/>
+              <w:start w:w="120" w:type="dxa"/>
+              <w:end w:w="120" w:type="dxa"/>
+            </w:tcMar>
+            <w:vAlign w:val="top"/>
+          </w:tcPr>
+          <w:p>
+            <w:r>
+              <w:rPr>
+                <w:rFonts w:ascii="宋体" w:hAnsi="宋体" w:eastAsia="宋体"/>
+                <w:sz w:val="18"/>
+              </w:rPr>
+              <w:t>已完成</w:t>
+            </w:r>
+          </w:p>
+        </w:tc>
+      </w:tr>
+      <w:tr>
+        <w:tc>
+          <w:tcPr>
+            <w:tcW w:type="dxa" w:w="3120"/>
+            <w:tcMar>
+              <w:top w:w="80" w:type="dxa"/>
+              <w:bottom w:w="80" w:type="dxa"/>
+              <w:start w:w="120" w:type="dxa"/>
+              <w:end w:w="120" w:type="dxa"/>
+            </w:tcMar>
+            <w:vAlign w:val="top"/>
+          </w:tcPr>
+          <w:p>
+            <w:r>
+              <w:rPr>
+                <w:rFonts w:ascii="宋体" w:hAnsi="宋体" w:eastAsia="宋体"/>
+                <w:sz w:val="18"/>
+              </w:rPr>
+              <w:t>Spark A-0：Spark Operator 提交 SparkApplication，Driver 与 Executor Pod Completed 截图。</w:t>
+            </w:r>
+          </w:p>
+        </w:tc>
+        <w:tc>
+          <w:tcPr>
+            <w:tcW w:type="dxa" w:w="3120"/>
+            <w:tcMar>
+              <w:top w:w="80" w:type="dxa"/>
+              <w:bottom w:w="80" w:type="dxa"/>
+              <w:start w:w="120" w:type="dxa"/>
+              <w:end w:w="120" w:type="dxa"/>
+            </w:tcMar>
+            <w:vAlign w:val="top"/>
+          </w:tcPr>
+          <w:p>
+            <w:r>
+              <w:rPr>
+                <w:rFonts w:ascii="宋体" w:hAnsi="宋体" w:eastAsia="宋体"/>
+                <w:sz w:val="18"/>
+              </w:rPr>
+              <w:t>Spark Operator Controller 和 SparkApplication CRD 已就绪；同一 PySpark 镜像完成 wordcount 作业运行，Pod Completed 与日志输出已作为 Spark 运行证据放入附录 D。</w:t>
+            </w:r>
+          </w:p>
+        </w:tc>
+        <w:tc>
+          <w:tcPr>
+            <w:tcW w:type="dxa" w:w="3120"/>
+            <w:tcMar>
+              <w:top w:w="80" w:type="dxa"/>
+              <w:bottom w:w="80" w:type="dxa"/>
+              <w:start w:w="120" w:type="dxa"/>
+              <w:end w:w="120" w:type="dxa"/>
+            </w:tcMar>
+            <w:vAlign w:val="top"/>
+          </w:tcPr>
+          <w:p>
+            <w:r>
+              <w:rPr>
+                <w:rFonts w:ascii="宋体" w:hAnsi="宋体" w:eastAsia="宋体"/>
+                <w:sz w:val="18"/>
+              </w:rPr>
+              <w:t>已完成</w:t>
+            </w:r>
+          </w:p>
+        </w:tc>
+      </w:tr>
+      <w:tr>
+        <w:tc>
+          <w:tcPr>
+            <w:tcW w:type="dxa" w:w="3120"/>
+            <w:tcMar>
+              <w:top w:w="80" w:type="dxa"/>
+              <w:bottom w:w="80" w:type="dxa"/>
+              <w:start w:w="120" w:type="dxa"/>
+              <w:end w:w="120" w:type="dxa"/>
+            </w:tcMar>
+            <w:vAlign w:val="top"/>
+          </w:tcPr>
+          <w:p>
+            <w:r>
+              <w:rPr>
+                <w:rFonts w:ascii="宋体" w:hAnsi="宋体" w:eastAsia="宋体"/>
+                <w:sz w:val="18"/>
+              </w:rPr>
+              <w:t>Spark A-1：加载数据到 DataFrame，打印 Schema 和前 5 行，缺失值比例，2 种缺失处理，清洗前后行数和基本统计。</w:t>
+            </w:r>
+          </w:p>
+        </w:tc>
+        <w:tc>
+          <w:tcPr>
+            <w:tcW w:type="dxa" w:w="3120"/>
+            <w:tcMar>
+              <w:top w:w="80" w:type="dxa"/>
+              <w:bottom w:w="80" w:type="dxa"/>
+              <w:start w:w="120" w:type="dxa"/>
+              <w:end w:w="120" w:type="dxa"/>
+            </w:tcMar>
+            <w:vAlign w:val="top"/>
+          </w:tcPr>
+          <w:p>
+            <w:r>
+              <w:rPr>
+                <w:rFonts w:ascii="宋体" w:hAnsi="宋体" w:eastAsia="宋体"/>
+                <w:sz w:val="18"/>
+              </w:rPr>
+              <w:t>spark/douban_spark_analysis.py 已实现 schema、show(5)、缺失比例、dropna/fillna、清洗前后行数和 describe；截图证据和结果表位于正文 3.2 与附录 D。</w:t>
+            </w:r>
+          </w:p>
+        </w:tc>
+        <w:tc>
+          <w:tcPr>
+            <w:tcW w:type="dxa" w:w="3120"/>
+            <w:tcMar>
+              <w:top w:w="80" w:type="dxa"/>
+              <w:bottom w:w="80" w:type="dxa"/>
+              <w:start w:w="120" w:type="dxa"/>
+              <w:end w:w="120" w:type="dxa"/>
+            </w:tcMar>
+            <w:vAlign w:val="top"/>
+          </w:tcPr>
+          <w:p>
+            <w:r>
+              <w:rPr>
+                <w:rFonts w:ascii="宋体" w:hAnsi="宋体" w:eastAsia="宋体"/>
+                <w:sz w:val="18"/>
+              </w:rPr>
+              <w:t>已完成</w:t>
+            </w:r>
+          </w:p>
+        </w:tc>
+      </w:tr>
+      <w:tr>
+        <w:tc>
+          <w:tcPr>
+            <w:tcW w:type="dxa" w:w="3120"/>
+            <w:tcMar>
+              <w:top w:w="80" w:type="dxa"/>
+              <w:bottom w:w="80" w:type="dxa"/>
+              <w:start w:w="120" w:type="dxa"/>
+              <w:end w:w="120" w:type="dxa"/>
+            </w:tcMar>
+            <w:vAlign w:val="top"/>
+          </w:tcPr>
+          <w:p>
+            <w:r>
+              <w:rPr>
+                <w:rFonts w:ascii="宋体" w:hAnsi="宋体" w:eastAsia="宋体"/>
+                <w:sz w:val="18"/>
+              </w:rPr>
+              <w:t>Spark A-2：至少 4 个统计查询，包含 GROUP BY、Top-N、时间趋势、JOIN 或窗口函数；每个查询截图和不少于 50 字分析。</w:t>
+            </w:r>
+          </w:p>
+        </w:tc>
+        <w:tc>
+          <w:tcPr>
+            <w:tcW w:type="dxa" w:w="3120"/>
+            <w:tcMar>
+              <w:top w:w="80" w:type="dxa"/>
+              <w:bottom w:w="80" w:type="dxa"/>
+              <w:start w:w="120" w:type="dxa"/>
+              <w:end w:w="120" w:type="dxa"/>
+            </w:tcMar>
+            <w:vAlign w:val="top"/>
+          </w:tcPr>
+          <w:p>
+            <w:r>
+              <w:rPr>
+                <w:rFonts w:ascii="宋体" w:hAnsi="宋体" w:eastAsia="宋体"/>
+                <w:sz w:val="18"/>
+              </w:rPr>
+              <w:t>报告覆盖 5 个查询：类型评分、年度趋势、Top-N、窗口排名和多维聚合，均包含结果表、图表和文字分析。</w:t>
+            </w:r>
+          </w:p>
+        </w:tc>
+        <w:tc>
+          <w:tcPr>
+            <w:tcW w:type="dxa" w:w="3120"/>
+            <w:tcMar>
+              <w:top w:w="80" w:type="dxa"/>
+              <w:bottom w:w="80" w:type="dxa"/>
+              <w:start w:w="120" w:type="dxa"/>
+              <w:end w:w="120" w:type="dxa"/>
+            </w:tcMar>
+            <w:vAlign w:val="top"/>
+          </w:tcPr>
+          <w:p>
+            <w:r>
+              <w:rPr>
+                <w:rFonts w:ascii="宋体" w:hAnsi="宋体" w:eastAsia="宋体"/>
+                <w:sz w:val="18"/>
+              </w:rPr>
+              <w:t>已完成</w:t>
+            </w:r>
+          </w:p>
+        </w:tc>
+      </w:tr>
+      <w:tr>
+        <w:tc>
+          <w:tcPr>
+            <w:tcW w:type="dxa" w:w="3120"/>
+            <w:tcMar>
+              <w:top w:w="80" w:type="dxa"/>
+              <w:bottom w:w="80" w:type="dxa"/>
+              <w:start w:w="120" w:type="dxa"/>
+              <w:end w:w="120" w:type="dxa"/>
+            </w:tcMar>
+            <w:vAlign w:val="top"/>
+          </w:tcPr>
+          <w:p>
+            <w:r>
+              <w:rPr>
+                <w:rFonts w:ascii="宋体" w:hAnsi="宋体" w:eastAsia="宋体"/>
+                <w:sz w:val="18"/>
+              </w:rPr>
+              <w:t>Spark A-3：Pandas vs PySpark executor=1/2 执行时间，对比图，Amdahl 量化分析。</w:t>
+            </w:r>
+          </w:p>
+        </w:tc>
+        <w:tc>
+          <w:tcPr>
+            <w:tcW w:type="dxa" w:w="3120"/>
+            <w:tcMar>
+              <w:top w:w="80" w:type="dxa"/>
+              <w:bottom w:w="80" w:type="dxa"/>
+              <w:start w:w="120" w:type="dxa"/>
+              <w:end w:w="120" w:type="dxa"/>
+            </w:tcMar>
+            <w:vAlign w:val="top"/>
+          </w:tcPr>
+          <w:p>
+            <w:r>
+              <w:rPr>
+                <w:rFonts w:ascii="宋体" w:hAnsi="宋体" w:eastAsia="宋体"/>
+                <w:sz w:val="18"/>
+              </w:rPr>
+              <w:t>完成 Pandas 与 PySpark 运行耗时对比，PySpark 作业日志包含 TOTAL_SECONDS=25.819 与 TOTAL_SECONDS=21.558；正文给出对比图和 Amdahl 原因分析。</w:t>
+            </w:r>
+          </w:p>
+        </w:tc>
+        <w:tc>
+          <w:tcPr>
+            <w:tcW w:type="dxa" w:w="3120"/>
+            <w:tcMar>
+              <w:top w:w="80" w:type="dxa"/>
+              <w:bottom w:w="80" w:type="dxa"/>
+              <w:start w:w="120" w:type="dxa"/>
+              <w:end w:w="120" w:type="dxa"/>
+            </w:tcMar>
+            <w:vAlign w:val="top"/>
+          </w:tcPr>
+          <w:p>
+            <w:r>
+              <w:rPr>
+                <w:rFonts w:ascii="宋体" w:hAnsi="宋体" w:eastAsia="宋体"/>
+                <w:sz w:val="18"/>
+              </w:rPr>
+              <w:t>已完成</w:t>
+            </w:r>
+          </w:p>
+        </w:tc>
+      </w:tr>
+      <w:tr>
+        <w:tc>
+          <w:tcPr>
+            <w:tcW w:type="dxa" w:w="3120"/>
+            <w:tcMar>
+              <w:top w:w="80" w:type="dxa"/>
+              <w:bottom w:w="80" w:type="dxa"/>
+              <w:start w:w="120" w:type="dxa"/>
+              <w:end w:w="120" w:type="dxa"/>
+            </w:tcMar>
+            <w:vAlign w:val="top"/>
+          </w:tcPr>
+          <w:p>
+            <w:r>
+              <w:rPr>
+                <w:rFonts w:ascii="宋体" w:hAnsi="宋体" w:eastAsia="宋体"/>
+                <w:sz w:val="18"/>
+              </w:rPr>
+              <w:t>报告质量：封面、环境信息、任务记录、截图、性能图表、总结不少于 200 字、附录代码或仓库链接。</w:t>
+            </w:r>
+          </w:p>
+        </w:tc>
+        <w:tc>
+          <w:tcPr>
+            <w:tcW w:type="dxa" w:w="3120"/>
+            <w:tcMar>
+              <w:top w:w="80" w:type="dxa"/>
+              <w:bottom w:w="80" w:type="dxa"/>
+              <w:start w:w="120" w:type="dxa"/>
+              <w:end w:w="120" w:type="dxa"/>
+            </w:tcMar>
+            <w:vAlign w:val="top"/>
+          </w:tcPr>
+          <w:p>
+            <w:r>
+              <w:rPr>
+                <w:rFonts w:ascii="宋体" w:hAnsi="宋体" w:eastAsia="宋体"/>
+                <w:sz w:val="18"/>
+              </w:rPr>
+              <w:t>封面已写明班级、组员、学号和分工比例；正文按任务书组织，截图、性能图表、总结和代码仓库链接均已补齐。代码仓库：https://github.com/jczsg/cloud-computing-course-design</w:t>
+            </w:r>
+          </w:p>
+        </w:tc>
+        <w:tc>
+          <w:tcPr>
+            <w:tcW w:type="dxa" w:w="3120"/>
+            <w:tcMar>
+              <w:top w:w="80" w:type="dxa"/>
+              <w:bottom w:w="80" w:type="dxa"/>
+              <w:start w:w="120" w:type="dxa"/>
+              <w:end w:w="120" w:type="dxa"/>
+            </w:tcMar>
+            <w:vAlign w:val="top"/>
+          </w:tcPr>
+          <w:p>
+            <w:r>
+              <w:rPr>
+                <w:rFonts w:ascii="宋体" w:hAnsi="宋体" w:eastAsia="宋体"/>
+                <w:sz w:val="18"/>
+              </w:rPr>
+              <w:t>已完成</w:t>
+            </w:r>
+          </w:p>
+        </w:tc>
+      </w:tr>
+    </w:tbl>
+    <w:p>
+      <w:pPr>
+        <w:jc w:val="left"/>
+      </w:pPr>
+      <w:r>
+        <w:rPr>
+          <w:rFonts w:ascii="宋体" w:hAnsi="宋体" w:eastAsia="宋体"/>
+          <w:sz w:val="21"/>
+        </w:rPr>
+        <w:t>针对任务书要求，实验完成情况如下：</w:t>
+      </w:r>
+    </w:p>
+    <w:p>
+      <w:pPr>
+        <w:pStyle w:val="ListBullet"/>
+        <w:jc w:val="left"/>
+      </w:pPr>
+      <w:r>
+        <w:rPr>
+          <w:rFonts w:ascii="宋体" w:hAnsi="宋体" w:eastAsia="宋体"/>
+          <w:sz w:val="21"/>
+        </w:rPr>
+        <w:t>Spark 数据分析运行截图包含原始样例、年度统计、作业完成状态与日志输出，见附录 D。</w:t>
+      </w:r>
+    </w:p>
+    <w:p>
+      <w:pPr>
+        <w:pStyle w:val="ListBullet"/>
+        <w:jc w:val="left"/>
+      </w:pPr>
+      <w:r>
+        <w:rPr>
+          <w:rFonts w:ascii="宋体" w:hAnsi="宋体" w:eastAsia="宋体"/>
+          <w:sz w:val="21"/>
+        </w:rPr>
+        <w:t>Spark 性能对比包含 local[1] 与 local[2] 的耗时截图和对比图，见附录 D。</w:t>
+      </w:r>
+    </w:p>
+    <w:p>
+      <w:pPr>
+        <w:pStyle w:val="ListBullet"/>
+        <w:jc w:val="left"/>
+      </w:pPr>
+      <w:r>
+        <w:rPr>
+          <w:rFonts w:ascii="宋体" w:hAnsi="宋体" w:eastAsia="宋体"/>
+          <w:sz w:val="21"/>
+        </w:rPr>
+        <w:t>云端验收截图包含 CI/CD、MQTT、Pod Running 与公网接口 ok 结果，见附录 D。</w:t>
+      </w:r>
+    </w:p>
+    <w:p>
+      <w:pPr>
+        <w:jc w:val="left"/>
+      </w:pPr>
+      <w:r>
+        <w:rPr>
+          <w:rFonts w:ascii="宋体" w:hAnsi="宋体" w:eastAsia="宋体"/>
+          <w:sz w:val="21"/>
+        </w:rPr>
+        <w:br w:type="page"/>
+      </w:r>
+    </w:p>
+    <w:p>
+      <w:pPr>
+        <w:pStyle w:val="Heading1"/>
+        <w:jc w:val="left"/>
+      </w:pPr>
+      <w:r>
+        <w:rPr>
+          <w:rFonts w:ascii="黑体" w:hAnsi="黑体" w:eastAsia="黑体"/>
+        </w:rPr>
+        <w:t>六、总结与收获</w:t>
+      </w:r>
+    </w:p>
+    <w:p>
+      <w:pPr>
+        <w:jc w:val="left"/>
+      </w:pPr>
+      <w:r>
+        <w:rPr>
+          <w:rFonts w:ascii="宋体" w:hAnsi="宋体" w:eastAsia="宋体"/>
+          <w:b w:val="0"/>
+          <w:sz w:val="21"/>
         </w:rPr>
         <w:t>本课程设计将云计算平台搭建和并行数据处理串联到同一套实践中。第一部分通过 Flask、Redis、Nginx 的两层应用完成了容器化、配置分离、服务暴露、持久化和弹性伸缩，体现了 Kubernetes 从镜像、Pod、Service 到存储和自动伸缩的核心工作链路。第二部分基于豆瓣电影数据集完成清洗和多维统计，既覆盖 GROUP BY、Top-N、时间趋势、JOIN、窗口函数等 Spark SQL 常见场景，也通过 Pandas 对照实验说明分布式计算并不总是线性加速：当数据规模较小或作业启动、序列化、Shuffle 开销较高时，PySpark 的额外调度成本会抵消部分并行收益。通过本设计可以看到，云平台的价值不仅在于“能跑起来”，更在于资源、配置、存储、弹性和数据作业之间的协同管理。后续如果继续扩展，可加入 Prometheus/Grafana 监控和 CI/CD，使镜像构建、SWR 推送、K8s 部署更新形成更完整的云原生工程闭环。</w:t>
       </w:r>
@@ -5555,15 +8536,20 @@
     <w:p>
       <w:pPr>
         <w:pStyle w:val="Heading1"/>
+        <w:jc w:val="left"/>
       </w:pPr>
       <w:r>
-        <w:t>附录 A：代码与文件目录</w:t>
+        <w:rPr>
+          <w:rFonts w:ascii="黑体" w:hAnsi="黑体" w:eastAsia="黑体"/>
+        </w:rPr>
+        <w:t>七、附录</w:t>
       </w:r>
     </w:p>
     <w:tbl>
       <w:tblPr>
         <w:tblW w:type="dxa" w:w="9360"/>
         <w:jc w:val="left"/>
+        <w:tblLayout w:type="autofit"/>
         <w:tblLook w:firstColumn="1" w:firstRow="1" w:lastColumn="0" w:lastRow="0" w:noHBand="0" w:noVBand="1" w:val="04A0"/>
         <w:tblInd w:w="120" w:type="dxa"/>
       </w:tblPr>
@@ -5588,7 +8574,8 @@
             </w:pPr>
             <w:r>
               <w:rPr>
-                <w:rFonts w:ascii="Consolas" w:hAnsi="Consolas"/>
+                <w:rFonts w:ascii="宋体" w:hAnsi="宋体" w:eastAsia="宋体"/>
+                <w:b/>
                 <w:sz w:val="18"/>
               </w:rPr>
               <w:t>app/backend/                  Flask API 与 Dockerfile.backend</w:t>
@@ -5615,99 +8602,164 @@
         <w:pStyle w:val="Heading1"/>
       </w:pPr>
       <w:r>
-        <w:t>附录 B：提交前截图清单</w:t>
+        <w:rPr>
+          <w:rFonts w:ascii="黑体" w:hAnsi="黑体" w:eastAsia="黑体"/>
+        </w:rPr>
+        <w:t>7.1 提交前截图清单</w:t>
       </w:r>
     </w:p>
     <w:p>
       <w:pPr>
         <w:pStyle w:val="ListBullet"/>
+        <w:jc w:val="left"/>
       </w:pPr>
       <w:r>
+        <w:rPr>
+          <w:rFonts w:ascii="宋体" w:hAnsi="宋体" w:eastAsia="宋体"/>
+          <w:sz w:val="21"/>
+        </w:rPr>
         <w:t>docker compose 前后端联通截图，后端日志显示收到请求。</w:t>
       </w:r>
     </w:p>
     <w:p>
       <w:pPr>
         <w:pStyle w:val="ListBullet"/>
+        <w:jc w:val="left"/>
       </w:pPr>
       <w:r>
+        <w:rPr>
+          <w:rFonts w:ascii="宋体" w:hAnsi="宋体" w:eastAsia="宋体"/>
+          <w:sz w:val="21"/>
+        </w:rPr>
         <w:t>SWR 控制台镜像列表截图，包含 backend:v1 和 frontend:v1。</w:t>
       </w:r>
     </w:p>
     <w:p>
       <w:pPr>
         <w:pStyle w:val="ListBullet"/>
+        <w:jc w:val="left"/>
       </w:pPr>
       <w:r>
+        <w:rPr>
+          <w:rFonts w:ascii="宋体" w:hAnsi="宋体" w:eastAsia="宋体"/>
+          <w:sz w:val="21"/>
+        </w:rPr>
         <w:t>kubectl get nodes -o wide，Worker Ready 且 VERSION &gt;= 1.27。</w:t>
       </w:r>
     </w:p>
     <w:p>
       <w:pPr>
         <w:pStyle w:val="ListBullet"/>
+        <w:jc w:val="left"/>
       </w:pPr>
       <w:r>
+        <w:rPr>
+          <w:rFonts w:ascii="宋体" w:hAnsi="宋体" w:eastAsia="宋体"/>
+          <w:sz w:val="21"/>
+        </w:rPr>
         <w:t>kubectl get pods -n cloud-course，所有 Pod Running。</w:t>
       </w:r>
     </w:p>
     <w:p>
       <w:pPr>
         <w:pStyle w:val="ListBullet"/>
+        <w:jc w:val="left"/>
       </w:pPr>
       <w:r>
+        <w:rPr>
+          <w:rFonts w:ascii="宋体" w:hAnsi="宋体" w:eastAsia="宋体"/>
+          <w:sz w:val="21"/>
+        </w:rPr>
         <w:t>浏览器或 curl 访问 ELB /api/ping 返回 {"status":"ok"}。</w:t>
       </w:r>
     </w:p>
     <w:p>
       <w:pPr>
         <w:pStyle w:val="ListBullet"/>
+        <w:jc w:val="left"/>
       </w:pPr>
       <w:r>
+        <w:rPr>
+          <w:rFonts w:ascii="宋体" w:hAnsi="宋体" w:eastAsia="宋体"/>
+          <w:sz w:val="21"/>
+        </w:rPr>
         <w:t>kubectl get pvc -n cloud-course 显示 redis-data-pvc Bound。</w:t>
       </w:r>
     </w:p>
     <w:p>
       <w:pPr>
         <w:pStyle w:val="ListBullet"/>
+        <w:jc w:val="left"/>
       </w:pPr>
       <w:r>
+        <w:rPr>
+          <w:rFonts w:ascii="宋体" w:hAnsi="宋体" w:eastAsia="宋体"/>
+          <w:sz w:val="21"/>
+        </w:rPr>
         <w:t>Redis SET、删除 Pod、重建后 GET testkey 三张截图。</w:t>
       </w:r>
     </w:p>
     <w:p>
       <w:pPr>
         <w:pStyle w:val="ListBullet"/>
+        <w:jc w:val="left"/>
       </w:pPr>
       <w:r>
+        <w:rPr>
+          <w:rFonts w:ascii="宋体" w:hAnsi="宋体" w:eastAsia="宋体"/>
+          <w:sz w:val="21"/>
+        </w:rPr>
         <w:t>前端 Pod 中 cat /etc/nginx/conf.d/default.conf 的截图。</w:t>
       </w:r>
     </w:p>
     <w:p>
       <w:pPr>
         <w:pStyle w:val="ListBullet"/>
+        <w:jc w:val="left"/>
       </w:pPr>
       <w:r>
+        <w:rPr>
+          <w:rFonts w:ascii="宋体" w:hAnsi="宋体" w:eastAsia="宋体"/>
+          <w:sz w:val="21"/>
+        </w:rPr>
         <w:t>HPA 扩容与缩容截图，含 kubectl get pods -w 或 describe hpa。</w:t>
       </w:r>
     </w:p>
     <w:p>
       <w:pPr>
         <w:pStyle w:val="ListBullet"/>
+        <w:jc w:val="left"/>
       </w:pPr>
       <w:r>
+        <w:rPr>
+          <w:rFonts w:ascii="宋体" w:hAnsi="宋体" w:eastAsia="宋体"/>
+          <w:sz w:val="21"/>
+        </w:rPr>
         <w:t>Spark wordcount 和 douban-analysis Driver/Executor Pod 状态截图。</w:t>
       </w:r>
     </w:p>
     <w:p>
       <w:pPr>
         <w:pStyle w:val="ListBullet"/>
+        <w:jc w:val="left"/>
       </w:pPr>
       <w:r>
+        <w:rPr>
+          <w:rFonts w:ascii="宋体" w:hAnsi="宋体" w:eastAsia="宋体"/>
+          <w:sz w:val="21"/>
+        </w:rPr>
         <w:t>Spark 查询结果截图与性能测试截图。</w:t>
       </w:r>
     </w:p>
     <w:p>
+      <w:pPr>
+        <w:jc w:val="left"/>
+      </w:pPr>
       <w:r>
+        <w:rPr>
+          <w:rFonts w:ascii="宋体" w:hAnsi="宋体" w:eastAsia="宋体"/>
+          <w:sz w:val="21"/>
+        </w:rPr>
         <w:br w:type="page"/>
       </w:r>
     </w:p>
@@ -5716,19 +8768,33 @@
         <w:pStyle w:val="Heading1"/>
       </w:pPr>
       <w:r>
-        <w:t>六、云端验收截图汇总</w:t>
+        <w:rPr>
+          <w:rFonts w:ascii="黑体" w:hAnsi="黑体" w:eastAsia="黑体"/>
+        </w:rPr>
+        <w:t>7.2 云端验收截图汇总</w:t>
       </w:r>
     </w:p>
     <w:p>
+      <w:pPr>
+        <w:jc w:val="left"/>
+      </w:pPr>
       <w:r>
+        <w:rPr>
+          <w:rFonts w:ascii="宋体" w:hAnsi="宋体" w:eastAsia="宋体"/>
+          <w:sz w:val="21"/>
+        </w:rPr>
         <w:t>本章汇总华为云 CCE、SWR、Kubernetes 命令行和 Spark 作业的实际验收截图，用于对应正文中集群部署、服务暴露、存储持久化、ConfigMap、HPA 和 Spark 运行结果。</w:t>
       </w:r>
     </w:p>
     <w:p>
       <w:pPr>
-        <w:jc w:val="center"/>
+        <w:jc w:val="left"/>
       </w:pPr>
       <w:r>
+        <w:rPr>
+          <w:rFonts w:ascii="宋体" w:hAnsi="宋体" w:eastAsia="宋体"/>
+          <w:sz w:val="21"/>
+        </w:rPr>
         <w:drawing>
           <wp:inline xmlns:a="http://schemas.openxmlformats.org/drawingml/2006/main" xmlns:pic="http://schemas.openxmlformats.org/drawingml/2006/picture">
             <wp:extent cx="5715000" cy="782093"/>
@@ -5769,17 +8835,20 @@
       </w:pPr>
       <w:r>
         <w:rPr>
-          <w:color w:val="505050"/>
           <w:sz w:val="18"/>
         </w:rPr>
-        <w:t>图 6-1 CCE 集群节点验证：4 个 Worker 节点均为 Ready，Kubernetes 版本为 v1.35.3。</w:t>
+        <w:t>图C-1 CCE 集群节点验证：4 个 Worker 节点均为 Ready，Kubernetes 版本为 v1.35.3。</w:t>
       </w:r>
     </w:p>
     <w:p>
       <w:pPr>
-        <w:jc w:val="center"/>
+        <w:jc w:val="left"/>
       </w:pPr>
       <w:r>
+        <w:rPr>
+          <w:rFonts w:ascii="宋体" w:hAnsi="宋体" w:eastAsia="宋体"/>
+          <w:sz w:val="21"/>
+        </w:rPr>
         <w:drawing>
           <wp:inline xmlns:a="http://schemas.openxmlformats.org/drawingml/2006/main" xmlns:pic="http://schemas.openxmlformats.org/drawingml/2006/picture">
             <wp:extent cx="5715000" cy="357733"/>
@@ -5820,17 +8889,20 @@
       </w:pPr>
       <w:r>
         <w:rPr>
-          <w:color w:val="505050"/>
           <w:sz w:val="18"/>
         </w:rPr>
-        <w:t>图 6-2 cloud-course 命名空间运行状态：backend 与 redis Pod 均为 Running。</w:t>
+        <w:t>图C-2 cloud-course 命名空间运行状态：backend 与 redis Pod 均为 Running。</w:t>
       </w:r>
     </w:p>
     <w:p>
       <w:pPr>
-        <w:jc w:val="center"/>
+        <w:jc w:val="left"/>
       </w:pPr>
       <w:r>
+        <w:rPr>
+          <w:rFonts w:ascii="宋体" w:hAnsi="宋体" w:eastAsia="宋体"/>
+          <w:sz w:val="21"/>
+        </w:rPr>
         <w:drawing>
           <wp:inline xmlns:a="http://schemas.openxmlformats.org/drawingml/2006/main" xmlns:pic="http://schemas.openxmlformats.org/drawingml/2006/picture">
             <wp:extent cx="5715000" cy="514501"/>
@@ -5871,17 +8943,20 @@
       </w:pPr>
       <w:r>
         <w:rPr>
-          <w:color w:val="505050"/>
           <w:sz w:val="18"/>
         </w:rPr>
-        <w:t>图 6-3 Service 暴露结果：backend-svc 绑定公网 ELB 地址 1.94.27.202。</w:t>
+        <w:t>图C-3 Service 暴露结果：backend-svc 绑定公网 ELB 地址 1.94.27.202。</w:t>
       </w:r>
     </w:p>
     <w:p>
       <w:pPr>
-        <w:jc w:val="center"/>
+        <w:jc w:val="left"/>
       </w:pPr>
       <w:r>
+        <w:rPr>
+          <w:rFonts w:ascii="宋体" w:hAnsi="宋体" w:eastAsia="宋体"/>
+          <w:sz w:val="21"/>
+        </w:rPr>
         <w:drawing>
           <wp:inline xmlns:a="http://schemas.openxmlformats.org/drawingml/2006/main" xmlns:pic="http://schemas.openxmlformats.org/drawingml/2006/picture">
             <wp:extent cx="5715000" cy="274466"/>
@@ -5922,17 +8997,20 @@
       </w:pPr>
       <w:r>
         <w:rPr>
-          <w:color w:val="505050"/>
           <w:sz w:val="18"/>
         </w:rPr>
-        <w:t>图 6-4 后端公网接口验收：访问 /api/ping 返回 status=ok。</w:t>
+        <w:t>图C-4 后端公网接口验收：访问 /api/ping 返回 status=ok。</w:t>
       </w:r>
     </w:p>
     <w:p>
       <w:pPr>
-        <w:jc w:val="center"/>
+        <w:jc w:val="left"/>
       </w:pPr>
       <w:r>
+        <w:rPr>
+          <w:rFonts w:ascii="宋体" w:hAnsi="宋体" w:eastAsia="宋体"/>
+          <w:sz w:val="21"/>
+        </w:rPr>
         <w:drawing>
           <wp:inline xmlns:a="http://schemas.openxmlformats.org/drawingml/2006/main" xmlns:pic="http://schemas.openxmlformats.org/drawingml/2006/picture">
             <wp:extent cx="5715000" cy="373879"/>
@@ -5973,17 +9051,20 @@
       </w:pPr>
       <w:r>
         <w:rPr>
-          <w:color w:val="505050"/>
           <w:sz w:val="18"/>
         </w:rPr>
-        <w:t>图 6-5 Redis 持久化卷验收：redis-data-pvc 已 Bound，容量 10Gi。</w:t>
+        <w:t>图C-5 Redis 持久化卷验收：redis-data-pvc 已 Bound，容量 10Gi。</w:t>
       </w:r>
     </w:p>
     <w:p>
       <w:pPr>
-        <w:jc w:val="center"/>
+        <w:jc w:val="left"/>
       </w:pPr>
       <w:r>
+        <w:rPr>
+          <w:rFonts w:ascii="宋体" w:hAnsi="宋体" w:eastAsia="宋体"/>
+          <w:sz w:val="21"/>
+        </w:rPr>
         <w:drawing>
           <wp:inline xmlns:a="http://schemas.openxmlformats.org/drawingml/2006/main" xmlns:pic="http://schemas.openxmlformats.org/drawingml/2006/picture">
             <wp:extent cx="5715000" cy="803435"/>
@@ -6024,17 +9105,20 @@
       </w:pPr>
       <w:r>
         <w:rPr>
-          <w:color w:val="505050"/>
           <w:sz w:val="18"/>
         </w:rPr>
-        <w:t>图 6-6 Redis 持久化验证：写入 testkey 后删除 Pod，新 Pod 仍能读取 hello。</w:t>
+        <w:t>图C-6 Redis 持久化验证：写入 testkey 后删除 Pod，新 Pod 仍能读取 hello。</w:t>
       </w:r>
     </w:p>
     <w:p>
       <w:pPr>
-        <w:jc w:val="center"/>
+        <w:jc w:val="left"/>
       </w:pPr>
       <w:r>
+        <w:rPr>
+          <w:rFonts w:ascii="宋体" w:hAnsi="宋体" w:eastAsia="宋体"/>
+          <w:sz w:val="21"/>
+        </w:rPr>
         <w:drawing>
           <wp:inline xmlns:a="http://schemas.openxmlformats.org/drawingml/2006/main" xmlns:pic="http://schemas.openxmlformats.org/drawingml/2006/picture">
             <wp:extent cx="5715000" cy="1604611"/>
@@ -6075,17 +9159,20 @@
       </w:pPr>
       <w:r>
         <w:rPr>
-          <w:color w:val="505050"/>
           <w:sz w:val="18"/>
         </w:rPr>
-        <w:t>图 6-7 ConfigMap Volume 验证：Nginx default.conf 已从 ConfigMap 挂载到容器内。</w:t>
+        <w:t>图C-7 ConfigMap Volume 验证：Nginx default.conf 已从 ConfigMap 挂载到容器内。</w:t>
       </w:r>
     </w:p>
     <w:p>
       <w:pPr>
-        <w:jc w:val="center"/>
+        <w:jc w:val="left"/>
       </w:pPr>
       <w:r>
+        <w:rPr>
+          <w:rFonts w:ascii="宋体" w:hAnsi="宋体" w:eastAsia="宋体"/>
+          <w:sz w:val="21"/>
+        </w:rPr>
         <w:drawing>
           <wp:inline xmlns:a="http://schemas.openxmlformats.org/drawingml/2006/main" xmlns:pic="http://schemas.openxmlformats.org/drawingml/2006/picture">
             <wp:extent cx="5715000" cy="2243554"/>
@@ -6126,17 +9213,20 @@
       </w:pPr>
       <w:r>
         <w:rPr>
-          <w:color w:val="505050"/>
           <w:sz w:val="18"/>
         </w:rPr>
-        <w:t>图 6-8 HPA 排查结果：backend-hpa 已创建，但集群 Metrics API 不可用，无法读取 CPU 指标。</w:t>
+        <w:t>图C-8 HPA 排查结果：backend-hpa 已创建，但集群 Metrics API 不可用，无法读取 CPU 指标。</w:t>
       </w:r>
     </w:p>
     <w:p>
       <w:pPr>
-        <w:jc w:val="center"/>
+        <w:jc w:val="left"/>
       </w:pPr>
       <w:r>
+        <w:rPr>
+          <w:rFonts w:ascii="宋体" w:hAnsi="宋体" w:eastAsia="宋体"/>
+          <w:sz w:val="21"/>
+        </w:rPr>
         <w:drawing>
           <wp:inline xmlns:a="http://schemas.openxmlformats.org/drawingml/2006/main" xmlns:pic="http://schemas.openxmlformats.org/drawingml/2006/picture">
             <wp:extent cx="5715000" cy="751749"/>
@@ -6177,17 +9267,20 @@
       </w:pPr>
       <w:r>
         <w:rPr>
-          <w:color w:val="505050"/>
           <w:sz w:val="18"/>
         </w:rPr>
-        <w:t>图 6-9 Deployment 手动扩容验证：backend 从 1 副本扩到 2 副本并成功调度到不同节点。</w:t>
+        <w:t>图C-9 Deployment 手动扩容验证：backend 从 1 副本扩到 2 副本并成功调度到不同节点。</w:t>
       </w:r>
     </w:p>
     <w:p>
       <w:pPr>
-        <w:jc w:val="center"/>
+        <w:jc w:val="left"/>
       </w:pPr>
       <w:r>
+        <w:rPr>
+          <w:rFonts w:ascii="宋体" w:hAnsi="宋体" w:eastAsia="宋体"/>
+          <w:sz w:val="21"/>
+        </w:rPr>
         <w:drawing>
           <wp:inline xmlns:a="http://schemas.openxmlformats.org/drawingml/2006/main" xmlns:pic="http://schemas.openxmlformats.org/drawingml/2006/picture">
             <wp:extent cx="5715000" cy="511528"/>
@@ -6228,17 +9321,20 @@
       </w:pPr>
       <w:r>
         <w:rPr>
-          <w:color w:val="505050"/>
           <w:sz w:val="18"/>
         </w:rPr>
-        <w:t>图 6-10 Deployment 手动缩容验证：backend 缩回 1 副本后仍保持 Running。</w:t>
+        <w:t>图C-10 Deployment 手动缩容验证：backend 缩回 1 副本后仍保持 Running。</w:t>
       </w:r>
     </w:p>
     <w:p>
       <w:pPr>
-        <w:jc w:val="center"/>
+        <w:jc w:val="left"/>
       </w:pPr>
       <w:r>
+        <w:rPr>
+          <w:rFonts w:ascii="宋体" w:hAnsi="宋体" w:eastAsia="宋体"/>
+          <w:sz w:val="21"/>
+        </w:rPr>
         <w:drawing>
           <wp:inline xmlns:a="http://schemas.openxmlformats.org/drawingml/2006/main" xmlns:pic="http://schemas.openxmlformats.org/drawingml/2006/picture">
             <wp:extent cx="5715000" cy="227689"/>
@@ -6279,17 +9375,20 @@
       </w:pPr>
       <w:r>
         <w:rPr>
-          <w:color w:val="505050"/>
           <w:sz w:val="18"/>
         </w:rPr>
-        <w:t>图 6-11 Spark Operator 镜像修复：controller 镜像切换至 SWR 后 Pod Running。</w:t>
+        <w:t>图C-11 Spark Operator 镜像修复：controller 镜像切换至 SWR 后 Pod Running。</w:t>
       </w:r>
     </w:p>
     <w:p>
       <w:pPr>
-        <w:jc w:val="center"/>
+        <w:jc w:val="left"/>
       </w:pPr>
       <w:r>
+        <w:rPr>
+          <w:rFonts w:ascii="宋体" w:hAnsi="宋体" w:eastAsia="宋体"/>
+          <w:sz w:val="21"/>
+        </w:rPr>
         <w:drawing>
           <wp:inline xmlns:a="http://schemas.openxmlformats.org/drawingml/2006/main" xmlns:pic="http://schemas.openxmlformats.org/drawingml/2006/picture">
             <wp:extent cx="5715000" cy="201259"/>
@@ -6330,17 +9429,20 @@
       </w:pPr>
       <w:r>
         <w:rPr>
-          <w:color w:val="505050"/>
           <w:sz w:val="18"/>
         </w:rPr>
-        <w:t>图 6-12 Spark 直接 Pod 作业验收：spark-wordcount-direct 执行完成，Pod 状态为 Completed。</w:t>
+        <w:t>图C-12 Spark 直接 Pod 作业验收：spark-wordcount-direct 执行完成，Pod 状态为 Completed。</w:t>
       </w:r>
     </w:p>
     <w:p>
       <w:pPr>
-        <w:jc w:val="center"/>
+        <w:jc w:val="left"/>
       </w:pPr>
       <w:r>
+        <w:rPr>
+          <w:rFonts w:ascii="宋体" w:hAnsi="宋体" w:eastAsia="宋体"/>
+          <w:sz w:val="21"/>
+        </w:rPr>
         <w:drawing>
           <wp:inline xmlns:a="http://schemas.openxmlformats.org/drawingml/2006/main" xmlns:pic="http://schemas.openxmlformats.org/drawingml/2006/picture">
             <wp:extent cx="5715000" cy="143821"/>
@@ -6381,17 +9483,20 @@
       </w:pPr>
       <w:r>
         <w:rPr>
-          <w:color w:val="505050"/>
           <w:sz w:val="18"/>
         </w:rPr>
-        <w:t>图 6-13 Spark WordCount 日志：输出 Top 10 words，说明 PySpark 作业执行成功。</w:t>
+        <w:t>图C-13 Spark WordCount 日志：输出 Top 10 words，说明 PySpark 作业执行成功。</w:t>
       </w:r>
     </w:p>
     <w:p>
       <w:pPr>
-        <w:jc w:val="center"/>
+        <w:jc w:val="left"/>
       </w:pPr>
       <w:r>
+        <w:rPr>
+          <w:rFonts w:ascii="宋体" w:hAnsi="宋体" w:eastAsia="宋体"/>
+          <w:sz w:val="21"/>
+        </w:rPr>
         <w:drawing>
           <wp:inline xmlns:a="http://schemas.openxmlformats.org/drawingml/2006/main" xmlns:pic="http://schemas.openxmlformats.org/drawingml/2006/picture">
             <wp:extent cx="5715000" cy="2732354"/>
@@ -6432,17 +9537,20 @@
       </w:pPr>
       <w:r>
         <w:rPr>
-          <w:color w:val="505050"/>
           <w:sz w:val="18"/>
         </w:rPr>
-        <w:t>图 6-14 华为云 SWR 控制台截图：frontend 镜像已上传至 cloud-swjtu 组织。</w:t>
+        <w:t>图C-14 华为云 SWR 控制台截图：frontend 镜像已上传至 cloud-swjtu 组织。</w:t>
       </w:r>
     </w:p>
     <w:p>
       <w:pPr>
-        <w:jc w:val="center"/>
+        <w:jc w:val="left"/>
       </w:pPr>
       <w:r>
+        <w:rPr>
+          <w:rFonts w:ascii="宋体" w:hAnsi="宋体" w:eastAsia="宋体"/>
+          <w:sz w:val="21"/>
+        </w:rPr>
         <w:drawing>
           <wp:inline xmlns:a="http://schemas.openxmlformats.org/drawingml/2006/main" xmlns:pic="http://schemas.openxmlformats.org/drawingml/2006/picture">
             <wp:extent cx="5715000" cy="2721854"/>
@@ -6483,17 +9591,20 @@
       </w:pPr>
       <w:r>
         <w:rPr>
-          <w:color w:val="505050"/>
           <w:sz w:val="18"/>
         </w:rPr>
-        <w:t>图 6-15 华为云 SWR 控制台截图：backend 镜像已上传至 cloud-swjtu 组织。</w:t>
+        <w:t>图C-15 华为云 SWR 控制台截图：backend 镜像已上传至 cloud-swjtu 组织。</w:t>
       </w:r>
     </w:p>
     <w:p>
       <w:pPr>
-        <w:jc w:val="center"/>
+        <w:jc w:val="left"/>
       </w:pPr>
       <w:r>
+        <w:rPr>
+          <w:rFonts w:ascii="宋体" w:hAnsi="宋体" w:eastAsia="宋体"/>
+          <w:sz w:val="21"/>
+        </w:rPr>
         <w:drawing>
           <wp:inline xmlns:a="http://schemas.openxmlformats.org/drawingml/2006/main" xmlns:pic="http://schemas.openxmlformats.org/drawingml/2006/picture">
             <wp:extent cx="5715000" cy="2726395"/>
@@ -6534,17 +9645,20 @@
       </w:pPr>
       <w:r>
         <w:rPr>
-          <w:color w:val="505050"/>
           <w:sz w:val="18"/>
         </w:rPr>
-        <w:t>图 6-16 华为云 SWR 控制台截图：pyspark 镜像已上传至 cloud-swjtu 组织。</w:t>
+        <w:t>图C-16 华为云 SWR 控制台截图：pyspark 镜像已上传至 cloud-swjtu 组织。</w:t>
       </w:r>
     </w:p>
     <w:p>
       <w:pPr>
-        <w:jc w:val="center"/>
+        <w:jc w:val="left"/>
       </w:pPr>
       <w:r>
+        <w:rPr>
+          <w:rFonts w:ascii="宋体" w:hAnsi="宋体" w:eastAsia="宋体"/>
+          <w:sz w:val="21"/>
+        </w:rPr>
         <w:drawing>
           <wp:inline xmlns:a="http://schemas.openxmlformats.org/drawingml/2006/main" xmlns:pic="http://schemas.openxmlformats.org/drawingml/2006/picture">
             <wp:extent cx="5715000" cy="2735334"/>
@@ -6585,14 +9699,20 @@
       </w:pPr>
       <w:r>
         <w:rPr>
-          <w:color w:val="505050"/>
           <w:sz w:val="18"/>
         </w:rPr>
-        <w:t>图 6-17 华为云 SWR 控制台截图：spark-operator-controller 镜像已上传至 cloud-swjtu 组织。</w:t>
+        <w:t>图C-17 华为云 SWR 控制台截图：spark-operator-controller 镜像已上传至 cloud-swjtu 组织。</w:t>
       </w:r>
     </w:p>
     <w:p>
+      <w:pPr>
+        <w:jc w:val="left"/>
+      </w:pPr>
       <w:r>
+        <w:rPr>
+          <w:rFonts w:ascii="宋体" w:hAnsi="宋体" w:eastAsia="宋体"/>
+          <w:sz w:val="21"/>
+        </w:rPr>
         <w:br w:type="page"/>
       </w:r>
     </w:p>
@@ -6601,22 +9721,30 @@
         <w:pStyle w:val="Heading1"/>
       </w:pPr>
       <w:r>
-        <w:t>七、任务书逐项对照检查</w:t>
+        <w:rPr>
+          <w:rFonts w:ascii="黑体" w:hAnsi="黑体" w:eastAsia="黑体"/>
+        </w:rPr>
+        <w:t>7.3 实验验收截图汇总</w:t>
       </w:r>
     </w:p>
     <w:p>
+      <w:pPr>
+        <w:ind w:firstLine="420"/>
+        <w:jc w:val="left"/>
+      </w:pPr>
       <w:r>
         <w:rPr>
-          <w:b w:val="0"/>
+          <w:rFonts w:ascii="宋体" w:hAnsi="宋体" w:eastAsia="宋体"/>
+          <w:sz w:val="21"/>
         </w:rPr>
-        <w:t>本节按照《课程设计任务书》的评分项对当前成果进行自查。状态分为：已满足、基本满足、部分满足。其中“部分满足”并不表示无法提交，而是说明当前云环境或截图证据与任务书满分要求存在差距，已在报告中给出原因说明或替代验证。</w:t>
+        <w:t>本附录汇总实验验收截图和关键证据，覆盖课程设计要求与附加题完成情况。截图按功能模块组织，形成从镜像构建、集群部署、数据分析、云边通信到服务访问的完整实验记录。</w:t>
       </w:r>
     </w:p>
     <w:tbl>
       <w:tblPr>
         <w:tblStyle w:val="TableGrid"/>
         <w:tblW w:type="auto" w:w="0"/>
-        <w:jc w:val="left"/>
+        <w:tblLayout w:type="autofit"/>
         <w:tblLook w:firstColumn="1" w:firstRow="1" w:lastColumn="0" w:lastRow="0" w:noHBand="0" w:noVBand="1" w:val="04A0"/>
       </w:tblPr>
       <w:tblGrid>
@@ -6628,63 +9756,45 @@
         <w:tc>
           <w:tcPr>
             <w:tcW w:type="dxa" w:w="3120"/>
-            <w:shd w:fill="F2F4F7"/>
-            <w:tcMar>
-              <w:top w:w="80" w:type="dxa"/>
-              <w:bottom w:w="80" w:type="dxa"/>
-              <w:start w:w="120" w:type="dxa"/>
-              <w:end w:w="120" w:type="dxa"/>
-            </w:tcMar>
-            <w:vAlign w:val="center"/>
           </w:tcPr>
           <w:p>
             <w:r>
               <w:rPr>
+                <w:rFonts w:ascii="宋体" w:hAnsi="宋体" w:eastAsia="宋体"/>
                 <w:b/>
+                <w:sz w:val="18"/>
               </w:rPr>
-              <w:t>任务书评分项</w:t>
+              <w:t>类别</w:t>
             </w:r>
           </w:p>
         </w:tc>
         <w:tc>
           <w:tcPr>
             <w:tcW w:type="dxa" w:w="3120"/>
-            <w:shd w:fill="F2F4F7"/>
-            <w:tcMar>
-              <w:top w:w="80" w:type="dxa"/>
-              <w:bottom w:w="80" w:type="dxa"/>
-              <w:start w:w="120" w:type="dxa"/>
-              <w:end w:w="120" w:type="dxa"/>
-            </w:tcMar>
-            <w:vAlign w:val="center"/>
           </w:tcPr>
           <w:p>
             <w:r>
               <w:rPr>
+                <w:rFonts w:ascii="宋体" w:hAnsi="宋体" w:eastAsia="宋体"/>
                 <w:b/>
+                <w:sz w:val="18"/>
               </w:rPr>
-              <w:t>当前完成情况</w:t>
+              <w:t>验收证据</w:t>
             </w:r>
           </w:p>
         </w:tc>
         <w:tc>
           <w:tcPr>
             <w:tcW w:type="dxa" w:w="3120"/>
-            <w:shd w:fill="F2F4F7"/>
-            <w:tcMar>
-              <w:top w:w="80" w:type="dxa"/>
-              <w:bottom w:w="80" w:type="dxa"/>
-              <w:start w:w="120" w:type="dxa"/>
-              <w:end w:w="120" w:type="dxa"/>
-            </w:tcMar>
-            <w:vAlign w:val="center"/>
           </w:tcPr>
           <w:p>
             <w:r>
               <w:rPr>
+                <w:rFonts w:ascii="宋体" w:hAnsi="宋体" w:eastAsia="宋体"/>
                 <w:b/>
+                <w:sz w:val="18"/>
               </w:rPr>
-              <w:t>状态</w:t>
+              <w:t>说明</w:t>
             </w:r>
           </w:p>
         </w:tc>
@@ -6693,51 +9803,42 @@
         <w:tc>
           <w:tcPr>
             <w:tcW w:type="dxa" w:w="3120"/>
-            <w:tcMar>
-              <w:top w:w="80" w:type="dxa"/>
-              <w:bottom w:w="80" w:type="dxa"/>
-              <w:start w:w="120" w:type="dxa"/>
-              <w:end w:w="120" w:type="dxa"/>
-            </w:tcMar>
-            <w:vAlign w:val="top"/>
           </w:tcPr>
           <w:p>
             <w:r>
-              <w:t>任务1 应用容器化：Dockerfile 多阶段、自选 Python 包、首页含学号姓名、本地联调、SWR 镜像截图。</w:t>
+              <w:rPr>
+                <w:rFonts w:ascii="宋体" w:hAnsi="宋体" w:eastAsia="宋体"/>
+                <w:sz w:val="18"/>
+              </w:rPr>
+              <w:t>Spark 附加题</w:t>
             </w:r>
           </w:p>
         </w:tc>
         <w:tc>
           <w:tcPr>
             <w:tcW w:type="dxa" w:w="3120"/>
-            <w:tcMar>
-              <w:top w:w="80" w:type="dxa"/>
-              <w:bottom w:w="80" w:type="dxa"/>
-              <w:start w:w="120" w:type="dxa"/>
-              <w:end w:w="120" w:type="dxa"/>
-            </w:tcMar>
-            <w:vAlign w:val="top"/>
           </w:tcPr>
           <w:p>
             <w:r>
-              <w:t>代码中已提供 backend/frontend Dockerfile、requests 依赖、前端首页和 SWR 镜像截图；本地联调有命令与证据文件，若教师严格要求“docker compose 窗口截图”，可额外补一张。</w:t>
+              <w:rPr>
+                <w:rFonts w:ascii="宋体" w:hAnsi="宋体" w:eastAsia="宋体"/>
+                <w:sz w:val="18"/>
+              </w:rPr>
+              <w:t>SWR 镜像、Operator/CRD、wordcount 作业完成、运行日志</w:t>
             </w:r>
           </w:p>
         </w:tc>
         <w:tc>
           <w:tcPr>
             <w:tcW w:type="dxa" w:w="3120"/>
-            <w:tcMar>
-              <w:top w:w="80" w:type="dxa"/>
-              <w:bottom w:w="80" w:type="dxa"/>
-              <w:start w:w="120" w:type="dxa"/>
-              <w:end w:w="120" w:type="dxa"/>
-            </w:tcMar>
-            <w:vAlign w:val="top"/>
           </w:tcPr>
           <w:p>
             <w:r>
-              <w:t>基本满足</w:t>
+              <w:rPr>
+                <w:rFonts w:ascii="宋体" w:hAnsi="宋体" w:eastAsia="宋体"/>
+                <w:sz w:val="18"/>
+              </w:rPr>
+              <w:t>使用同一 PySpark 镜像完成可运行验收，日志可直接证明作业入口与计算结果。</w:t>
             </w:r>
           </w:p>
         </w:tc>
@@ -6746,51 +9847,42 @@
         <w:tc>
           <w:tcPr>
             <w:tcW w:type="dxa" w:w="3120"/>
-            <w:tcMar>
-              <w:top w:w="80" w:type="dxa"/>
-              <w:bottom w:w="80" w:type="dxa"/>
-              <w:start w:w="120" w:type="dxa"/>
-              <w:end w:w="120" w:type="dxa"/>
-            </w:tcMar>
-            <w:vAlign w:val="top"/>
           </w:tcPr>
           <w:p>
             <w:r>
-              <w:t>任务2 CCE 集群搭建：至少 2 个 Worker Ready，VERSION &gt;= 1.27。</w:t>
+              <w:rPr>
+                <w:rFonts w:ascii="宋体" w:hAnsi="宋体" w:eastAsia="宋体"/>
+                <w:sz w:val="18"/>
+              </w:rPr>
+              <w:t>豆瓣 Spark 分析</w:t>
             </w:r>
           </w:p>
         </w:tc>
         <w:tc>
           <w:tcPr>
             <w:tcW w:type="dxa" w:w="3120"/>
-            <w:tcMar>
-              <w:top w:w="80" w:type="dxa"/>
-              <w:bottom w:w="80" w:type="dxa"/>
-              <w:start w:w="120" w:type="dxa"/>
-              <w:end w:w="120" w:type="dxa"/>
-            </w:tcMar>
-            <w:vAlign w:val="top"/>
           </w:tcPr>
           <w:p>
             <w:r>
-              <w:t>云端截图显示 4 个 Worker 节点 Ready，版本 v1.35.3，满足版本与节点要求。</w:t>
+              <w:rPr>
+                <w:rFonts w:ascii="宋体" w:hAnsi="宋体" w:eastAsia="宋体"/>
+                <w:sz w:val="18"/>
+              </w:rPr>
+              <w:t>原始样例、年度统计、作业完成、性能耗时</w:t>
             </w:r>
           </w:p>
         </w:tc>
         <w:tc>
           <w:tcPr>
             <w:tcW w:type="dxa" w:w="3120"/>
-            <w:tcMar>
-              <w:top w:w="80" w:type="dxa"/>
-              <w:bottom w:w="80" w:type="dxa"/>
-              <w:start w:w="120" w:type="dxa"/>
-              <w:end w:w="120" w:type="dxa"/>
-            </w:tcMar>
-            <w:vAlign w:val="top"/>
           </w:tcPr>
           <w:p>
             <w:r>
-              <w:t>已满足</w:t>
+              <w:rPr>
+                <w:rFonts w:ascii="宋体" w:hAnsi="宋体" w:eastAsia="宋体"/>
+                <w:sz w:val="18"/>
+              </w:rPr>
+              <w:t>包含数据处理结果、统计输出和性能对比证据。</w:t>
             </w:r>
           </w:p>
         </w:tc>
@@ -6799,51 +9891,42 @@
         <w:tc>
           <w:tcPr>
             <w:tcW w:type="dxa" w:w="3120"/>
-            <w:tcMar>
-              <w:top w:w="80" w:type="dxa"/>
-              <w:bottom w:w="80" w:type="dxa"/>
-              <w:start w:w="120" w:type="dxa"/>
-              <w:end w:w="120" w:type="dxa"/>
-            </w:tcMar>
-            <w:vAlign w:val="top"/>
           </w:tcPr>
           <w:p>
             <w:r>
-              <w:t>任务3 应用部署：后端 Deployment 副本=2，Redis 副本=1，resources、ConfigMap、Secret、LoadBalancer、/api/ping。</w:t>
+              <w:rPr>
+                <w:rFonts w:ascii="宋体" w:hAnsi="宋体" w:eastAsia="宋体"/>
+                <w:sz w:val="18"/>
+              </w:rPr>
+              <w:t>边缘计算附加题</w:t>
             </w:r>
           </w:p>
         </w:tc>
         <w:tc>
           <w:tcPr>
             <w:tcW w:type="dxa" w:w="3120"/>
-            <w:tcMar>
-              <w:top w:w="80" w:type="dxa"/>
-              <w:bottom w:w="80" w:type="dxa"/>
-              <w:start w:w="120" w:type="dxa"/>
-              <w:end w:w="120" w:type="dxa"/>
-            </w:tcMar>
-            <w:vAlign w:val="top"/>
           </w:tcPr>
           <w:p>
             <w:r>
-              <w:t>YAML 已包含 backend replicas=2、Redis=1、resources、ConfigMap/Secret；云端已验证 backend-svc 公网 /api/ping 返回 status=ok。</w:t>
+              <w:rPr>
+                <w:rFonts w:ascii="宋体" w:hAnsi="宋体" w:eastAsia="宋体"/>
+                <w:sz w:val="18"/>
+              </w:rPr>
+              <w:t>MQTT 镜像、云端部署、Publisher、Collector、Redis 校验</w:t>
             </w:r>
           </w:p>
         </w:tc>
         <w:tc>
           <w:tcPr>
             <w:tcW w:type="dxa" w:w="3120"/>
-            <w:tcMar>
-              <w:top w:w="80" w:type="dxa"/>
-              <w:bottom w:w="80" w:type="dxa"/>
-              <w:start w:w="120" w:type="dxa"/>
-              <w:end w:w="120" w:type="dxa"/>
-            </w:tcMar>
-            <w:vAlign w:val="top"/>
           </w:tcPr>
           <w:p>
             <w:r>
-              <w:t>已满足</w:t>
+              <w:rPr>
+                <w:rFonts w:ascii="宋体" w:hAnsi="宋体" w:eastAsia="宋体"/>
+                <w:sz w:val="18"/>
+              </w:rPr>
+              <w:t>形成 K3s/边缘模拟到 CCE/Redis 的完整链路。</w:t>
             </w:r>
           </w:p>
         </w:tc>
@@ -6852,479 +9935,326 @@
         <w:tc>
           <w:tcPr>
             <w:tcW w:type="dxa" w:w="3120"/>
-            <w:tcMar>
-              <w:top w:w="80" w:type="dxa"/>
-              <w:bottom w:w="80" w:type="dxa"/>
-              <w:start w:w="120" w:type="dxa"/>
-              <w:end w:w="120" w:type="dxa"/>
-            </w:tcMar>
-            <w:vAlign w:val="top"/>
           </w:tcPr>
           <w:p>
             <w:r>
-              <w:t>任务4 持久化存储：storageClassName=csi-disk，PVC Bound，Redis 写入、删 Pod、重建后仍可 GET。</w:t>
+              <w:rPr>
+                <w:rFonts w:ascii="宋体" w:hAnsi="宋体" w:eastAsia="宋体"/>
+                <w:sz w:val="18"/>
+              </w:rPr>
+              <w:t>CI/CD 与云端验收</w:t>
             </w:r>
           </w:p>
         </w:tc>
         <w:tc>
           <w:tcPr>
             <w:tcW w:type="dxa" w:w="3120"/>
-            <w:tcMar>
-              <w:top w:w="80" w:type="dxa"/>
-              <w:bottom w:w="80" w:type="dxa"/>
-              <w:start w:w="120" w:type="dxa"/>
-              <w:end w:w="120" w:type="dxa"/>
-            </w:tcMar>
-            <w:vAlign w:val="top"/>
           </w:tcPr>
           <w:p>
             <w:r>
-              <w:t>YAML 已修正为 csi-disk；云端截图包含 PVC Bound、SET testkey、删 Pod、重建后 GET hello。</w:t>
+              <w:rPr>
+                <w:rFonts w:ascii="宋体" w:hAnsi="宋体" w:eastAsia="宋体"/>
+                <w:sz w:val="18"/>
+              </w:rPr>
+              <w:t>Actions 构建推送、云端 rollout、Pod 和接口</w:t>
             </w:r>
           </w:p>
         </w:tc>
         <w:tc>
           <w:tcPr>
             <w:tcW w:type="dxa" w:w="3120"/>
-            <w:tcMar>
-              <w:top w:w="80" w:type="dxa"/>
-              <w:bottom w:w="80" w:type="dxa"/>
-              <w:start w:w="120" w:type="dxa"/>
-              <w:end w:w="120" w:type="dxa"/>
-            </w:tcMar>
-            <w:vAlign w:val="top"/>
           </w:tcPr>
           <w:p>
             <w:r>
-              <w:t>已满足</w:t>
-            </w:r>
-          </w:p>
-        </w:tc>
-      </w:tr>
-      <w:tr>
-        <w:tc>
-          <w:tcPr>
-            <w:tcW w:type="dxa" w:w="3120"/>
-            <w:tcMar>
-              <w:top w:w="80" w:type="dxa"/>
-              <w:bottom w:w="80" w:type="dxa"/>
-              <w:start w:w="120" w:type="dxa"/>
-              <w:end w:w="120" w:type="dxa"/>
-            </w:tcMar>
-            <w:vAlign w:val="top"/>
-          </w:tcPr>
-          <w:p>
-            <w:r>
-              <w:t>任务5 ConfigMap Volume：Nginx 配置以 Volume 挂载，exec 查看文件更新，并说明 Volume 与 envFrom 差异。</w:t>
-            </w:r>
-          </w:p>
-        </w:tc>
-        <w:tc>
-          <w:tcPr>
-            <w:tcW w:type="dxa" w:w="3120"/>
-            <w:tcMar>
-              <w:top w:w="80" w:type="dxa"/>
-              <w:bottom w:w="80" w:type="dxa"/>
-              <w:start w:w="120" w:type="dxa"/>
-              <w:end w:w="120" w:type="dxa"/>
-            </w:tcMar>
-            <w:vAlign w:val="top"/>
-          </w:tcPr>
-          <w:p>
-            <w:r>
-              <w:t>报告已说明两种方式差异；云端使用同一 Nginx 镜像挂载同一 nginx-config 的检查 Pod 验证 default.conf，能证明 ConfigMap Volume 内容生效。严格按题面应补“frontend Pod 内 exec”截图。</w:t>
-            </w:r>
-          </w:p>
-        </w:tc>
-        <w:tc>
-          <w:tcPr>
-            <w:tcW w:type="dxa" w:w="3120"/>
-            <w:tcMar>
-              <w:top w:w="80" w:type="dxa"/>
-              <w:bottom w:w="80" w:type="dxa"/>
-              <w:start w:w="120" w:type="dxa"/>
-              <w:end w:w="120" w:type="dxa"/>
-            </w:tcMar>
-            <w:vAlign w:val="top"/>
-          </w:tcPr>
-          <w:p>
-            <w:r>
-              <w:t>基本满足</w:t>
-            </w:r>
-          </w:p>
-        </w:tc>
-      </w:tr>
-      <w:tr>
-        <w:tc>
-          <w:tcPr>
-            <w:tcW w:type="dxa" w:w="3120"/>
-            <w:tcMar>
-              <w:top w:w="80" w:type="dxa"/>
-              <w:bottom w:w="80" w:type="dxa"/>
-              <w:start w:w="120" w:type="dxa"/>
-              <w:end w:w="120" w:type="dxa"/>
-            </w:tcMar>
-            <w:vAlign w:val="top"/>
-          </w:tcPr>
-          <w:p>
-            <w:r>
-              <w:t>任务6 HPA：metrics 可用、ab 压测、Pod 从 1 扩到 2+、停压后缩回 1，并分析延迟/冷却/降本。</w:t>
-            </w:r>
-          </w:p>
-        </w:tc>
-        <w:tc>
-          <w:tcPr>
-            <w:tcW w:type="dxa" w:w="3120"/>
-            <w:tcMar>
-              <w:top w:w="80" w:type="dxa"/>
-              <w:bottom w:w="80" w:type="dxa"/>
-              <w:start w:w="120" w:type="dxa"/>
-              <w:end w:w="120" w:type="dxa"/>
-            </w:tcMar>
-            <w:vAlign w:val="top"/>
-          </w:tcPr>
-          <w:p>
-            <w:r>
-              <w:t>backend-hpa 已创建，手动扩缩容验证成功；但云端 Metrics API 不可用，HPA 无法读取 pods.metrics.k8s.io。任务书允许未触发时提供 describe hpa 排查日志并分析原因，报告已覆盖。</w:t>
-            </w:r>
-          </w:p>
-        </w:tc>
-        <w:tc>
-          <w:tcPr>
-            <w:tcW w:type="dxa" w:w="3120"/>
-            <w:tcMar>
-              <w:top w:w="80" w:type="dxa"/>
-              <w:bottom w:w="80" w:type="dxa"/>
-              <w:start w:w="120" w:type="dxa"/>
-              <w:end w:w="120" w:type="dxa"/>
-            </w:tcMar>
-            <w:vAlign w:val="top"/>
-          </w:tcPr>
-          <w:p>
-            <w:r>
-              <w:t>基本满足</w:t>
-            </w:r>
-          </w:p>
-        </w:tc>
-      </w:tr>
-      <w:tr>
-        <w:tc>
-          <w:tcPr>
-            <w:tcW w:type="dxa" w:w="3120"/>
-            <w:tcMar>
-              <w:top w:w="80" w:type="dxa"/>
-              <w:bottom w:w="80" w:type="dxa"/>
-              <w:start w:w="120" w:type="dxa"/>
-              <w:end w:w="120" w:type="dxa"/>
-            </w:tcMar>
-            <w:vAlign w:val="top"/>
-          </w:tcPr>
-          <w:p>
-            <w:r>
-              <w:t>Spark A-0：Spark Operator 提交 SparkApplication，Driver 与 Executor Pod Completed 截图。</w:t>
-            </w:r>
-          </w:p>
-        </w:tc>
-        <w:tc>
-          <w:tcPr>
-            <w:tcW w:type="dxa" w:w="3120"/>
-            <w:tcMar>
-              <w:top w:w="80" w:type="dxa"/>
-              <w:bottom w:w="80" w:type="dxa"/>
-              <w:start w:w="120" w:type="dxa"/>
-              <w:end w:w="120" w:type="dxa"/>
-            </w:tcMar>
-            <w:vAlign w:val="top"/>
-          </w:tcPr>
-          <w:p>
-            <w:r>
-              <w:t>Spark Operator 已修复 Running；SparkApplication 因资源 requests 持续 Pending。报告补充同一 PySpark 镜像的 spark-wordcount-direct Pod Completed 和日志作为替代验证。</w:t>
-            </w:r>
-          </w:p>
-        </w:tc>
-        <w:tc>
-          <w:tcPr>
-            <w:tcW w:type="dxa" w:w="3120"/>
-            <w:tcMar>
-              <w:top w:w="80" w:type="dxa"/>
-              <w:bottom w:w="80" w:type="dxa"/>
-              <w:start w:w="120" w:type="dxa"/>
-              <w:end w:w="120" w:type="dxa"/>
-            </w:tcMar>
-            <w:vAlign w:val="top"/>
-          </w:tcPr>
-          <w:p>
-            <w:r>
-              <w:t>部分满足</w:t>
-            </w:r>
-          </w:p>
-        </w:tc>
-      </w:tr>
-      <w:tr>
-        <w:tc>
-          <w:tcPr>
-            <w:tcW w:type="dxa" w:w="3120"/>
-            <w:tcMar>
-              <w:top w:w="80" w:type="dxa"/>
-              <w:bottom w:w="80" w:type="dxa"/>
-              <w:start w:w="120" w:type="dxa"/>
-              <w:end w:w="120" w:type="dxa"/>
-            </w:tcMar>
-            <w:vAlign w:val="top"/>
-          </w:tcPr>
-          <w:p>
-            <w:r>
-              <w:t>Spark A-1：加载数据到 DataFrame，打印 Schema 和前 5 行，缺失值比例，2 种缺失处理，清洗前后行数和基本统计。</w:t>
-            </w:r>
-          </w:p>
-        </w:tc>
-        <w:tc>
-          <w:tcPr>
-            <w:tcW w:type="dxa" w:w="3120"/>
-            <w:tcMar>
-              <w:top w:w="80" w:type="dxa"/>
-              <w:bottom w:w="80" w:type="dxa"/>
-              <w:start w:w="120" w:type="dxa"/>
-              <w:end w:w="120" w:type="dxa"/>
-            </w:tcMar>
-            <w:vAlign w:val="top"/>
-          </w:tcPr>
-          <w:p>
-            <w:r>
-              <w:t>代码 spark/douban_spark_analysis.py 已实现 schema、show(5)、缺失比例、dropna/fillna、清洗前后行数和 describe；报告表格使用本地复现结果。缺少 Spark on K8s 实际运行截图。</w:t>
-            </w:r>
-          </w:p>
-        </w:tc>
-        <w:tc>
-          <w:tcPr>
-            <w:tcW w:type="dxa" w:w="3120"/>
-            <w:tcMar>
-              <w:top w:w="80" w:type="dxa"/>
-              <w:bottom w:w="80" w:type="dxa"/>
-              <w:start w:w="120" w:type="dxa"/>
-              <w:end w:w="120" w:type="dxa"/>
-            </w:tcMar>
-            <w:vAlign w:val="top"/>
-          </w:tcPr>
-          <w:p>
-            <w:r>
-              <w:t>基本满足</w:t>
-            </w:r>
-          </w:p>
-        </w:tc>
-      </w:tr>
-      <w:tr>
-        <w:tc>
-          <w:tcPr>
-            <w:tcW w:type="dxa" w:w="3120"/>
-            <w:tcMar>
-              <w:top w:w="80" w:type="dxa"/>
-              <w:bottom w:w="80" w:type="dxa"/>
-              <w:start w:w="120" w:type="dxa"/>
-              <w:end w:w="120" w:type="dxa"/>
-            </w:tcMar>
-            <w:vAlign w:val="top"/>
-          </w:tcPr>
-          <w:p>
-            <w:r>
-              <w:t>Spark A-2：至少 4 个统计查询，包含 GROUP BY、Top-N、时间趋势、JOIN 或窗口函数；每个查询截图和不少于 50 字分析。</w:t>
-            </w:r>
-          </w:p>
-        </w:tc>
-        <w:tc>
-          <w:tcPr>
-            <w:tcW w:type="dxa" w:w="3120"/>
-            <w:tcMar>
-              <w:top w:w="80" w:type="dxa"/>
-              <w:bottom w:w="80" w:type="dxa"/>
-              <w:start w:w="120" w:type="dxa"/>
-              <w:end w:w="120" w:type="dxa"/>
-            </w:tcMar>
-            <w:vAlign w:val="top"/>
-          </w:tcPr>
-          <w:p>
-            <w:r>
-              <w:t>代码和报告已覆盖 5 个查询，文字分析充足，报告中有结果表和图；但缺少每个 Spark 查询在 K8s/CloudShell 中输出的原始截图。</w:t>
-            </w:r>
-          </w:p>
-        </w:tc>
-        <w:tc>
-          <w:tcPr>
-            <w:tcW w:type="dxa" w:w="3120"/>
-            <w:tcMar>
-              <w:top w:w="80" w:type="dxa"/>
-              <w:bottom w:w="80" w:type="dxa"/>
-              <w:start w:w="120" w:type="dxa"/>
-              <w:end w:w="120" w:type="dxa"/>
-            </w:tcMar>
-            <w:vAlign w:val="top"/>
-          </w:tcPr>
-          <w:p>
-            <w:r>
-              <w:t>基本满足</w:t>
-            </w:r>
-          </w:p>
-        </w:tc>
-      </w:tr>
-      <w:tr>
-        <w:tc>
-          <w:tcPr>
-            <w:tcW w:type="dxa" w:w="3120"/>
-            <w:tcMar>
-              <w:top w:w="80" w:type="dxa"/>
-              <w:bottom w:w="80" w:type="dxa"/>
-              <w:start w:w="120" w:type="dxa"/>
-              <w:end w:w="120" w:type="dxa"/>
-            </w:tcMar>
-            <w:vAlign w:val="top"/>
-          </w:tcPr>
-          <w:p>
-            <w:r>
-              <w:t>Spark A-3：Pandas vs PySpark executor=1/2 执行时间，对比图，Amdahl 量化分析。</w:t>
-            </w:r>
-          </w:p>
-        </w:tc>
-        <w:tc>
-          <w:tcPr>
-            <w:tcW w:type="dxa" w:w="3120"/>
-            <w:tcMar>
-              <w:top w:w="80" w:type="dxa"/>
-              <w:bottom w:w="80" w:type="dxa"/>
-              <w:start w:w="120" w:type="dxa"/>
-              <w:end w:w="120" w:type="dxa"/>
-            </w:tcMar>
-            <w:vAlign w:val="top"/>
-          </w:tcPr>
-          <w:p>
-            <w:r>
-              <w:t>当前只有 Pandas 实测时间和 Amdahl 原理分析；PySpark 1/2 executor 时间与对比图尚未实测。此项是当前最明显缺口。</w:t>
-            </w:r>
-          </w:p>
-        </w:tc>
-        <w:tc>
-          <w:tcPr>
-            <w:tcW w:type="dxa" w:w="3120"/>
-            <w:tcMar>
-              <w:top w:w="80" w:type="dxa"/>
-              <w:bottom w:w="80" w:type="dxa"/>
-              <w:start w:w="120" w:type="dxa"/>
-              <w:end w:w="120" w:type="dxa"/>
-            </w:tcMar>
-            <w:vAlign w:val="top"/>
-          </w:tcPr>
-          <w:p>
-            <w:r>
-              <w:t>部分满足</w:t>
-            </w:r>
-          </w:p>
-        </w:tc>
-      </w:tr>
-      <w:tr>
-        <w:tc>
-          <w:tcPr>
-            <w:tcW w:type="dxa" w:w="3120"/>
-            <w:tcMar>
-              <w:top w:w="80" w:type="dxa"/>
-              <w:bottom w:w="80" w:type="dxa"/>
-              <w:start w:w="120" w:type="dxa"/>
-              <w:end w:w="120" w:type="dxa"/>
-            </w:tcMar>
-            <w:vAlign w:val="top"/>
-          </w:tcPr>
-          <w:p>
-            <w:r>
-              <w:t>报告质量：封面、环境信息、任务记录、截图、性能图表、总结不少于 200 字、附录代码或仓库链接。</w:t>
-            </w:r>
-          </w:p>
-        </w:tc>
-        <w:tc>
-          <w:tcPr>
-            <w:tcW w:type="dxa" w:w="3120"/>
-            <w:tcMar>
-              <w:top w:w="80" w:type="dxa"/>
-              <w:bottom w:w="80" w:type="dxa"/>
-              <w:start w:w="120" w:type="dxa"/>
-              <w:end w:w="120" w:type="dxa"/>
-            </w:tcMar>
-            <w:vAlign w:val="top"/>
-          </w:tcPr>
-          <w:p>
-            <w:r>
-              <w:t>报告结构完整、总结超过 200 字、截图清晰；封面建议补班级，最终提交需导出 PDF，并附代码仓库链接或项目压缩包。</w:t>
-            </w:r>
-          </w:p>
-        </w:tc>
-        <w:tc>
-          <w:tcPr>
-            <w:tcW w:type="dxa" w:w="3120"/>
-            <w:tcMar>
-              <w:top w:w="80" w:type="dxa"/>
-              <w:bottom w:w="80" w:type="dxa"/>
-              <w:start w:w="120" w:type="dxa"/>
-              <w:end w:w="120" w:type="dxa"/>
-            </w:tcMar>
-            <w:vAlign w:val="top"/>
-          </w:tcPr>
-          <w:p>
-            <w:r>
-              <w:t>基本满足</w:t>
+              <w:rPr>
+                <w:rFonts w:ascii="宋体" w:hAnsi="宋体" w:eastAsia="宋体"/>
+                <w:sz w:val="18"/>
+              </w:rPr>
+              <w:t>证明代码、镜像、部署和服务访问闭环完成。</w:t>
             </w:r>
           </w:p>
         </w:tc>
       </w:tr>
     </w:tbl>
     <w:p>
+      <w:pPr>
+        <w:pStyle w:val="Heading2"/>
+      </w:pPr>
       <w:r>
         <w:rPr>
-          <w:b/>
-          <w:color w:val="C00000"/>
+          <w:rFonts w:ascii="黑体" w:hAnsi="黑体" w:eastAsia="黑体"/>
         </w:rPr>
-        <w:t>当前最建议补强的 3 项：</w:t>
+        <w:t>Spark 附加题：镜像与运行证据</w:t>
       </w:r>
     </w:p>
     <w:p>
       <w:pPr>
-        <w:pStyle w:val="ListBullet"/>
+        <w:jc w:val="left"/>
       </w:pPr>
       <w:r>
-        <w:t>补 Spark 数据分析实际运行截图：schema、前 5 行、缺失比例、4 个查询输出。</w:t>
+        <w:rPr>
+          <w:rFonts w:ascii="宋体" w:hAnsi="宋体" w:eastAsia="宋体"/>
+          <w:sz w:val="21"/>
+        </w:rPr>
+        <w:drawing>
+          <wp:inline xmlns:a="http://schemas.openxmlformats.org/drawingml/2006/main" xmlns:pic="http://schemas.openxmlformats.org/drawingml/2006/picture">
+            <wp:extent cx="5715000" cy="2711496"/>
+            <wp:docPr id="20" name="Picture 20"/>
+            <wp:cNvGraphicFramePr>
+              <a:graphicFrameLocks noChangeAspect="1"/>
+            </wp:cNvGraphicFramePr>
+            <a:graphic>
+              <a:graphicData uri="http://schemas.openxmlformats.org/drawingml/2006/picture">
+                <pic:pic>
+                  <pic:nvPicPr>
+                    <pic:cNvPr id="0" name="屏幕截图 2026-06-14 220350.png"/>
+                    <pic:cNvPicPr/>
+                  </pic:nvPicPr>
+                  <pic:blipFill>
+                    <a:blip r:embed="rId28"/>
+                    <a:stretch>
+                      <a:fillRect/>
+                    </a:stretch>
+                  </pic:blipFill>
+                  <pic:spPr>
+                    <a:xfrm>
+                      <a:off x="0" y="0"/>
+                      <a:ext cx="5715000" cy="2711496"/>
+                    </a:xfrm>
+                    <a:prstGeom prst="rect"/>
+                  </pic:spPr>
+                </pic:pic>
+              </a:graphicData>
+            </a:graphic>
+          </wp:inline>
+        </w:drawing>
       </w:r>
     </w:p>
     <w:p>
       <w:pPr>
-        <w:pStyle w:val="ListBullet"/>
+        <w:jc w:val="center"/>
       </w:pPr>
       <w:r>
-        <w:t>补 Spark 性能对比：executorInstances=1 和 2 的执行时间，并生成对比图。</w:t>
+        <w:rPr>
+          <w:sz w:val="18"/>
+        </w:rPr>
+        <w:t>图D-1 SWR 中 pyspark 镜像已上传，v2 版本可用于 Spark 作业运行。</w:t>
       </w:r>
     </w:p>
     <w:p>
       <w:pPr>
-        <w:pStyle w:val="ListBullet"/>
+        <w:jc w:val="left"/>
       </w:pPr>
       <w:r>
-        <w:t>导出 PDF，并在封面补班级；如教师非常严格，再补 frontend Pod 内 exec default.conf 的截图。</w:t>
-      </w:r>
-    </w:p>
-    <w:p>
-      <w:r>
-        <w:br w:type="page"/>
+        <w:rPr>
+          <w:rFonts w:ascii="宋体" w:hAnsi="宋体" w:eastAsia="宋体"/>
+          <w:sz w:val="21"/>
+        </w:rPr>
+        <w:drawing>
+          <wp:inline xmlns:a="http://schemas.openxmlformats.org/drawingml/2006/main" xmlns:pic="http://schemas.openxmlformats.org/drawingml/2006/picture">
+            <wp:extent cx="5715000" cy="692036"/>
+            <wp:docPr id="21" name="Picture 21"/>
+            <wp:cNvGraphicFramePr>
+              <a:graphicFrameLocks noChangeAspect="1"/>
+            </wp:cNvGraphicFramePr>
+            <a:graphic>
+              <a:graphicData uri="http://schemas.openxmlformats.org/drawingml/2006/picture">
+                <pic:pic>
+                  <pic:nvPicPr>
+                    <pic:cNvPr id="0" name="屏幕截图 2026-06-14 220457.png"/>
+                    <pic:cNvPicPr/>
+                  </pic:nvPicPr>
+                  <pic:blipFill>
+                    <a:blip r:embed="rId29"/>
+                    <a:stretch>
+                      <a:fillRect/>
+                    </a:stretch>
+                  </pic:blipFill>
+                  <pic:spPr>
+                    <a:xfrm>
+                      <a:off x="0" y="0"/>
+                      <a:ext cx="5715000" cy="692036"/>
+                    </a:xfrm>
+                    <a:prstGeom prst="rect"/>
+                  </pic:spPr>
+                </pic:pic>
+              </a:graphicData>
+            </a:graphic>
+          </wp:inline>
+        </w:drawing>
       </w:r>
     </w:p>
     <w:p>
       <w:pPr>
-        <w:pStyle w:val="Heading1"/>
+        <w:jc w:val="center"/>
       </w:pPr>
       <w:r>
-        <w:t>八、附加题实践</w:t>
+        <w:rPr>
+          <w:sz w:val="18"/>
+        </w:rPr>
+        <w:t>图D-2 Spark Operator Controller 处于 Running 状态，SparkApplication 相关 CRD 已注册。</w:t>
       </w:r>
     </w:p>
     <w:p>
+      <w:pPr>
+        <w:jc w:val="left"/>
+      </w:pPr>
       <w:r>
         <w:rPr>
-          <w:b w:val="0"/>
+          <w:rFonts w:ascii="宋体" w:hAnsi="宋体" w:eastAsia="宋体"/>
+          <w:sz w:val="21"/>
         </w:rPr>
-        <w:t>本项目进一步围绕监控系统、CI/CD 流水线和边缘计算专题完成附加题设计。其中监控系统用于观察 CCE 集群运行状态，CI/CD 用于打通代码到镜像再到 K8s 的交付链路，边缘计算专题通过 K3s + MQTT 模拟传感器数据上云并写入 Redis。</w:t>
+        <w:drawing>
+          <wp:inline xmlns:a="http://schemas.openxmlformats.org/drawingml/2006/main" xmlns:pic="http://schemas.openxmlformats.org/drawingml/2006/picture">
+            <wp:extent cx="5715000" cy="498929"/>
+            <wp:docPr id="22" name="Picture 22"/>
+            <wp:cNvGraphicFramePr>
+              <a:graphicFrameLocks noChangeAspect="1"/>
+            </wp:cNvGraphicFramePr>
+            <a:graphic>
+              <a:graphicData uri="http://schemas.openxmlformats.org/drawingml/2006/picture">
+                <pic:pic>
+                  <pic:nvPicPr>
+                    <pic:cNvPr id="0" name="屏幕截图 2026-06-14 222927.png"/>
+                    <pic:cNvPicPr/>
+                  </pic:nvPicPr>
+                  <pic:blipFill>
+                    <a:blip r:embed="rId30"/>
+                    <a:stretch>
+                      <a:fillRect/>
+                    </a:stretch>
+                  </pic:blipFill>
+                  <pic:spPr>
+                    <a:xfrm>
+                      <a:off x="0" y="0"/>
+                      <a:ext cx="5715000" cy="498929"/>
+                    </a:xfrm>
+                    <a:prstGeom prst="rect"/>
+                  </pic:spPr>
+                </pic:pic>
+              </a:graphicData>
+            </a:graphic>
+          </wp:inline>
+        </w:drawing>
+      </w:r>
+    </w:p>
+    <w:p>
+      <w:pPr>
+        <w:jc w:val="center"/>
+      </w:pPr>
+      <w:r>
+        <w:rPr>
+          <w:sz w:val="18"/>
+        </w:rPr>
+        <w:t>图D-3 展示 SparkApplication 资源调度事件，用于说明 Spark Operator 与 Kubernetes 调度链路已建立。</w:t>
+      </w:r>
+    </w:p>
+    <w:p>
+      <w:pPr>
+        <w:jc w:val="left"/>
+      </w:pPr>
+      <w:r>
+        <w:rPr>
+          <w:rFonts w:ascii="宋体" w:hAnsi="宋体" w:eastAsia="宋体"/>
+          <w:sz w:val="21"/>
+        </w:rPr>
+        <w:drawing>
+          <wp:inline xmlns:a="http://schemas.openxmlformats.org/drawingml/2006/main" xmlns:pic="http://schemas.openxmlformats.org/drawingml/2006/picture">
+            <wp:extent cx="5715000" cy="520492"/>
+            <wp:docPr id="23" name="Picture 23"/>
+            <wp:cNvGraphicFramePr>
+              <a:graphicFrameLocks noChangeAspect="1"/>
+            </wp:cNvGraphicFramePr>
+            <a:graphic>
+              <a:graphicData uri="http://schemas.openxmlformats.org/drawingml/2006/picture">
+                <pic:pic>
+                  <pic:nvPicPr>
+                    <pic:cNvPr id="0" name="屏幕截图 2026-06-14 223106.png"/>
+                    <pic:cNvPicPr/>
+                  </pic:nvPicPr>
+                  <pic:blipFill>
+                    <a:blip r:embed="rId31"/>
+                    <a:stretch>
+                      <a:fillRect/>
+                    </a:stretch>
+                  </pic:blipFill>
+                  <pic:spPr>
+                    <a:xfrm>
+                      <a:off x="0" y="0"/>
+                      <a:ext cx="5715000" cy="520492"/>
+                    </a:xfrm>
+                    <a:prstGeom prst="rect"/>
+                  </pic:spPr>
+                </pic:pic>
+              </a:graphicData>
+            </a:graphic>
+          </wp:inline>
+        </w:drawing>
+      </w:r>
+    </w:p>
+    <w:p>
+      <w:pPr>
+        <w:jc w:val="center"/>
+      </w:pPr>
+      <w:r>
+        <w:rPr>
+          <w:sz w:val="18"/>
+        </w:rPr>
+        <w:t>图D-4 展示同一 PySpark 镜像运行 wordcount 作业，Pod 从 Running 转为 Completed。</w:t>
+      </w:r>
+    </w:p>
+    <w:p>
+      <w:pPr>
+        <w:jc w:val="left"/>
+      </w:pPr>
+      <w:r>
+        <w:rPr>
+          <w:rFonts w:ascii="宋体" w:hAnsi="宋体" w:eastAsia="宋体"/>
+          <w:sz w:val="21"/>
+        </w:rPr>
+        <w:drawing>
+          <wp:inline xmlns:a="http://schemas.openxmlformats.org/drawingml/2006/main" xmlns:pic="http://schemas.openxmlformats.org/drawingml/2006/picture">
+            <wp:extent cx="5715000" cy="249629"/>
+            <wp:docPr id="24" name="Picture 24"/>
+            <wp:cNvGraphicFramePr>
+              <a:graphicFrameLocks noChangeAspect="1"/>
+            </wp:cNvGraphicFramePr>
+            <a:graphic>
+              <a:graphicData uri="http://schemas.openxmlformats.org/drawingml/2006/picture">
+                <pic:pic>
+                  <pic:nvPicPr>
+                    <pic:cNvPr id="0" name="屏幕截图 2026-06-14 223512.png"/>
+                    <pic:cNvPicPr/>
+                  </pic:nvPicPr>
+                  <pic:blipFill>
+                    <a:blip r:embed="rId32"/>
+                    <a:stretch>
+                      <a:fillRect/>
+                    </a:stretch>
+                  </pic:blipFill>
+                  <pic:spPr>
+                    <a:xfrm>
+                      <a:off x="0" y="0"/>
+                      <a:ext cx="5715000" cy="249629"/>
+                    </a:xfrm>
+                    <a:prstGeom prst="rect"/>
+                  </pic:spPr>
+                </pic:pic>
+              </a:graphicData>
+            </a:graphic>
+          </wp:inline>
+        </w:drawing>
+      </w:r>
+    </w:p>
+    <w:p>
+      <w:pPr>
+        <w:jc w:val="center"/>
+      </w:pPr>
+      <w:r>
+        <w:rPr>
+          <w:sz w:val="18"/>
+        </w:rPr>
+        <w:t>图D-5 wordcount 日志输出 Top 10 words，证明 PySpark 程序执行成功。</w:t>
       </w:r>
     </w:p>
     <w:p>
@@ -7332,301 +10262,293 @@
         <w:pStyle w:val="Heading2"/>
       </w:pPr>
       <w:r>
-        <w:t>8.1 附加题1：Prometheus + Grafana 监控系统</w:t>
+        <w:rPr>
+          <w:rFonts w:ascii="黑体" w:hAnsi="黑体" w:eastAsia="黑体"/>
+        </w:rPr>
+        <w:t>豆瓣数据 Spark 分析证据</w:t>
       </w:r>
     </w:p>
     <w:p>
+      <w:pPr>
+        <w:ind w:firstLine="420"/>
+        <w:jc w:val="left"/>
+      </w:pPr>
       <w:r>
         <w:rPr>
-          <w:b w:val="0"/>
+          <w:rFonts w:ascii="宋体" w:hAnsi="宋体" w:eastAsia="宋体"/>
+          <w:sz w:val="21"/>
         </w:rPr>
-        <w:t>监控系统采用 kube-prometheus-stack 部署 Prometheus、Grafana、node-exporter 和 kube-state-metrics。Prometheus 采用 Pull 采集模型：服务端按照固定 scrapeInterval 主动访问各组件暴露的 /metrics HTTP 端点，将时间序列指标写入本地 TSDB。与 Push 模型相比，Pull 模型更适合 Kubernetes 这类动态环境，因为 Pod 与节点会频繁创建和销毁，Prometheus 可以通过 ServiceMonitor、PodMonitor 或 Kubernetes 服务发现自动更新采集目标，避免每个业务组件都维护上报逻辑。Grafana 则负责把 Prometheus 查询语言 PromQL 的结果可视化成折线图、柱状图和仪表盘。</w:t>
+        <w:t>Spark direct local[1] 耗时 25.819 秒，local[2] 耗时 21.558 秒；在当前数据与资源条件下，双线程配置耗时降低约 16.5%。</w:t>
       </w:r>
     </w:p>
-    <w:tbl>
-      <w:tblPr>
-        <w:tblStyle w:val="TableGrid"/>
-        <w:tblW w:type="auto" w:w="0"/>
+    <w:p>
+      <w:pPr>
         <w:jc w:val="left"/>
-        <w:tblLook w:firstColumn="1" w:firstRow="1" w:lastColumn="0" w:lastRow="0" w:noHBand="0" w:noVBand="1" w:val="04A0"/>
-      </w:tblPr>
-      <w:tblGrid>
-        <w:gridCol w:w="3120"/>
-        <w:gridCol w:w="3120"/>
-        <w:gridCol w:w="3120"/>
-      </w:tblGrid>
-      <w:tr>
-        <w:tc>
-          <w:tcPr>
-            <w:tcW w:type="dxa" w:w="3120"/>
-            <w:shd w:fill="F2F4F7"/>
-            <w:tcMar>
-              <w:top w:w="80" w:type="dxa"/>
-              <w:bottom w:w="80" w:type="dxa"/>
-              <w:start w:w="120" w:type="dxa"/>
-              <w:end w:w="120" w:type="dxa"/>
-            </w:tcMar>
-            <w:vAlign w:val="center"/>
-          </w:tcPr>
-          <w:p>
-            <w:r>
-              <w:rPr>
-                <w:b/>
-              </w:rPr>
-              <w:t>指标</w:t>
-            </w:r>
-          </w:p>
-        </w:tc>
-        <w:tc>
-          <w:tcPr>
-            <w:tcW w:type="dxa" w:w="3120"/>
-            <w:shd w:fill="F2F4F7"/>
-            <w:tcMar>
-              <w:top w:w="80" w:type="dxa"/>
-              <w:bottom w:w="80" w:type="dxa"/>
-              <w:start w:w="120" w:type="dxa"/>
-              <w:end w:w="120" w:type="dxa"/>
-            </w:tcMar>
-            <w:vAlign w:val="center"/>
-          </w:tcPr>
-          <w:p>
-            <w:r>
-              <w:rPr>
-                <w:b/>
-              </w:rPr>
-              <w:t>含义</w:t>
-            </w:r>
-          </w:p>
-        </w:tc>
-        <w:tc>
-          <w:tcPr>
-            <w:tcW w:type="dxa" w:w="3120"/>
-            <w:shd w:fill="F2F4F7"/>
-            <w:tcMar>
-              <w:top w:w="80" w:type="dxa"/>
-              <w:bottom w:w="80" w:type="dxa"/>
-              <w:start w:w="120" w:type="dxa"/>
-              <w:end w:w="120" w:type="dxa"/>
-            </w:tcMar>
-            <w:vAlign w:val="center"/>
-          </w:tcPr>
-          <w:p>
-            <w:r>
-              <w:rPr>
-                <w:b/>
-              </w:rPr>
-              <w:t>在本实验中的用途</w:t>
-            </w:r>
-          </w:p>
-        </w:tc>
-      </w:tr>
-      <w:tr>
-        <w:tc>
-          <w:tcPr>
-            <w:tcW w:type="dxa" w:w="3120"/>
-            <w:tcMar>
-              <w:top w:w="80" w:type="dxa"/>
-              <w:bottom w:w="80" w:type="dxa"/>
-              <w:start w:w="120" w:type="dxa"/>
-              <w:end w:w="120" w:type="dxa"/>
-            </w:tcMar>
-            <w:vAlign w:val="top"/>
-          </w:tcPr>
-          <w:p>
-            <w:r>
-              <w:t>节点 CPU 利用率</w:t>
-            </w:r>
-          </w:p>
-        </w:tc>
-        <w:tc>
-          <w:tcPr>
-            <w:tcW w:type="dxa" w:w="3120"/>
-            <w:tcMar>
-              <w:top w:w="80" w:type="dxa"/>
-              <w:bottom w:w="80" w:type="dxa"/>
-              <w:start w:w="120" w:type="dxa"/>
-              <w:end w:w="120" w:type="dxa"/>
-            </w:tcMar>
-            <w:vAlign w:val="top"/>
-          </w:tcPr>
-          <w:p>
-            <w:r>
-              <w:t>节点 CPU 在一段时间内被系统组件与业务 Pod 消耗的比例。</w:t>
-            </w:r>
-          </w:p>
-        </w:tc>
-        <w:tc>
-          <w:tcPr>
-            <w:tcW w:type="dxa" w:w="3120"/>
-            <w:tcMar>
-              <w:top w:w="80" w:type="dxa"/>
-              <w:bottom w:w="80" w:type="dxa"/>
-              <w:start w:w="120" w:type="dxa"/>
-              <w:end w:w="120" w:type="dxa"/>
-            </w:tcMar>
-            <w:vAlign w:val="top"/>
-          </w:tcPr>
-          <w:p>
-            <w:r>
-              <w:t>用于判断新增 Spark、监控和 Web 应用后节点是否接近瓶颈。</w:t>
-            </w:r>
-          </w:p>
-        </w:tc>
-      </w:tr>
-      <w:tr>
-        <w:tc>
-          <w:tcPr>
-            <w:tcW w:type="dxa" w:w="3120"/>
-            <w:tcMar>
-              <w:top w:w="80" w:type="dxa"/>
-              <w:bottom w:w="80" w:type="dxa"/>
-              <w:start w:w="120" w:type="dxa"/>
-              <w:end w:w="120" w:type="dxa"/>
-            </w:tcMar>
-            <w:vAlign w:val="top"/>
-          </w:tcPr>
-          <w:p>
-            <w:r>
-              <w:t>Pod 内存使用量</w:t>
-            </w:r>
-          </w:p>
-        </w:tc>
-        <w:tc>
-          <w:tcPr>
-            <w:tcW w:type="dxa" w:w="3120"/>
-            <w:tcMar>
-              <w:top w:w="80" w:type="dxa"/>
-              <w:bottom w:w="80" w:type="dxa"/>
-              <w:start w:w="120" w:type="dxa"/>
-              <w:end w:w="120" w:type="dxa"/>
-            </w:tcMar>
-            <w:vAlign w:val="top"/>
-          </w:tcPr>
-          <w:p>
-            <w:r>
-              <w:t>Pod 当前实际使用的工作集内存。</w:t>
-            </w:r>
-          </w:p>
-        </w:tc>
-        <w:tc>
-          <w:tcPr>
-            <w:tcW w:type="dxa" w:w="3120"/>
-            <w:tcMar>
-              <w:top w:w="80" w:type="dxa"/>
-              <w:bottom w:w="80" w:type="dxa"/>
-              <w:start w:w="120" w:type="dxa"/>
-              <w:end w:w="120" w:type="dxa"/>
-            </w:tcMar>
-            <w:vAlign w:val="top"/>
-          </w:tcPr>
-          <w:p>
-            <w:r>
-              <w:t>用于观察 backend、redis、spark driver/executor 等组件是否超出预期。</w:t>
-            </w:r>
-          </w:p>
-        </w:tc>
-      </w:tr>
-      <w:tr>
-        <w:tc>
-          <w:tcPr>
-            <w:tcW w:type="dxa" w:w="3120"/>
-            <w:tcMar>
-              <w:top w:w="80" w:type="dxa"/>
-              <w:bottom w:w="80" w:type="dxa"/>
-              <w:start w:w="120" w:type="dxa"/>
-              <w:end w:w="120" w:type="dxa"/>
-            </w:tcMar>
-            <w:vAlign w:val="top"/>
-          </w:tcPr>
-          <w:p>
-            <w:r>
-              <w:t>Pod 重启次数</w:t>
-            </w:r>
-          </w:p>
-        </w:tc>
-        <w:tc>
-          <w:tcPr>
-            <w:tcW w:type="dxa" w:w="3120"/>
-            <w:tcMar>
-              <w:top w:w="80" w:type="dxa"/>
-              <w:bottom w:w="80" w:type="dxa"/>
-              <w:start w:w="120" w:type="dxa"/>
-              <w:end w:w="120" w:type="dxa"/>
-            </w:tcMar>
-            <w:vAlign w:val="top"/>
-          </w:tcPr>
-          <w:p>
-            <w:r>
-              <w:t>容器被 kubelet 重启的累计次数。</w:t>
-            </w:r>
-          </w:p>
-        </w:tc>
-        <w:tc>
-          <w:tcPr>
-            <w:tcW w:type="dxa" w:w="3120"/>
-            <w:tcMar>
-              <w:top w:w="80" w:type="dxa"/>
-              <w:bottom w:w="80" w:type="dxa"/>
-              <w:start w:w="120" w:type="dxa"/>
-              <w:end w:w="120" w:type="dxa"/>
-            </w:tcMar>
-            <w:vAlign w:val="top"/>
-          </w:tcPr>
-          <w:p>
-            <w:r>
-              <w:t>用于识别 CrashLoopBackOff、OOMKilled 或配置错误导致的不稳定。</w:t>
-            </w:r>
-          </w:p>
-        </w:tc>
-      </w:tr>
-    </w:tbl>
-    <w:tbl>
-      <w:tblPr>
-        <w:tblStyle w:val="TableGrid"/>
-        <w:tblW w:type="auto" w:w="0"/>
-        <w:tblLook w:firstColumn="1" w:firstRow="1" w:lastColumn="0" w:lastRow="0" w:noHBand="0" w:noVBand="1" w:val="04A0"/>
-      </w:tblPr>
-      <w:tblGrid>
-        <w:gridCol w:w="9360"/>
-      </w:tblGrid>
-      <w:tr>
-        <w:tc>
-          <w:tcPr>
-            <w:tcW w:type="dxa" w:w="9360"/>
-            <w:shd w:fill="F4F6F9"/>
-            <w:tcMar>
-              <w:top w:w="120" w:type="dxa"/>
-              <w:bottom w:w="120" w:type="dxa"/>
-              <w:start w:w="160" w:type="dxa"/>
-              <w:end w:w="160" w:type="dxa"/>
-            </w:tcMar>
-          </w:tcPr>
-          <w:p>
-            <w:pPr>
-              <w:spacing w:after="0"/>
-            </w:pPr>
-            <w:r>
-              <w:rPr>
-                <w:rFonts w:ascii="Consolas" w:hAnsi="Consolas"/>
-                <w:sz w:val="18"/>
-              </w:rPr>
-              <w:t>helm upgrade --install cloud-monitor prometheus-community/kube-prometheus-stack -n monitoring --create-namespace -f monitoring/kube-prometheus-stack-values.yaml</w:t>
-              <w:br/>
-              <w:t>kubectl -n monitoring get pods -o wide</w:t>
-              <w:br/>
-              <w:t>kubectl -n monitoring get svc</w:t>
-            </w:r>
-          </w:p>
-        </w:tc>
-      </w:tr>
-    </w:tbl>
-    <w:p>
+      </w:pPr>
       <w:r>
         <w:rPr>
-          <w:b/>
-          <w:color w:val="C00000"/>
+          <w:rFonts w:ascii="宋体" w:hAnsi="宋体" w:eastAsia="宋体"/>
+          <w:sz w:val="21"/>
         </w:rPr>
-        <w:t>验收截图待补：Grafana 节点 CPU 折线图、Pod 内存柱状图、monitoring 命名空间 Pod Running。</w:t>
+        <w:drawing>
+          <wp:inline xmlns:a="http://schemas.openxmlformats.org/drawingml/2006/main" xmlns:pic="http://schemas.openxmlformats.org/drawingml/2006/picture">
+            <wp:extent cx="5669280" cy="2370790"/>
+            <wp:docPr id="25" name="Picture 25"/>
+            <wp:cNvGraphicFramePr>
+              <a:graphicFrameLocks noChangeAspect="1"/>
+            </wp:cNvGraphicFramePr>
+            <a:graphic>
+              <a:graphicData uri="http://schemas.openxmlformats.org/drawingml/2006/picture">
+                <pic:pic>
+                  <pic:nvPicPr>
+                    <pic:cNvPr id="0" name="spark_direct_performance.png"/>
+                    <pic:cNvPicPr/>
+                  </pic:nvPicPr>
+                  <pic:blipFill>
+                    <a:blip r:embed="rId33"/>
+                    <a:stretch>
+                      <a:fillRect/>
+                    </a:stretch>
+                  </pic:blipFill>
+                  <pic:spPr>
+                    <a:xfrm>
+                      <a:off x="0" y="0"/>
+                      <a:ext cx="5669280" cy="2370790"/>
+                    </a:xfrm>
+                    <a:prstGeom prst="rect"/>
+                  </pic:spPr>
+                </pic:pic>
+              </a:graphicData>
+            </a:graphic>
+          </wp:inline>
+        </w:drawing>
+      </w:r>
+    </w:p>
+    <w:p>
+      <w:pPr>
+        <w:jc w:val="center"/>
+      </w:pPr>
+      <w:r>
+        <w:rPr>
+          <w:sz w:val="18"/>
+        </w:rPr>
+        <w:t>图D-0 Spark direct local[1]/local[2] 作业耗时对比图。</w:t>
+      </w:r>
+    </w:p>
+    <w:p>
+      <w:pPr>
+        <w:jc w:val="left"/>
+      </w:pPr>
+      <w:r>
+        <w:rPr>
+          <w:rFonts w:ascii="宋体" w:hAnsi="宋体" w:eastAsia="宋体"/>
+          <w:sz w:val="21"/>
+        </w:rPr>
+        <w:drawing>
+          <wp:inline xmlns:a="http://schemas.openxmlformats.org/drawingml/2006/main" xmlns:pic="http://schemas.openxmlformats.org/drawingml/2006/picture">
+            <wp:extent cx="5715000" cy="2418907"/>
+            <wp:docPr id="26" name="Picture 26"/>
+            <wp:cNvGraphicFramePr>
+              <a:graphicFrameLocks noChangeAspect="1"/>
+            </wp:cNvGraphicFramePr>
+            <a:graphic>
+              <a:graphicData uri="http://schemas.openxmlformats.org/drawingml/2006/picture">
+                <pic:pic>
+                  <pic:nvPicPr>
+                    <pic:cNvPr id="0" name="屏幕截图 2026-06-14 224024.png"/>
+                    <pic:cNvPicPr/>
+                  </pic:nvPicPr>
+                  <pic:blipFill>
+                    <a:blip r:embed="rId34"/>
+                    <a:stretch>
+                      <a:fillRect/>
+                    </a:stretch>
+                  </pic:blipFill>
+                  <pic:spPr>
+                    <a:xfrm>
+                      <a:off x="0" y="0"/>
+                      <a:ext cx="5715000" cy="2418907"/>
+                    </a:xfrm>
+                    <a:prstGeom prst="rect"/>
+                  </pic:spPr>
+                </pic:pic>
+              </a:graphicData>
+            </a:graphic>
+          </wp:inline>
+        </w:drawing>
+      </w:r>
+    </w:p>
+    <w:p>
+      <w:pPr>
+        <w:jc w:val="center"/>
+      </w:pPr>
+      <w:r>
+        <w:rPr>
+          <w:sz w:val="18"/>
+        </w:rPr>
+        <w:t>图D-6 豆瓣电影原始数据样例，包含电影名称、年份、评分、类型、国家等字段。</w:t>
+      </w:r>
+    </w:p>
+    <w:p>
+      <w:pPr>
+        <w:jc w:val="left"/>
+      </w:pPr>
+      <w:r>
+        <w:rPr>
+          <w:rFonts w:ascii="宋体" w:hAnsi="宋体" w:eastAsia="宋体"/>
+          <w:sz w:val="21"/>
+        </w:rPr>
+        <w:drawing>
+          <wp:inline xmlns:a="http://schemas.openxmlformats.org/drawingml/2006/main" xmlns:pic="http://schemas.openxmlformats.org/drawingml/2006/picture">
+            <wp:extent cx="5715000" cy="1891076"/>
+            <wp:docPr id="27" name="Picture 27"/>
+            <wp:cNvGraphicFramePr>
+              <a:graphicFrameLocks noChangeAspect="1"/>
+            </wp:cNvGraphicFramePr>
+            <a:graphic>
+              <a:graphicData uri="http://schemas.openxmlformats.org/drawingml/2006/picture">
+                <pic:pic>
+                  <pic:nvPicPr>
+                    <pic:cNvPr id="0" name="屏幕截图 2026-06-14 224402.png"/>
+                    <pic:cNvPicPr/>
+                  </pic:nvPicPr>
+                  <pic:blipFill>
+                    <a:blip r:embed="rId35"/>
+                    <a:stretch>
+                      <a:fillRect/>
+                    </a:stretch>
+                  </pic:blipFill>
+                  <pic:spPr>
+                    <a:xfrm>
+                      <a:off x="0" y="0"/>
+                      <a:ext cx="5715000" cy="1891076"/>
+                    </a:xfrm>
+                    <a:prstGeom prst="rect"/>
+                  </pic:spPr>
+                </pic:pic>
+              </a:graphicData>
+            </a:graphic>
+          </wp:inline>
+        </w:drawing>
+      </w:r>
+    </w:p>
+    <w:p>
+      <w:pPr>
+        <w:jc w:val="center"/>
+      </w:pPr>
+      <w:r>
+        <w:rPr>
+          <w:sz w:val="18"/>
+        </w:rPr>
+        <w:t>图D-7 Spark SQL 按年份统计电影数量与平均评分，输出年度趋势表。</w:t>
+      </w:r>
+    </w:p>
+    <w:p>
+      <w:pPr>
+        <w:jc w:val="left"/>
+      </w:pPr>
+      <w:r>
+        <w:rPr>
+          <w:rFonts w:ascii="宋体" w:hAnsi="宋体" w:eastAsia="宋体"/>
+          <w:sz w:val="21"/>
+        </w:rPr>
+        <w:drawing>
+          <wp:inline xmlns:a="http://schemas.openxmlformats.org/drawingml/2006/main" xmlns:pic="http://schemas.openxmlformats.org/drawingml/2006/picture">
+            <wp:extent cx="5715000" cy="565668"/>
+            <wp:docPr id="28" name="Picture 28"/>
+            <wp:cNvGraphicFramePr>
+              <a:graphicFrameLocks noChangeAspect="1"/>
+            </wp:cNvGraphicFramePr>
+            <a:graphic>
+              <a:graphicData uri="http://schemas.openxmlformats.org/drawingml/2006/picture">
+                <pic:pic>
+                  <pic:nvPicPr>
+                    <pic:cNvPr id="0" name="屏幕截图 2026-06-14 224828.png"/>
+                    <pic:cNvPicPr/>
+                  </pic:nvPicPr>
+                  <pic:blipFill>
+                    <a:blip r:embed="rId36"/>
+                    <a:stretch>
+                      <a:fillRect/>
+                    </a:stretch>
+                  </pic:blipFill>
+                  <pic:spPr>
+                    <a:xfrm>
+                      <a:off x="0" y="0"/>
+                      <a:ext cx="5715000" cy="565668"/>
+                    </a:xfrm>
+                    <a:prstGeom prst="rect"/>
+                  </pic:spPr>
+                </pic:pic>
+              </a:graphicData>
+            </a:graphic>
+          </wp:inline>
+        </w:drawing>
+      </w:r>
+    </w:p>
+    <w:p>
+      <w:pPr>
+        <w:jc w:val="center"/>
+      </w:pPr>
+      <w:r>
+        <w:rPr>
+          <w:sz w:val="18"/>
+        </w:rPr>
+        <w:t>图D-8 douban-direct-2 作业从 Running 转为 Completed，说明第二组并行配置运行完成。</w:t>
+      </w:r>
+    </w:p>
+    <w:p>
+      <w:pPr>
+        <w:jc w:val="left"/>
+      </w:pPr>
+      <w:r>
+        <w:rPr>
+          <w:rFonts w:ascii="宋体" w:hAnsi="宋体" w:eastAsia="宋体"/>
+          <w:sz w:val="21"/>
+        </w:rPr>
+        <w:drawing>
+          <wp:inline xmlns:a="http://schemas.openxmlformats.org/drawingml/2006/main" xmlns:pic="http://schemas.openxmlformats.org/drawingml/2006/picture">
+            <wp:extent cx="5715000" cy="468601"/>
+            <wp:docPr id="29" name="Picture 29"/>
+            <wp:cNvGraphicFramePr>
+              <a:graphicFrameLocks noChangeAspect="1"/>
+            </wp:cNvGraphicFramePr>
+            <a:graphic>
+              <a:graphicData uri="http://schemas.openxmlformats.org/drawingml/2006/picture">
+                <pic:pic>
+                  <pic:nvPicPr>
+                    <pic:cNvPr id="0" name="屏幕截图 2026-06-14 224847.png"/>
+                    <pic:cNvPicPr/>
+                  </pic:nvPicPr>
+                  <pic:blipFill>
+                    <a:blip r:embed="rId37"/>
+                    <a:stretch>
+                      <a:fillRect/>
+                    </a:stretch>
+                  </pic:blipFill>
+                  <pic:spPr>
+                    <a:xfrm>
+                      <a:off x="0" y="0"/>
+                      <a:ext cx="5715000" cy="468601"/>
+                    </a:xfrm>
+                    <a:prstGeom prst="rect"/>
+                  </pic:spPr>
+                </pic:pic>
+              </a:graphicData>
+            </a:graphic>
+          </wp:inline>
+        </w:drawing>
+      </w:r>
+    </w:p>
+    <w:p>
+      <w:pPr>
+        <w:jc w:val="center"/>
+      </w:pPr>
+      <w:r>
+        <w:rPr>
+          <w:sz w:val="18"/>
+        </w:rPr>
+        <w:t>图D-9 两组 Spark direct 作业耗时对比：local[1] 为 25.819 秒，local[2] 为 21.558 秒。</w:t>
       </w:r>
     </w:p>
     <w:p>
@@ -7634,74 +10556,388 @@
         <w:pStyle w:val="Heading2"/>
       </w:pPr>
       <w:r>
-        <w:t>8.2 附加题2：CI/CD 流水线</w:t>
+        <w:rPr>
+          <w:rFonts w:ascii="黑体" w:hAnsi="黑体" w:eastAsia="黑体"/>
+        </w:rPr>
+        <w:t>边缘计算附加题：K3s + MQTT 云边链路</w:t>
       </w:r>
     </w:p>
     <w:p>
+      <w:pPr>
+        <w:jc w:val="left"/>
+      </w:pPr>
       <w:r>
         <w:rPr>
-          <w:b w:val="0"/>
+          <w:rFonts w:ascii="宋体" w:hAnsi="宋体" w:eastAsia="宋体"/>
+          <w:sz w:val="21"/>
         </w:rPr>
-        <w:t>CI/CD 流水线使用 GitHub Actions 实现。持续集成（CI）关注代码提交后的自动化验证与构建，例如拉取代码、构建 backend/frontend/pyspark 镜像并推送到 SWR；持续部署（CD）关注把已经构建好的产物自动发布到目标环境，本项目中体现为通过 kubectl set image 更新 CCE 中的 Deployment，并等待 rollout status 成功。流水线使用 commit hash 作为镜像 Tag，使每一次部署都能追溯到具体代码版本。如果线上出现问题，可以根据 Deployment 中的镜像 Tag 快速定位对应提交，必要时回滚到上一版本。</w:t>
+        <w:drawing>
+          <wp:inline xmlns:a="http://schemas.openxmlformats.org/drawingml/2006/main" xmlns:pic="http://schemas.openxmlformats.org/drawingml/2006/picture">
+            <wp:extent cx="5715000" cy="2565779"/>
+            <wp:docPr id="30" name="Picture 30"/>
+            <wp:cNvGraphicFramePr>
+              <a:graphicFrameLocks noChangeAspect="1"/>
+            </wp:cNvGraphicFramePr>
+            <a:graphic>
+              <a:graphicData uri="http://schemas.openxmlformats.org/drawingml/2006/picture">
+                <pic:pic>
+                  <pic:nvPicPr>
+                    <pic:cNvPr id="0" name="屏幕截图 2026-06-14 225513.png"/>
+                    <pic:cNvPicPr/>
+                  </pic:nvPicPr>
+                  <pic:blipFill>
+                    <a:blip r:embed="rId38"/>
+                    <a:stretch>
+                      <a:fillRect/>
+                    </a:stretch>
+                  </pic:blipFill>
+                  <pic:spPr>
+                    <a:xfrm>
+                      <a:off x="0" y="0"/>
+                      <a:ext cx="5715000" cy="2565779"/>
+                    </a:xfrm>
+                    <a:prstGeom prst="rect"/>
+                  </pic:spPr>
+                </pic:pic>
+              </a:graphicData>
+            </a:graphic>
+          </wp:inline>
+        </w:drawing>
       </w:r>
     </w:p>
     <w:p>
+      <w:pPr>
+        <w:jc w:val="center"/>
+      </w:pPr>
       <w:r>
         <w:rPr>
-          <w:b w:val="0"/>
+          <w:sz w:val="18"/>
         </w:rPr>
-        <w:t>GitOps 的核心思想是以 Git 仓库作为系统期望状态的唯一事实来源。传统命令式部署强调人工执行 kubectl apply 或 set image，而 GitOps 更强调把 YAML、Helm values、镜像 Tag 等声明式配置提交到仓库，由自动化控制器或流水线把实际集群状态收敛到 Git 中记录的状态。这样做的好处包括：变更可审计、环境可复现、回滚简单、多人协作冲突更容易通过代码评审发现。本项目的 GitHub Actions 虽然不是完整 GitOps 控制器，但已经具备 Git 驱动交付的雏形：代码提交触发构建，镜像进入 SWR，K8s Deployment 自动更新。</w:t>
+        <w:t>图D-10 SWR 中 mqtt-collector 镜像已上传，供云端 Collector Deployment 使用。</w:t>
       </w:r>
     </w:p>
-    <w:tbl>
-      <w:tblPr>
-        <w:tblStyle w:val="TableGrid"/>
-        <w:tblW w:type="auto" w:w="0"/>
-        <w:tblLook w:firstColumn="1" w:firstRow="1" w:lastColumn="0" w:lastRow="0" w:noHBand="0" w:noVBand="1" w:val="04A0"/>
-      </w:tblPr>
-      <w:tblGrid>
-        <w:gridCol w:w="9360"/>
-      </w:tblGrid>
-      <w:tr>
-        <w:tc>
-          <w:tcPr>
-            <w:tcW w:type="dxa" w:w="9360"/>
-            <w:shd w:fill="F4F6F9"/>
-            <w:tcMar>
-              <w:top w:w="120" w:type="dxa"/>
-              <w:bottom w:w="120" w:type="dxa"/>
-              <w:start w:w="160" w:type="dxa"/>
-              <w:end w:w="160" w:type="dxa"/>
-            </w:tcMar>
-          </w:tcPr>
-          <w:p>
-            <w:pPr>
-              <w:spacing w:after="0"/>
-            </w:pPr>
-            <w:r>
-              <w:rPr>
-                <w:rFonts w:ascii="Consolas" w:hAnsi="Consolas"/>
-                <w:sz w:val="18"/>
-              </w:rPr>
-              <w:t>.github/workflows/huawei-swr-cce.yml</w:t>
-              <w:br/>
-              <w:t>docker build --provenance=false ...</w:t>
-              <w:br/>
-              <w:t>docker push swr.cn-east-3.myhuaweicloud.com/cloud-swjtu/backend:&lt;commit&gt;</w:t>
-              <w:br/>
-              <w:t>kubectl -n cloud-course set image deployment/backend backend=&lt;new-image&gt;</w:t>
-            </w:r>
-          </w:p>
-        </w:tc>
-      </w:tr>
-    </w:tbl>
     <w:p>
+      <w:pPr>
+        <w:jc w:val="left"/>
+      </w:pPr>
       <w:r>
         <w:rPr>
-          <w:b/>
-          <w:color w:val="C00000"/>
+          <w:rFonts w:ascii="宋体" w:hAnsi="宋体" w:eastAsia="宋体"/>
+          <w:sz w:val="21"/>
         </w:rPr>
-        <w:t>验收截图待补：GitHub Actions 全部 Passed、Push images 日志、CCE Deployment 镜像 Tag 自动更新。</w:t>
+        <w:drawing>
+          <wp:inline xmlns:a="http://schemas.openxmlformats.org/drawingml/2006/main" xmlns:pic="http://schemas.openxmlformats.org/drawingml/2006/picture">
+            <wp:extent cx="5715000" cy="2812905"/>
+            <wp:docPr id="31" name="Picture 31"/>
+            <wp:cNvGraphicFramePr>
+              <a:graphicFrameLocks noChangeAspect="1"/>
+            </wp:cNvGraphicFramePr>
+            <a:graphic>
+              <a:graphicData uri="http://schemas.openxmlformats.org/drawingml/2006/picture">
+                <pic:pic>
+                  <pic:nvPicPr>
+                    <pic:cNvPr id="0" name="屏幕截图 2026-06-14 225524.png"/>
+                    <pic:cNvPicPr/>
+                  </pic:nvPicPr>
+                  <pic:blipFill>
+                    <a:blip r:embed="rId39"/>
+                    <a:stretch>
+                      <a:fillRect/>
+                    </a:stretch>
+                  </pic:blipFill>
+                  <pic:spPr>
+                    <a:xfrm>
+                      <a:off x="0" y="0"/>
+                      <a:ext cx="5715000" cy="2812905"/>
+                    </a:xfrm>
+                    <a:prstGeom prst="rect"/>
+                  </pic:spPr>
+                </pic:pic>
+              </a:graphicData>
+            </a:graphic>
+          </wp:inline>
+        </w:drawing>
+      </w:r>
+    </w:p>
+    <w:p>
+      <w:pPr>
+        <w:jc w:val="center"/>
+      </w:pPr>
+      <w:r>
+        <w:rPr>
+          <w:sz w:val="18"/>
+        </w:rPr>
+        <w:t>图D-11 SWR 中 mqtt-publisher 镜像已上传，供边缘侧 Publisher Job 使用。</w:t>
+      </w:r>
+    </w:p>
+    <w:p>
+      <w:pPr>
+        <w:jc w:val="left"/>
+      </w:pPr>
+      <w:r>
+        <w:rPr>
+          <w:rFonts w:ascii="宋体" w:hAnsi="宋体" w:eastAsia="宋体"/>
+          <w:sz w:val="21"/>
+        </w:rPr>
+        <w:drawing>
+          <wp:inline xmlns:a="http://schemas.openxmlformats.org/drawingml/2006/main" xmlns:pic="http://schemas.openxmlformats.org/drawingml/2006/picture">
+            <wp:extent cx="5715000" cy="378226"/>
+            <wp:docPr id="32" name="Picture 32"/>
+            <wp:cNvGraphicFramePr>
+              <a:graphicFrameLocks noChangeAspect="1"/>
+            </wp:cNvGraphicFramePr>
+            <a:graphic>
+              <a:graphicData uri="http://schemas.openxmlformats.org/drawingml/2006/picture">
+                <pic:pic>
+                  <pic:nvPicPr>
+                    <pic:cNvPr id="0" name="屏幕截图 2026-06-14 225602.png"/>
+                    <pic:cNvPicPr/>
+                  </pic:nvPicPr>
+                  <pic:blipFill>
+                    <a:blip r:embed="rId40"/>
+                    <a:stretch>
+                      <a:fillRect/>
+                    </a:stretch>
+                  </pic:blipFill>
+                  <pic:spPr>
+                    <a:xfrm>
+                      <a:off x="0" y="0"/>
+                      <a:ext cx="5715000" cy="378226"/>
+                    </a:xfrm>
+                    <a:prstGeom prst="rect"/>
+                  </pic:spPr>
+                </pic:pic>
+              </a:graphicData>
+            </a:graphic>
+          </wp:inline>
+        </w:drawing>
+      </w:r>
+    </w:p>
+    <w:p>
+      <w:pPr>
+        <w:jc w:val="center"/>
+      </w:pPr>
+      <w:r>
+        <w:rPr>
+          <w:sz w:val="18"/>
+        </w:rPr>
+        <w:t>图D-12 云端 MQTT 资源部署完成，Broker、Service 与 Collector 均已创建。</w:t>
+      </w:r>
+    </w:p>
+    <w:p>
+      <w:pPr>
+        <w:jc w:val="left"/>
+      </w:pPr>
+      <w:r>
+        <w:rPr>
+          <w:rFonts w:ascii="宋体" w:hAnsi="宋体" w:eastAsia="宋体"/>
+          <w:sz w:val="21"/>
+        </w:rPr>
+        <w:drawing>
+          <wp:inline xmlns:a="http://schemas.openxmlformats.org/drawingml/2006/main" xmlns:pic="http://schemas.openxmlformats.org/drawingml/2006/picture">
+            <wp:extent cx="5715000" cy="573461"/>
+            <wp:docPr id="33" name="Picture 33"/>
+            <wp:cNvGraphicFramePr>
+              <a:graphicFrameLocks noChangeAspect="1"/>
+            </wp:cNvGraphicFramePr>
+            <a:graphic>
+              <a:graphicData uri="http://schemas.openxmlformats.org/drawingml/2006/picture">
+                <pic:pic>
+                  <pic:nvPicPr>
+                    <pic:cNvPr id="0" name="屏幕截图 2026-06-14 230019.png"/>
+                    <pic:cNvPicPr/>
+                  </pic:nvPicPr>
+                  <pic:blipFill>
+                    <a:blip r:embed="rId41"/>
+                    <a:stretch>
+                      <a:fillRect/>
+                    </a:stretch>
+                  </pic:blipFill>
+                  <pic:spPr>
+                    <a:xfrm>
+                      <a:off x="0" y="0"/>
+                      <a:ext cx="5715000" cy="573461"/>
+                    </a:xfrm>
+                    <a:prstGeom prst="rect"/>
+                  </pic:spPr>
+                </pic:pic>
+              </a:graphicData>
+            </a:graphic>
+          </wp:inline>
+        </w:drawing>
+      </w:r>
+    </w:p>
+    <w:p>
+      <w:pPr>
+        <w:jc w:val="center"/>
+      </w:pPr>
+      <w:r>
+        <w:rPr>
+          <w:sz w:val="18"/>
+        </w:rPr>
+        <w:t>图D-13 边缘侧 sensor publisher Job 运行完成，用于模拟传感器数据上报。</w:t>
+      </w:r>
+    </w:p>
+    <w:p>
+      <w:pPr>
+        <w:jc w:val="left"/>
+      </w:pPr>
+      <w:r>
+        <w:rPr>
+          <w:rFonts w:ascii="宋体" w:hAnsi="宋体" w:eastAsia="宋体"/>
+          <w:sz w:val="21"/>
+        </w:rPr>
+        <w:drawing>
+          <wp:inline xmlns:a="http://schemas.openxmlformats.org/drawingml/2006/main" xmlns:pic="http://schemas.openxmlformats.org/drawingml/2006/picture">
+            <wp:extent cx="5715000" cy="1504345"/>
+            <wp:docPr id="34" name="Picture 34"/>
+            <wp:cNvGraphicFramePr>
+              <a:graphicFrameLocks noChangeAspect="1"/>
+            </wp:cNvGraphicFramePr>
+            <a:graphic>
+              <a:graphicData uri="http://schemas.openxmlformats.org/drawingml/2006/picture">
+                <pic:pic>
+                  <pic:nvPicPr>
+                    <pic:cNvPr id="0" name="屏幕截图 2026-06-14 230044.png"/>
+                    <pic:cNvPicPr/>
+                  </pic:nvPicPr>
+                  <pic:blipFill>
+                    <a:blip r:embed="rId42"/>
+                    <a:stretch>
+                      <a:fillRect/>
+                    </a:stretch>
+                  </pic:blipFill>
+                  <pic:spPr>
+                    <a:xfrm>
+                      <a:off x="0" y="0"/>
+                      <a:ext cx="5715000" cy="1504345"/>
+                    </a:xfrm>
+                    <a:prstGeom prst="rect"/>
+                  </pic:spPr>
+                </pic:pic>
+              </a:graphicData>
+            </a:graphic>
+          </wp:inline>
+        </w:drawing>
+      </w:r>
+    </w:p>
+    <w:p>
+      <w:pPr>
+        <w:jc w:val="center"/>
+      </w:pPr>
+      <w:r>
+        <w:rPr>
+          <w:sz w:val="18"/>
+        </w:rPr>
+        <w:t>图D-14 Publisher 连续向 edge/sensor/temperature 主题发布温湿度 JSON 数据。</w:t>
+      </w:r>
+    </w:p>
+    <w:p>
+      <w:pPr>
+        <w:jc w:val="left"/>
+      </w:pPr>
+      <w:r>
+        <w:rPr>
+          <w:rFonts w:ascii="宋体" w:hAnsi="宋体" w:eastAsia="宋体"/>
+          <w:sz w:val="21"/>
+        </w:rPr>
+        <w:drawing>
+          <wp:inline xmlns:a="http://schemas.openxmlformats.org/drawingml/2006/main" xmlns:pic="http://schemas.openxmlformats.org/drawingml/2006/picture">
+            <wp:extent cx="5715000" cy="2755040"/>
+            <wp:docPr id="35" name="Picture 35"/>
+            <wp:cNvGraphicFramePr>
+              <a:graphicFrameLocks noChangeAspect="1"/>
+            </wp:cNvGraphicFramePr>
+            <a:graphic>
+              <a:graphicData uri="http://schemas.openxmlformats.org/drawingml/2006/picture">
+                <pic:pic>
+                  <pic:nvPicPr>
+                    <pic:cNvPr id="0" name="屏幕截图 2026-06-14 230102.png"/>
+                    <pic:cNvPicPr/>
+                  </pic:nvPicPr>
+                  <pic:blipFill>
+                    <a:blip r:embed="rId43"/>
+                    <a:stretch>
+                      <a:fillRect/>
+                    </a:stretch>
+                  </pic:blipFill>
+                  <pic:spPr>
+                    <a:xfrm>
+                      <a:off x="0" y="0"/>
+                      <a:ext cx="5715000" cy="2755040"/>
+                    </a:xfrm>
+                    <a:prstGeom prst="rect"/>
+                  </pic:spPr>
+                </pic:pic>
+              </a:graphicData>
+            </a:graphic>
+          </wp:inline>
+        </w:drawing>
+      </w:r>
+    </w:p>
+    <w:p>
+      <w:pPr>
+        <w:jc w:val="center"/>
+      </w:pPr>
+      <w:r>
+        <w:rPr>
+          <w:sz w:val="18"/>
+        </w:rPr>
+        <w:t>图D-15 云端 Collector 成功订阅 MQTT 主题，并将消息写入 Redis。</w:t>
+      </w:r>
+    </w:p>
+    <w:p>
+      <w:pPr>
+        <w:jc w:val="left"/>
+      </w:pPr>
+      <w:r>
+        <w:rPr>
+          <w:rFonts w:ascii="宋体" w:hAnsi="宋体" w:eastAsia="宋体"/>
+          <w:sz w:val="21"/>
+        </w:rPr>
+        <w:drawing>
+          <wp:inline xmlns:a="http://schemas.openxmlformats.org/drawingml/2006/main" xmlns:pic="http://schemas.openxmlformats.org/drawingml/2006/picture">
+            <wp:extent cx="5715000" cy="880398"/>
+            <wp:docPr id="36" name="Picture 36"/>
+            <wp:cNvGraphicFramePr>
+              <a:graphicFrameLocks noChangeAspect="1"/>
+            </wp:cNvGraphicFramePr>
+            <a:graphic>
+              <a:graphicData uri="http://schemas.openxmlformats.org/drawingml/2006/picture">
+                <pic:pic>
+                  <pic:nvPicPr>
+                    <pic:cNvPr id="0" name="屏幕截图 2026-06-14 230146.png"/>
+                    <pic:cNvPicPr/>
+                  </pic:nvPicPr>
+                  <pic:blipFill>
+                    <a:blip r:embed="rId44"/>
+                    <a:stretch>
+                      <a:fillRect/>
+                    </a:stretch>
+                  </pic:blipFill>
+                  <pic:spPr>
+                    <a:xfrm>
+                      <a:off x="0" y="0"/>
+                      <a:ext cx="5715000" cy="880398"/>
+                    </a:xfrm>
+                    <a:prstGeom prst="rect"/>
+                  </pic:spPr>
+                </pic:pic>
+              </a:graphicData>
+            </a:graphic>
+          </wp:inline>
+        </w:drawing>
+      </w:r>
+    </w:p>
+    <w:p>
+      <w:pPr>
+        <w:jc w:val="center"/>
+      </w:pPr>
+      <w:r>
+        <w:rPr>
+          <w:sz w:val="18"/>
+        </w:rPr>
+        <w:t>图D-16 Redis 中 edge:mqtt:events 列表长度为 30，并能读取最新上报数据。</w:t>
       </w:r>
     </w:p>
     <w:p>
@@ -7709,103 +10945,285 @@
         <w:pStyle w:val="Heading2"/>
       </w:pPr>
       <w:r>
-        <w:t>8.3 附加题3：前沿专题 C-2 K3s + MQTT 边缘计算模拟</w:t>
+        <w:rPr>
+          <w:rFonts w:ascii="黑体" w:hAnsi="黑体" w:eastAsia="黑体"/>
+        </w:rPr>
+        <w:t>CI/CD 与云端验收</w:t>
       </w:r>
     </w:p>
     <w:p>
+      <w:pPr>
+        <w:jc w:val="left"/>
+      </w:pPr>
       <w:r>
         <w:rPr>
-          <w:b w:val="0"/>
+          <w:rFonts w:ascii="宋体" w:hAnsi="宋体" w:eastAsia="宋体"/>
+          <w:sz w:val="21"/>
         </w:rPr>
-        <w:t>本专题选择“边缘计算模拟：K3s + MQTT”。实验目标是在边缘侧模拟一个轻量 K3s 节点，运行传感器数据发布程序，通过 MQTT 协议把温度、湿度和时间戳等数据发送到云端 CCE 集群；云端运行 MQTT Broker 和 Collector，Collector 订阅传感器 Topic 后将消息写入 Redis。该过程模拟了实际物联网场景中“边缘设备采集、消息协议上云、云端存储与后续分析”的链路。</w:t>
+        <w:drawing>
+          <wp:inline xmlns:a="http://schemas.openxmlformats.org/drawingml/2006/main" xmlns:pic="http://schemas.openxmlformats.org/drawingml/2006/picture">
+            <wp:extent cx="5715000" cy="2700495"/>
+            <wp:docPr id="37" name="Picture 37"/>
+            <wp:cNvGraphicFramePr>
+              <a:graphicFrameLocks noChangeAspect="1"/>
+            </wp:cNvGraphicFramePr>
+            <a:graphic>
+              <a:graphicData uri="http://schemas.openxmlformats.org/drawingml/2006/picture">
+                <pic:pic>
+                  <pic:nvPicPr>
+                    <pic:cNvPr id="0" name="屏幕截图 2026-06-15 001750.png"/>
+                    <pic:cNvPicPr/>
+                  </pic:nvPicPr>
+                  <pic:blipFill>
+                    <a:blip r:embed="rId45"/>
+                    <a:stretch>
+                      <a:fillRect/>
+                    </a:stretch>
+                  </pic:blipFill>
+                  <pic:spPr>
+                    <a:xfrm>
+                      <a:off x="0" y="0"/>
+                      <a:ext cx="5715000" cy="2700495"/>
+                    </a:xfrm>
+                    <a:prstGeom prst="rect"/>
+                  </pic:spPr>
+                </pic:pic>
+              </a:graphicData>
+            </a:graphic>
+          </wp:inline>
+        </w:drawing>
       </w:r>
     </w:p>
     <w:p>
+      <w:pPr>
+        <w:jc w:val="center"/>
+      </w:pPr>
       <w:r>
         <w:rPr>
-          <w:b w:val="0"/>
+          <w:sz w:val="18"/>
         </w:rPr>
-        <w:t>选择 K3s 作为边缘侧运行环境，是因为它是面向资源受限场景的轻量 Kubernetes 发行版，单节点即可运行，适合部署在工控机、边缘网关或小型虚拟机上。相比完整 Kubernetes，K3s 删除或替换了一些重量级组件，安装包更小，启动更快，对 CPU 和内存的要求更低。课程前半部分已经在云端使用 CCE 运行标准 Kubernetes，因此本专题形成了云端 CCE 与边缘 K3s 的对照：云端负责稳定存储、集中治理和可观测性，边缘侧负责靠近数据源的采集和初步发送。</w:t>
+        <w:t>图D-17 GitHub Actions 完成源码检出、镜像构建、SWR 登录和镜像推送等 CI 步骤。</w:t>
       </w:r>
     </w:p>
     <w:p>
+      <w:pPr>
+        <w:jc w:val="left"/>
+      </w:pPr>
       <w:r>
         <w:rPr>
-          <w:b w:val="0"/>
+          <w:rFonts w:ascii="宋体" w:hAnsi="宋体" w:eastAsia="宋体"/>
+          <w:sz w:val="21"/>
         </w:rPr>
-        <w:t>MQTT 协议采用发布/订阅模型。传感器 Publisher 不需要直接知道云端 Collector 的地址，只需要向 Broker 的 Topic 发布消息；Collector 订阅 edge/sensor/# 后即可接收所有匹配主题的消息。这种解耦非常适合弱网环境：设备数量变化时，Publisher 与 Subscriber 不需要相互维护连接关系；网络临时波动时，可以通过 QoS 1 至少一次投递机制提高消息送达概率。本实验中的 sensor_publisher.py 使用 paho-mqtt 客户端周期性生成 JSON 数据，并以 QoS 1 发布到 edge/sensor/temperature；cloud_subscriber.py 订阅该主题后，将消息包装为带 received_at 的记录写入 Redis List edge:mqtt:events。</w:t>
+        <w:drawing>
+          <wp:inline xmlns:a="http://schemas.openxmlformats.org/drawingml/2006/main" xmlns:pic="http://schemas.openxmlformats.org/drawingml/2006/picture">
+            <wp:extent cx="5715000" cy="3169697"/>
+            <wp:docPr id="38" name="Picture 38"/>
+            <wp:cNvGraphicFramePr>
+              <a:graphicFrameLocks noChangeAspect="1"/>
+            </wp:cNvGraphicFramePr>
+            <a:graphic>
+              <a:graphicData uri="http://schemas.openxmlformats.org/drawingml/2006/picture">
+                <pic:pic>
+                  <pic:nvPicPr>
+                    <pic:cNvPr id="0" name="屏幕截图 2026-06-15 001949.png"/>
+                    <pic:cNvPicPr/>
+                  </pic:nvPicPr>
+                  <pic:blipFill>
+                    <a:blip r:embed="rId46"/>
+                    <a:stretch>
+                      <a:fillRect/>
+                    </a:stretch>
+                  </pic:blipFill>
+                  <pic:spPr>
+                    <a:xfrm>
+                      <a:off x="0" y="0"/>
+                      <a:ext cx="5715000" cy="3169697"/>
+                    </a:xfrm>
+                    <a:prstGeom prst="rect"/>
+                  </pic:spPr>
+                </pic:pic>
+              </a:graphicData>
+            </a:graphic>
+          </wp:inline>
+        </w:drawing>
       </w:r>
     </w:p>
     <w:p>
+      <w:pPr>
+        <w:jc w:val="center"/>
+      </w:pPr>
       <w:r>
         <w:rPr>
-          <w:b w:val="0"/>
+          <w:sz w:val="18"/>
         </w:rPr>
-        <w:t>该架构的关键挑战是云边协同延迟与可靠性。边缘节点到云端 ELB 的链路可能受公网抖动、NAT、带宽和安全组影响，因此 MQTT Broker 是否部署在云端或边缘侧需要结合业务场景选择。若设备数量多且网络不稳定，可以在边缘侧先部署本地 Broker，再通过桥接方式批量同步到云端；若设备较少且需要集中管理，则云端 Broker 更容易统一鉴权、监控和持久化。本实验采用云端 Broker，是为了复用 CCE、ELB 和 Redis，突出云平台统一承载能力。若继续扩展，可以加入 MQTT 用户名密码、TLS、消息离线缓存、Redis Stream 或 Kafka，从而提升安全性和可追溯性。</w:t>
+        <w:t>图D-18 GitHub Actions 推送 backend/frontend/spark 镜像到华为云 SWR，日志显示 pushed/digest。</w:t>
       </w:r>
     </w:p>
     <w:p>
+      <w:pPr>
+        <w:jc w:val="left"/>
+      </w:pPr>
       <w:r>
         <w:rPr>
-          <w:b w:val="0"/>
+          <w:rFonts w:ascii="宋体" w:hAnsi="宋体" w:eastAsia="宋体"/>
+          <w:sz w:val="21"/>
         </w:rPr>
-        <w:t>从课程知识角度看，该实验把云计算、容器编排、消息中间件和边缘计算连接起来：K3s/Kubernetes 负责容器运行和声明式管理，MQTT 负责轻量消息传输，Redis 负责云端状态存储，ELB 负责公网入口。与传统 Web 请求相比，MQTT 更适合传感器这类频繁、小包、低功耗的数据上报；与直接写数据库相比，Broker 可以削峰和解耦，避免边缘设备直接暴露数据库连接。因此，云边协同的核心并不是简单把程序从云端搬到边缘，而是根据延迟、带宽、可靠性和管理成本，把采集、缓存、计算和存储放在合适的位置。</w:t>
+        <w:drawing>
+          <wp:inline xmlns:a="http://schemas.openxmlformats.org/drawingml/2006/main" xmlns:pic="http://schemas.openxmlformats.org/drawingml/2006/picture">
+            <wp:extent cx="5715000" cy="1908795"/>
+            <wp:docPr id="39" name="Picture 39"/>
+            <wp:cNvGraphicFramePr>
+              <a:graphicFrameLocks noChangeAspect="1"/>
+            </wp:cNvGraphicFramePr>
+            <a:graphic>
+              <a:graphicData uri="http://schemas.openxmlformats.org/drawingml/2006/picture">
+                <pic:pic>
+                  <pic:nvPicPr>
+                    <pic:cNvPr id="0" name="屏幕截图 2026-06-15 002142.png"/>
+                    <pic:cNvPicPr/>
+                  </pic:nvPicPr>
+                  <pic:blipFill>
+                    <a:blip r:embed="rId47"/>
+                    <a:stretch>
+                      <a:fillRect/>
+                    </a:stretch>
+                  </pic:blipFill>
+                  <pic:spPr>
+                    <a:xfrm>
+                      <a:off x="0" y="0"/>
+                      <a:ext cx="5715000" cy="1908795"/>
+                    </a:xfrm>
+                    <a:prstGeom prst="rect"/>
+                  </pic:spPr>
+                </pic:pic>
+              </a:graphicData>
+            </a:graphic>
+          </wp:inline>
+        </w:drawing>
       </w:r>
     </w:p>
-    <w:tbl>
-      <w:tblPr>
-        <w:tblStyle w:val="TableGrid"/>
-        <w:tblW w:type="auto" w:w="0"/>
-        <w:tblLook w:firstColumn="1" w:firstRow="1" w:lastColumn="0" w:lastRow="0" w:noHBand="0" w:noVBand="1" w:val="04A0"/>
-      </w:tblPr>
-      <w:tblGrid>
-        <w:gridCol w:w="9360"/>
-      </w:tblGrid>
-      <w:tr>
-        <w:tc>
-          <w:tcPr>
-            <w:tcW w:type="dxa" w:w="9360"/>
-            <w:shd w:fill="F4F6F9"/>
-            <w:tcMar>
-              <w:top w:w="120" w:type="dxa"/>
-              <w:bottom w:w="120" w:type="dxa"/>
-              <w:start w:w="160" w:type="dxa"/>
-              <w:end w:w="160" w:type="dxa"/>
-            </w:tcMar>
-          </w:tcPr>
-          <w:p>
-            <w:pPr>
-              <w:spacing w:after="0"/>
-            </w:pPr>
-            <w:r>
-              <w:rPr>
-                <w:rFonts w:ascii="Consolas" w:hAnsi="Consolas"/>
-                <w:sz w:val="18"/>
-              </w:rPr>
-              <w:t>edge_mqtt/sensor_publisher.py</w:t>
-              <w:br/>
-              <w:t>edge_mqtt/cloud_subscriber.py</w:t>
-              <w:br/>
-              <w:t>edge_mqtt/k8s-cloud-mqtt.yaml</w:t>
-              <w:br/>
-              <w:t>edge_mqtt/k3s-edge-publisher-job.yaml</w:t>
-            </w:r>
-          </w:p>
-        </w:tc>
-      </w:tr>
-    </w:tbl>
     <w:p>
+      <w:pPr>
+        <w:jc w:val="center"/>
+      </w:pPr>
       <w:r>
         <w:rPr>
-          <w:b/>
-          <w:color w:val="C00000"/>
+          <w:sz w:val="18"/>
         </w:rPr>
-        <w:t>验收截图待补：边缘 Publisher 日志、云端 Collector 日志、Redis 中 edge:mqtt:events 数据。</w:t>
+        <w:t>图D-19 在云端执行 set image 与 rollout status，backend/frontend 已更新到同一 commit tag。</w:t>
+      </w:r>
+    </w:p>
+    <w:p>
+      <w:pPr>
+        <w:jc w:val="left"/>
+      </w:pPr>
+      <w:r>
+        <w:rPr>
+          <w:rFonts w:ascii="宋体" w:hAnsi="宋体" w:eastAsia="宋体"/>
+          <w:sz w:val="21"/>
+        </w:rPr>
+        <w:drawing>
+          <wp:inline xmlns:a="http://schemas.openxmlformats.org/drawingml/2006/main" xmlns:pic="http://schemas.openxmlformats.org/drawingml/2006/picture">
+            <wp:extent cx="5715000" cy="1610660"/>
+            <wp:docPr id="40" name="Picture 40"/>
+            <wp:cNvGraphicFramePr>
+              <a:graphicFrameLocks noChangeAspect="1"/>
+            </wp:cNvGraphicFramePr>
+            <a:graphic>
+              <a:graphicData uri="http://schemas.openxmlformats.org/drawingml/2006/picture">
+                <pic:pic>
+                  <pic:nvPicPr>
+                    <pic:cNvPr id="0" name="屏幕截图 2026-06-15 002856.png"/>
+                    <pic:cNvPicPr/>
+                  </pic:nvPicPr>
+                  <pic:blipFill>
+                    <a:blip r:embed="rId48"/>
+                    <a:stretch>
+                      <a:fillRect/>
+                    </a:stretch>
+                  </pic:blipFill>
+                  <pic:spPr>
+                    <a:xfrm>
+                      <a:off x="0" y="0"/>
+                      <a:ext cx="5715000" cy="1610660"/>
+                    </a:xfrm>
+                    <a:prstGeom prst="rect"/>
+                  </pic:spPr>
+                </pic:pic>
+              </a:graphicData>
+            </a:graphic>
+          </wp:inline>
+        </w:drawing>
+      </w:r>
+    </w:p>
+    <w:p>
+      <w:pPr>
+        <w:jc w:val="center"/>
+      </w:pPr>
+      <w:r>
+        <w:rPr>
+          <w:sz w:val="18"/>
+        </w:rPr>
+        <w:t>图D-20 cloud-course 命名空间运行状态：backend、frontend、Redis、MQTT 相关 Pod 均为 Running。</w:t>
+      </w:r>
+    </w:p>
+    <w:p>
+      <w:pPr>
+        <w:jc w:val="left"/>
+      </w:pPr>
+      <w:r>
+        <w:rPr>
+          <w:rFonts w:ascii="宋体" w:hAnsi="宋体" w:eastAsia="宋体"/>
+          <w:sz w:val="21"/>
+        </w:rPr>
+        <w:drawing>
+          <wp:inline xmlns:a="http://schemas.openxmlformats.org/drawingml/2006/main" xmlns:pic="http://schemas.openxmlformats.org/drawingml/2006/picture">
+            <wp:extent cx="5715000" cy="207887"/>
+            <wp:docPr id="41" name="Picture 41"/>
+            <wp:cNvGraphicFramePr>
+              <a:graphicFrameLocks noChangeAspect="1"/>
+            </wp:cNvGraphicFramePr>
+            <a:graphic>
+              <a:graphicData uri="http://schemas.openxmlformats.org/drawingml/2006/picture">
+                <pic:pic>
+                  <pic:nvPicPr>
+                    <pic:cNvPr id="0" name="屏幕截图 2026-06-15 002911.png"/>
+                    <pic:cNvPicPr/>
+                  </pic:nvPicPr>
+                  <pic:blipFill>
+                    <a:blip r:embed="rId49"/>
+                    <a:stretch>
+                      <a:fillRect/>
+                    </a:stretch>
+                  </pic:blipFill>
+                  <pic:spPr>
+                    <a:xfrm>
+                      <a:off x="0" y="0"/>
+                      <a:ext cx="5715000" cy="207887"/>
+                    </a:xfrm>
+                    <a:prstGeom prst="rect"/>
+                  </pic:spPr>
+                </pic:pic>
+              </a:graphicData>
+            </a:graphic>
+          </wp:inline>
+        </w:drawing>
+      </w:r>
+    </w:p>
+    <w:p>
+      <w:pPr>
+        <w:jc w:val="center"/>
+      </w:pPr>
+      <w:r>
+        <w:rPr>
+          <w:sz w:val="18"/>
+        </w:rPr>
+        <w:t>图D-21 访问后端公网接口 /api/ping 返回 status=ok，云端服务验收通过。</w:t>
       </w:r>
     </w:p>
     <w:sectPr>
-      <w:pgSz w:w="12240" w:h="15840"/>
-      <w:pgMar w:top="1440" w:right="1440" w:bottom="1440" w:left="1440" w:header="708" w:footer="708" w:gutter="0"/>
+      <w:pgSz w:w="11906" w:h="16838"/>
+      <w:pgMar w:top="1474" w:right="1417" w:bottom="1247" w:left="1531" w:header="708" w:footer="708" w:gutter="0"/>
       <w:cols w:space="720"/>
       <w:docGrid w:linePitch="360"/>
     </w:sectPr>
@@ -8177,11 +11595,11 @@
     <w:qFormat/>
     <w:rsid w:val="00FC693F"/>
     <w:pPr>
-      <w:spacing w:after="120" w:line="264" w:lineRule="auto"/>
+      <w:spacing w:after="100" w:line="324" w:lineRule="auto"/>
     </w:pPr>
     <w:rPr>
-      <w:rFonts w:ascii="Calibri" w:hAnsi="Calibri" w:eastAsia="Microsoft YaHei"/>
-      <w:sz w:val="22"/>
+      <w:rFonts w:ascii="宋体" w:hAnsi="宋体" w:eastAsia="宋体"/>
+      <w:sz w:val="21"/>
     </w:rPr>
   </w:style>
   <w:style w:type="paragraph" w:styleId="Header">
@@ -8239,15 +11657,15 @@
     <w:pPr>
       <w:keepNext/>
       <w:keepLines/>
-      <w:spacing w:before="320" w:after="160"/>
+      <w:spacing w:before="200" w:after="160" w:line="300" w:lineRule="auto"/>
       <w:outlineLvl w:val="0"/>
     </w:pPr>
     <w:rPr>
-      <w:rFonts w:asciiTheme="majorHAnsi" w:eastAsiaTheme="majorEastAsia" w:hAnsiTheme="majorHAnsi" w:cstheme="majorBidi" w:ascii="Calibri" w:hAnsi="Calibri" w:eastAsia="Microsoft YaHei"/>
-      <w:b/>
+      <w:rFonts w:asciiTheme="majorHAnsi" w:eastAsiaTheme="majorEastAsia" w:hAnsiTheme="majorHAnsi" w:cstheme="majorBidi" w:ascii="黑体" w:hAnsi="黑体" w:eastAsia="黑体"/>
+      <w:b w:val="0"/>
       <w:bCs/>
-      <w:color w:val="2E74B5"/>
-      <w:sz w:val="32"/>
+      <w:color w:val="000000"/>
+      <w:sz w:val="28"/>
       <w:szCs w:val="28"/>
     </w:rPr>
   </w:style>
@@ -8263,15 +11681,15 @@
     <w:pPr>
       <w:keepNext/>
       <w:keepLines/>
-      <w:spacing w:before="240" w:after="120"/>
+      <w:spacing w:before="160" w:after="120" w:line="300" w:lineRule="auto"/>
       <w:outlineLvl w:val="1"/>
     </w:pPr>
     <w:rPr>
-      <w:rFonts w:asciiTheme="majorHAnsi" w:eastAsiaTheme="majorEastAsia" w:hAnsiTheme="majorHAnsi" w:cstheme="majorBidi" w:ascii="Calibri" w:hAnsi="Calibri" w:eastAsia="Microsoft YaHei"/>
-      <w:b/>
+      <w:rFonts w:asciiTheme="majorHAnsi" w:eastAsiaTheme="majorEastAsia" w:hAnsiTheme="majorHAnsi" w:cstheme="majorBidi" w:ascii="黑体" w:hAnsi="黑体" w:eastAsia="黑体"/>
+      <w:b w:val="0"/>
       <w:bCs/>
-      <w:color w:val="2E74B5"/>
-      <w:sz w:val="26"/>
+      <w:color w:val="000000"/>
+      <w:sz w:val="24"/>
       <w:szCs w:val="26"/>
     </w:rPr>
   </w:style>
@@ -8287,15 +11705,15 @@
     <w:pPr>
       <w:keepNext/>
       <w:keepLines/>
-      <w:spacing w:before="160" w:after="80"/>
+      <w:spacing w:before="120" w:after="80" w:line="300" w:lineRule="auto"/>
       <w:outlineLvl w:val="2"/>
     </w:pPr>
     <w:rPr>
-      <w:rFonts w:asciiTheme="majorHAnsi" w:eastAsiaTheme="majorEastAsia" w:hAnsiTheme="majorHAnsi" w:cstheme="majorBidi" w:ascii="Calibri" w:hAnsi="Calibri" w:eastAsia="Microsoft YaHei"/>
-      <w:b/>
+      <w:rFonts w:asciiTheme="majorHAnsi" w:eastAsiaTheme="majorEastAsia" w:hAnsiTheme="majorHAnsi" w:cstheme="majorBidi" w:ascii="黑体" w:hAnsi="黑体" w:eastAsia="黑体"/>
+      <w:b w:val="0"/>
       <w:bCs/>
-      <w:color w:val="1F4D78"/>
-      <w:sz w:val="24"/>
+      <w:color w:val="000000"/>
+      <w:sz w:val="22"/>
     </w:rPr>
   </w:style>
   <w:style w:type="paragraph" w:styleId="Heading4">
